--- a/LAB5/Lab5_CNPM2_1150080128_LyChiChuong.docx
+++ b/LAB5/Lab5_CNPM2_1150080128_LyChiChuong.docx
@@ -73,40 +73,1589 @@
         <w:jc w:val="both"/>
         <w:rPr>
           <w:rFonts w:ascii="Times New Roman" w:hAnsi="Times New Roman" w:cs="Times New Roman"/>
-          <w:sz w:val="26"/>
-          <w:szCs w:val="26"/>
-        </w:rPr>
-      </w:pPr>
-      <w:r>
-        <w:rPr>
-          <w:rFonts w:ascii="Times New Roman" w:hAnsi="Times New Roman" w:cs="Times New Roman"/>
-          <w:sz w:val="26"/>
-          <w:szCs w:val="26"/>
-        </w:rPr>
-        <w:t xml:space="preserve">Chuẩn bị </w:t>
-      </w:r>
-    </w:p>
-    <w:p>
-      <w:pPr>
-        <w:spacing w:after="0" w:line="360" w:lineRule="auto"/>
-        <w:jc w:val="both"/>
-        <w:rPr>
-          <w:rFonts w:ascii="Times New Roman" w:hAnsi="Times New Roman" w:cs="Times New Roman"/>
-          <w:sz w:val="26"/>
-          <w:szCs w:val="26"/>
-        </w:rPr>
-      </w:pPr>
-      <w:r>
-        <w:rPr>
-          <w:rFonts w:ascii="Times New Roman" w:hAnsi="Times New Roman" w:cs="Times New Roman"/>
+          <w:b/>
+          <w:bCs/>
+          <w:sz w:val="26"/>
+          <w:szCs w:val="26"/>
+          <w:lang w:val="vi-VN"/>
+        </w:rPr>
+      </w:pPr>
+      <w:r>
+        <w:rPr>
+          <w:rFonts w:ascii="Times New Roman" w:hAnsi="Times New Roman" w:cs="Times New Roman"/>
+          <w:b/>
+          <w:bCs/>
+          <w:sz w:val="26"/>
+          <w:szCs w:val="26"/>
+          <w:lang w:val="vi-VN"/>
+        </w:rPr>
+        <w:t>1. Trạng thái môi trường trước khi làm</w:t>
+      </w:r>
+    </w:p>
+    <w:p>
+      <w:pPr>
+        <w:spacing w:after="0" w:line="360" w:lineRule="auto"/>
+        <w:jc w:val="both"/>
+        <w:rPr>
+          <w:rFonts w:ascii="Times New Roman" w:hAnsi="Times New Roman" w:cs="Times New Roman"/>
+          <w:sz w:val="26"/>
+          <w:szCs w:val="26"/>
+        </w:rPr>
+      </w:pPr>
+      <w:r>
+        <w:rPr>
+          <w:rFonts w:ascii="Times New Roman" w:hAnsi="Times New Roman" w:cs="Times New Roman"/>
+          <w:sz w:val="26"/>
+          <w:szCs w:val="26"/>
+        </w:rPr>
+        <w:t>Phần cài máy ảo, cài pfSense, cấu hình adapter, Windows Server, Ubuntu và truy cập WebConfigurator đã hoàn thành nên không thực hiện lại trong tài liệu này.</w:t>
+      </w:r>
+    </w:p>
+    <w:tbl>
+      <w:tblPr>
+        <w:tblStyle w:val="TableGrid"/>
+        <w:tblW w:w="0" w:type="auto"/>
+        <w:jc w:val="center"/>
+        <w:tblLook w:val="04A0" w:firstRow="1" w:lastRow="0" w:firstColumn="1" w:lastColumn="0" w:noHBand="0" w:noVBand="1"/>
+      </w:tblPr>
+      <w:tblGrid>
+        <w:gridCol w:w="3108"/>
+        <w:gridCol w:w="3152"/>
+        <w:gridCol w:w="3090"/>
+      </w:tblGrid>
+      <w:tr>
+        <w:trPr>
+          <w:jc w:val="center"/>
+        </w:trPr>
+        <w:tc>
+          <w:tcPr>
+            <w:tcW w:w="3360" w:type="dxa"/>
+            <w:tcBorders>
+              <w:top w:val="single" w:sz="4" w:space="0" w:color="auto"/>
+              <w:left w:val="single" w:sz="4" w:space="0" w:color="auto"/>
+              <w:bottom w:val="single" w:sz="4" w:space="0" w:color="auto"/>
+              <w:right w:val="single" w:sz="4" w:space="0" w:color="auto"/>
+            </w:tcBorders>
+            <w:shd w:val="clear" w:color="auto" w:fill="D9EAF7"/>
+            <w:hideMark/>
+          </w:tcPr>
+          <w:p>
+            <w:pPr>
+              <w:spacing w:line="360" w:lineRule="auto"/>
+              <w:jc w:val="both"/>
+              <w:rPr>
+                <w:rFonts w:ascii="Times New Roman" w:hAnsi="Times New Roman" w:cs="Times New Roman"/>
+                <w:sz w:val="26"/>
+                <w:szCs w:val="26"/>
+              </w:rPr>
+            </w:pPr>
+            <w:r>
+              <w:rPr>
+                <w:rFonts w:ascii="Times New Roman" w:hAnsi="Times New Roman" w:cs="Times New Roman"/>
+                <w:b/>
+                <w:sz w:val="26"/>
+                <w:szCs w:val="26"/>
+              </w:rPr>
+              <w:t>Thiết bị</w:t>
+            </w:r>
+          </w:p>
+        </w:tc>
+        <w:tc>
+          <w:tcPr>
+            <w:tcW w:w="3360" w:type="dxa"/>
+            <w:tcBorders>
+              <w:top w:val="single" w:sz="4" w:space="0" w:color="auto"/>
+              <w:left w:val="single" w:sz="4" w:space="0" w:color="auto"/>
+              <w:bottom w:val="single" w:sz="4" w:space="0" w:color="auto"/>
+              <w:right w:val="single" w:sz="4" w:space="0" w:color="auto"/>
+            </w:tcBorders>
+            <w:shd w:val="clear" w:color="auto" w:fill="D9EAF7"/>
+            <w:hideMark/>
+          </w:tcPr>
+          <w:p>
+            <w:pPr>
+              <w:spacing w:line="360" w:lineRule="auto"/>
+              <w:jc w:val="both"/>
+              <w:rPr>
+                <w:rFonts w:ascii="Times New Roman" w:hAnsi="Times New Roman" w:cs="Times New Roman"/>
+                <w:sz w:val="26"/>
+                <w:szCs w:val="26"/>
+              </w:rPr>
+            </w:pPr>
+            <w:r>
+              <w:rPr>
+                <w:rFonts w:ascii="Times New Roman" w:hAnsi="Times New Roman" w:cs="Times New Roman"/>
+                <w:b/>
+                <w:sz w:val="26"/>
+                <w:szCs w:val="26"/>
+              </w:rPr>
+              <w:t>IP / mạng</w:t>
+            </w:r>
+          </w:p>
+        </w:tc>
+        <w:tc>
+          <w:tcPr>
+            <w:tcW w:w="3360" w:type="dxa"/>
+            <w:tcBorders>
+              <w:top w:val="single" w:sz="4" w:space="0" w:color="auto"/>
+              <w:left w:val="single" w:sz="4" w:space="0" w:color="auto"/>
+              <w:bottom w:val="single" w:sz="4" w:space="0" w:color="auto"/>
+              <w:right w:val="single" w:sz="4" w:space="0" w:color="auto"/>
+            </w:tcBorders>
+            <w:shd w:val="clear" w:color="auto" w:fill="D9EAF7"/>
+            <w:hideMark/>
+          </w:tcPr>
+          <w:p>
+            <w:pPr>
+              <w:spacing w:line="360" w:lineRule="auto"/>
+              <w:jc w:val="both"/>
+              <w:rPr>
+                <w:rFonts w:ascii="Times New Roman" w:hAnsi="Times New Roman" w:cs="Times New Roman"/>
+                <w:sz w:val="26"/>
+                <w:szCs w:val="26"/>
+              </w:rPr>
+            </w:pPr>
+            <w:r>
+              <w:rPr>
+                <w:rFonts w:ascii="Times New Roman" w:hAnsi="Times New Roman" w:cs="Times New Roman"/>
+                <w:b/>
+                <w:sz w:val="26"/>
+                <w:szCs w:val="26"/>
+              </w:rPr>
+              <w:t>Vai trò</w:t>
+            </w:r>
+          </w:p>
+        </w:tc>
+      </w:tr>
+      <w:tr>
+        <w:trPr>
+          <w:jc w:val="center"/>
+        </w:trPr>
+        <w:tc>
+          <w:tcPr>
+            <w:tcW w:w="3360" w:type="dxa"/>
+            <w:tcBorders>
+              <w:top w:val="single" w:sz="4" w:space="0" w:color="auto"/>
+              <w:left w:val="single" w:sz="4" w:space="0" w:color="auto"/>
+              <w:bottom w:val="single" w:sz="4" w:space="0" w:color="auto"/>
+              <w:right w:val="single" w:sz="4" w:space="0" w:color="auto"/>
+            </w:tcBorders>
+            <w:vAlign w:val="center"/>
+            <w:hideMark/>
+          </w:tcPr>
+          <w:p>
+            <w:pPr>
+              <w:spacing w:line="360" w:lineRule="auto"/>
+              <w:jc w:val="both"/>
+              <w:rPr>
+                <w:rFonts w:ascii="Times New Roman" w:hAnsi="Times New Roman" w:cs="Times New Roman"/>
+                <w:sz w:val="26"/>
+                <w:szCs w:val="26"/>
+              </w:rPr>
+            </w:pPr>
+            <w:r>
+              <w:rPr>
+                <w:rFonts w:ascii="Times New Roman" w:hAnsi="Times New Roman" w:cs="Times New Roman"/>
+                <w:sz w:val="26"/>
+                <w:szCs w:val="26"/>
+              </w:rPr>
+              <w:t>pfSense LAN</w:t>
+            </w:r>
+          </w:p>
+        </w:tc>
+        <w:tc>
+          <w:tcPr>
+            <w:tcW w:w="3360" w:type="dxa"/>
+            <w:tcBorders>
+              <w:top w:val="single" w:sz="4" w:space="0" w:color="auto"/>
+              <w:left w:val="single" w:sz="4" w:space="0" w:color="auto"/>
+              <w:bottom w:val="single" w:sz="4" w:space="0" w:color="auto"/>
+              <w:right w:val="single" w:sz="4" w:space="0" w:color="auto"/>
+            </w:tcBorders>
+            <w:vAlign w:val="center"/>
+            <w:hideMark/>
+          </w:tcPr>
+          <w:p>
+            <w:pPr>
+              <w:spacing w:line="360" w:lineRule="auto"/>
+              <w:jc w:val="both"/>
+              <w:rPr>
+                <w:rFonts w:ascii="Times New Roman" w:hAnsi="Times New Roman" w:cs="Times New Roman"/>
+                <w:sz w:val="26"/>
+                <w:szCs w:val="26"/>
+              </w:rPr>
+            </w:pPr>
+            <w:r>
+              <w:rPr>
+                <w:rFonts w:ascii="Times New Roman" w:hAnsi="Times New Roman" w:cs="Times New Roman"/>
+                <w:sz w:val="26"/>
+                <w:szCs w:val="26"/>
+              </w:rPr>
+              <w:t>10.0.0.1/8</w:t>
+            </w:r>
+          </w:p>
+        </w:tc>
+        <w:tc>
+          <w:tcPr>
+            <w:tcW w:w="3360" w:type="dxa"/>
+            <w:tcBorders>
+              <w:top w:val="single" w:sz="4" w:space="0" w:color="auto"/>
+              <w:left w:val="single" w:sz="4" w:space="0" w:color="auto"/>
+              <w:bottom w:val="single" w:sz="4" w:space="0" w:color="auto"/>
+              <w:right w:val="single" w:sz="4" w:space="0" w:color="auto"/>
+            </w:tcBorders>
+            <w:vAlign w:val="center"/>
+            <w:hideMark/>
+          </w:tcPr>
+          <w:p>
+            <w:pPr>
+              <w:spacing w:line="360" w:lineRule="auto"/>
+              <w:jc w:val="both"/>
+              <w:rPr>
+                <w:rFonts w:ascii="Times New Roman" w:hAnsi="Times New Roman" w:cs="Times New Roman"/>
+                <w:sz w:val="26"/>
+                <w:szCs w:val="26"/>
+              </w:rPr>
+            </w:pPr>
+            <w:r>
+              <w:rPr>
+                <w:rFonts w:ascii="Times New Roman" w:hAnsi="Times New Roman" w:cs="Times New Roman"/>
+                <w:sz w:val="26"/>
+                <w:szCs w:val="26"/>
+              </w:rPr>
+              <w:t>Gateway mạng LAN</w:t>
+            </w:r>
+          </w:p>
+        </w:tc>
+      </w:tr>
+      <w:tr>
+        <w:trPr>
+          <w:jc w:val="center"/>
+        </w:trPr>
+        <w:tc>
+          <w:tcPr>
+            <w:tcW w:w="3360" w:type="dxa"/>
+            <w:tcBorders>
+              <w:top w:val="single" w:sz="4" w:space="0" w:color="auto"/>
+              <w:left w:val="single" w:sz="4" w:space="0" w:color="auto"/>
+              <w:bottom w:val="single" w:sz="4" w:space="0" w:color="auto"/>
+              <w:right w:val="single" w:sz="4" w:space="0" w:color="auto"/>
+            </w:tcBorders>
+            <w:vAlign w:val="center"/>
+            <w:hideMark/>
+          </w:tcPr>
+          <w:p>
+            <w:pPr>
+              <w:spacing w:line="360" w:lineRule="auto"/>
+              <w:jc w:val="both"/>
+              <w:rPr>
+                <w:rFonts w:ascii="Times New Roman" w:hAnsi="Times New Roman" w:cs="Times New Roman"/>
+                <w:sz w:val="26"/>
+                <w:szCs w:val="26"/>
+              </w:rPr>
+            </w:pPr>
+            <w:r>
+              <w:rPr>
+                <w:rFonts w:ascii="Times New Roman" w:hAnsi="Times New Roman" w:cs="Times New Roman"/>
+                <w:sz w:val="26"/>
+                <w:szCs w:val="26"/>
+              </w:rPr>
+              <w:t>Domain Controller</w:t>
+            </w:r>
+          </w:p>
+        </w:tc>
+        <w:tc>
+          <w:tcPr>
+            <w:tcW w:w="3360" w:type="dxa"/>
+            <w:tcBorders>
+              <w:top w:val="single" w:sz="4" w:space="0" w:color="auto"/>
+              <w:left w:val="single" w:sz="4" w:space="0" w:color="auto"/>
+              <w:bottom w:val="single" w:sz="4" w:space="0" w:color="auto"/>
+              <w:right w:val="single" w:sz="4" w:space="0" w:color="auto"/>
+            </w:tcBorders>
+            <w:vAlign w:val="center"/>
+            <w:hideMark/>
+          </w:tcPr>
+          <w:p>
+            <w:pPr>
+              <w:spacing w:line="360" w:lineRule="auto"/>
+              <w:jc w:val="both"/>
+              <w:rPr>
+                <w:rFonts w:ascii="Times New Roman" w:hAnsi="Times New Roman" w:cs="Times New Roman"/>
+                <w:sz w:val="26"/>
+                <w:szCs w:val="26"/>
+              </w:rPr>
+            </w:pPr>
+            <w:r>
+              <w:rPr>
+                <w:rFonts w:ascii="Times New Roman" w:hAnsi="Times New Roman" w:cs="Times New Roman"/>
+                <w:sz w:val="26"/>
+                <w:szCs w:val="26"/>
+              </w:rPr>
+              <w:t>10.0.0.2/8</w:t>
+            </w:r>
+          </w:p>
+        </w:tc>
+        <w:tc>
+          <w:tcPr>
+            <w:tcW w:w="3360" w:type="dxa"/>
+            <w:tcBorders>
+              <w:top w:val="single" w:sz="4" w:space="0" w:color="auto"/>
+              <w:left w:val="single" w:sz="4" w:space="0" w:color="auto"/>
+              <w:bottom w:val="single" w:sz="4" w:space="0" w:color="auto"/>
+              <w:right w:val="single" w:sz="4" w:space="0" w:color="auto"/>
+            </w:tcBorders>
+            <w:vAlign w:val="center"/>
+            <w:hideMark/>
+          </w:tcPr>
+          <w:p>
+            <w:pPr>
+              <w:spacing w:line="360" w:lineRule="auto"/>
+              <w:jc w:val="both"/>
+              <w:rPr>
+                <w:rFonts w:ascii="Times New Roman" w:hAnsi="Times New Roman" w:cs="Times New Roman"/>
+                <w:sz w:val="26"/>
+                <w:szCs w:val="26"/>
+              </w:rPr>
+            </w:pPr>
+            <w:r>
+              <w:rPr>
+                <w:rFonts w:ascii="Times New Roman" w:hAnsi="Times New Roman" w:cs="Times New Roman"/>
+                <w:sz w:val="26"/>
+                <w:szCs w:val="26"/>
+              </w:rPr>
+              <w:t>Máy kiểm thử LAN</w:t>
+            </w:r>
+          </w:p>
+        </w:tc>
+      </w:tr>
+      <w:tr>
+        <w:trPr>
+          <w:jc w:val="center"/>
+        </w:trPr>
+        <w:tc>
+          <w:tcPr>
+            <w:tcW w:w="3360" w:type="dxa"/>
+            <w:tcBorders>
+              <w:top w:val="single" w:sz="4" w:space="0" w:color="auto"/>
+              <w:left w:val="single" w:sz="4" w:space="0" w:color="auto"/>
+              <w:bottom w:val="single" w:sz="4" w:space="0" w:color="auto"/>
+              <w:right w:val="single" w:sz="4" w:space="0" w:color="auto"/>
+            </w:tcBorders>
+            <w:vAlign w:val="center"/>
+            <w:hideMark/>
+          </w:tcPr>
+          <w:p>
+            <w:pPr>
+              <w:spacing w:line="360" w:lineRule="auto"/>
+              <w:jc w:val="both"/>
+              <w:rPr>
+                <w:rFonts w:ascii="Times New Roman" w:hAnsi="Times New Roman" w:cs="Times New Roman"/>
+                <w:sz w:val="26"/>
+                <w:szCs w:val="26"/>
+              </w:rPr>
+            </w:pPr>
+            <w:r>
+              <w:rPr>
+                <w:rFonts w:ascii="Times New Roman" w:hAnsi="Times New Roman" w:cs="Times New Roman"/>
+                <w:sz w:val="26"/>
+                <w:szCs w:val="26"/>
+              </w:rPr>
+              <w:t>Ubuntu LAN-Test</w:t>
+            </w:r>
+          </w:p>
+        </w:tc>
+        <w:tc>
+          <w:tcPr>
+            <w:tcW w:w="3360" w:type="dxa"/>
+            <w:tcBorders>
+              <w:top w:val="single" w:sz="4" w:space="0" w:color="auto"/>
+              <w:left w:val="single" w:sz="4" w:space="0" w:color="auto"/>
+              <w:bottom w:val="single" w:sz="4" w:space="0" w:color="auto"/>
+              <w:right w:val="single" w:sz="4" w:space="0" w:color="auto"/>
+            </w:tcBorders>
+            <w:vAlign w:val="center"/>
+            <w:hideMark/>
+          </w:tcPr>
+          <w:p>
+            <w:pPr>
+              <w:spacing w:line="360" w:lineRule="auto"/>
+              <w:jc w:val="both"/>
+              <w:rPr>
+                <w:rFonts w:ascii="Times New Roman" w:hAnsi="Times New Roman" w:cs="Times New Roman"/>
+                <w:sz w:val="26"/>
+                <w:szCs w:val="26"/>
+              </w:rPr>
+            </w:pPr>
+            <w:r>
+              <w:rPr>
+                <w:rFonts w:ascii="Times New Roman" w:hAnsi="Times New Roman" w:cs="Times New Roman"/>
+                <w:sz w:val="26"/>
+                <w:szCs w:val="26"/>
+              </w:rPr>
+              <w:t>10.0.0.3/8</w:t>
+            </w:r>
+          </w:p>
+        </w:tc>
+        <w:tc>
+          <w:tcPr>
+            <w:tcW w:w="3360" w:type="dxa"/>
+            <w:tcBorders>
+              <w:top w:val="single" w:sz="4" w:space="0" w:color="auto"/>
+              <w:left w:val="single" w:sz="4" w:space="0" w:color="auto"/>
+              <w:bottom w:val="single" w:sz="4" w:space="0" w:color="auto"/>
+              <w:right w:val="single" w:sz="4" w:space="0" w:color="auto"/>
+            </w:tcBorders>
+            <w:vAlign w:val="center"/>
+            <w:hideMark/>
+          </w:tcPr>
+          <w:p>
+            <w:pPr>
+              <w:spacing w:line="360" w:lineRule="auto"/>
+              <w:jc w:val="both"/>
+              <w:rPr>
+                <w:rFonts w:ascii="Times New Roman" w:hAnsi="Times New Roman" w:cs="Times New Roman"/>
+                <w:sz w:val="26"/>
+                <w:szCs w:val="26"/>
+              </w:rPr>
+            </w:pPr>
+            <w:r>
+              <w:rPr>
+                <w:rFonts w:ascii="Times New Roman" w:hAnsi="Times New Roman" w:cs="Times New Roman"/>
+                <w:sz w:val="26"/>
+                <w:szCs w:val="26"/>
+              </w:rPr>
+              <w:t>Máy kiểm thử Tình huống 2</w:t>
+            </w:r>
+          </w:p>
+        </w:tc>
+      </w:tr>
+      <w:tr>
+        <w:trPr>
+          <w:jc w:val="center"/>
+        </w:trPr>
+        <w:tc>
+          <w:tcPr>
+            <w:tcW w:w="3360" w:type="dxa"/>
+            <w:tcBorders>
+              <w:top w:val="single" w:sz="4" w:space="0" w:color="auto"/>
+              <w:left w:val="single" w:sz="4" w:space="0" w:color="auto"/>
+              <w:bottom w:val="single" w:sz="4" w:space="0" w:color="auto"/>
+              <w:right w:val="single" w:sz="4" w:space="0" w:color="auto"/>
+            </w:tcBorders>
+            <w:vAlign w:val="center"/>
+            <w:hideMark/>
+          </w:tcPr>
+          <w:p>
+            <w:pPr>
+              <w:spacing w:line="360" w:lineRule="auto"/>
+              <w:jc w:val="both"/>
+              <w:rPr>
+                <w:rFonts w:ascii="Times New Roman" w:hAnsi="Times New Roman" w:cs="Times New Roman"/>
+                <w:sz w:val="26"/>
+                <w:szCs w:val="26"/>
+              </w:rPr>
+            </w:pPr>
+            <w:r>
+              <w:rPr>
+                <w:rFonts w:ascii="Times New Roman" w:hAnsi="Times New Roman" w:cs="Times New Roman"/>
+                <w:sz w:val="26"/>
+                <w:szCs w:val="26"/>
+              </w:rPr>
+              <w:t>pfSense DMZ</w:t>
+            </w:r>
+          </w:p>
+        </w:tc>
+        <w:tc>
+          <w:tcPr>
+            <w:tcW w:w="3360" w:type="dxa"/>
+            <w:tcBorders>
+              <w:top w:val="single" w:sz="4" w:space="0" w:color="auto"/>
+              <w:left w:val="single" w:sz="4" w:space="0" w:color="auto"/>
+              <w:bottom w:val="single" w:sz="4" w:space="0" w:color="auto"/>
+              <w:right w:val="single" w:sz="4" w:space="0" w:color="auto"/>
+            </w:tcBorders>
+            <w:vAlign w:val="center"/>
+            <w:hideMark/>
+          </w:tcPr>
+          <w:p>
+            <w:pPr>
+              <w:spacing w:line="360" w:lineRule="auto"/>
+              <w:jc w:val="both"/>
+              <w:rPr>
+                <w:rFonts w:ascii="Times New Roman" w:hAnsi="Times New Roman" w:cs="Times New Roman"/>
+                <w:sz w:val="26"/>
+                <w:szCs w:val="26"/>
+              </w:rPr>
+            </w:pPr>
+            <w:r>
+              <w:rPr>
+                <w:rFonts w:ascii="Times New Roman" w:hAnsi="Times New Roman" w:cs="Times New Roman"/>
+                <w:sz w:val="26"/>
+                <w:szCs w:val="26"/>
+              </w:rPr>
+              <w:t>172.16.0.1/16</w:t>
+            </w:r>
+          </w:p>
+        </w:tc>
+        <w:tc>
+          <w:tcPr>
+            <w:tcW w:w="3360" w:type="dxa"/>
+            <w:tcBorders>
+              <w:top w:val="single" w:sz="4" w:space="0" w:color="auto"/>
+              <w:left w:val="single" w:sz="4" w:space="0" w:color="auto"/>
+              <w:bottom w:val="single" w:sz="4" w:space="0" w:color="auto"/>
+              <w:right w:val="single" w:sz="4" w:space="0" w:color="auto"/>
+            </w:tcBorders>
+            <w:vAlign w:val="center"/>
+            <w:hideMark/>
+          </w:tcPr>
+          <w:p>
+            <w:pPr>
+              <w:spacing w:line="360" w:lineRule="auto"/>
+              <w:jc w:val="both"/>
+              <w:rPr>
+                <w:rFonts w:ascii="Times New Roman" w:hAnsi="Times New Roman" w:cs="Times New Roman"/>
+                <w:sz w:val="26"/>
+                <w:szCs w:val="26"/>
+              </w:rPr>
+            </w:pPr>
+            <w:r>
+              <w:rPr>
+                <w:rFonts w:ascii="Times New Roman" w:hAnsi="Times New Roman" w:cs="Times New Roman"/>
+                <w:sz w:val="26"/>
+                <w:szCs w:val="26"/>
+              </w:rPr>
+              <w:t>Gateway DMZ</w:t>
+            </w:r>
+          </w:p>
+        </w:tc>
+      </w:tr>
+      <w:tr>
+        <w:trPr>
+          <w:jc w:val="center"/>
+        </w:trPr>
+        <w:tc>
+          <w:tcPr>
+            <w:tcW w:w="3360" w:type="dxa"/>
+            <w:tcBorders>
+              <w:top w:val="single" w:sz="4" w:space="0" w:color="auto"/>
+              <w:left w:val="single" w:sz="4" w:space="0" w:color="auto"/>
+              <w:bottom w:val="single" w:sz="4" w:space="0" w:color="auto"/>
+              <w:right w:val="single" w:sz="4" w:space="0" w:color="auto"/>
+            </w:tcBorders>
+            <w:vAlign w:val="center"/>
+            <w:hideMark/>
+          </w:tcPr>
+          <w:p>
+            <w:pPr>
+              <w:spacing w:line="360" w:lineRule="auto"/>
+              <w:jc w:val="both"/>
+              <w:rPr>
+                <w:rFonts w:ascii="Times New Roman" w:hAnsi="Times New Roman" w:cs="Times New Roman"/>
+                <w:sz w:val="26"/>
+                <w:szCs w:val="26"/>
+              </w:rPr>
+            </w:pPr>
+            <w:r>
+              <w:rPr>
+                <w:rFonts w:ascii="Times New Roman" w:hAnsi="Times New Roman" w:cs="Times New Roman"/>
+                <w:sz w:val="26"/>
+                <w:szCs w:val="26"/>
+              </w:rPr>
+              <w:t>DMZ-Web</w:t>
+            </w:r>
+          </w:p>
+        </w:tc>
+        <w:tc>
+          <w:tcPr>
+            <w:tcW w:w="3360" w:type="dxa"/>
+            <w:tcBorders>
+              <w:top w:val="single" w:sz="4" w:space="0" w:color="auto"/>
+              <w:left w:val="single" w:sz="4" w:space="0" w:color="auto"/>
+              <w:bottom w:val="single" w:sz="4" w:space="0" w:color="auto"/>
+              <w:right w:val="single" w:sz="4" w:space="0" w:color="auto"/>
+            </w:tcBorders>
+            <w:vAlign w:val="center"/>
+            <w:hideMark/>
+          </w:tcPr>
+          <w:p>
+            <w:pPr>
+              <w:spacing w:line="360" w:lineRule="auto"/>
+              <w:jc w:val="both"/>
+              <w:rPr>
+                <w:rFonts w:ascii="Times New Roman" w:hAnsi="Times New Roman" w:cs="Times New Roman"/>
+                <w:sz w:val="26"/>
+                <w:szCs w:val="26"/>
+              </w:rPr>
+            </w:pPr>
+            <w:r>
+              <w:rPr>
+                <w:rFonts w:ascii="Times New Roman" w:hAnsi="Times New Roman" w:cs="Times New Roman"/>
+                <w:sz w:val="26"/>
+                <w:szCs w:val="26"/>
+              </w:rPr>
+              <w:t>172.16.0.2/16</w:t>
+            </w:r>
+          </w:p>
+        </w:tc>
+        <w:tc>
+          <w:tcPr>
+            <w:tcW w:w="3360" w:type="dxa"/>
+            <w:tcBorders>
+              <w:top w:val="single" w:sz="4" w:space="0" w:color="auto"/>
+              <w:left w:val="single" w:sz="4" w:space="0" w:color="auto"/>
+              <w:bottom w:val="single" w:sz="4" w:space="0" w:color="auto"/>
+              <w:right w:val="single" w:sz="4" w:space="0" w:color="auto"/>
+            </w:tcBorders>
+            <w:vAlign w:val="center"/>
+            <w:hideMark/>
+          </w:tcPr>
+          <w:p>
+            <w:pPr>
+              <w:spacing w:line="360" w:lineRule="auto"/>
+              <w:jc w:val="both"/>
+              <w:rPr>
+                <w:rFonts w:ascii="Times New Roman" w:hAnsi="Times New Roman" w:cs="Times New Roman"/>
+                <w:sz w:val="26"/>
+                <w:szCs w:val="26"/>
+              </w:rPr>
+            </w:pPr>
+            <w:r>
+              <w:rPr>
+                <w:rFonts w:ascii="Times New Roman" w:hAnsi="Times New Roman" w:cs="Times New Roman"/>
+                <w:sz w:val="26"/>
+                <w:szCs w:val="26"/>
+              </w:rPr>
+              <w:t>Máy kiểm thử DMZ</w:t>
+            </w:r>
+          </w:p>
+        </w:tc>
+      </w:tr>
+    </w:tbl>
+    <w:p>
+      <w:pPr>
+        <w:spacing w:after="0" w:line="360" w:lineRule="auto"/>
+        <w:jc w:val="both"/>
+        <w:rPr>
+          <w:rFonts w:ascii="Times New Roman" w:hAnsi="Times New Roman" w:cs="Times New Roman"/>
+          <w:sz w:val="26"/>
+          <w:szCs w:val="26"/>
+        </w:rPr>
+      </w:pPr>
+      <w:r>
+        <w:rPr>
+          <w:rFonts w:ascii="Times New Roman" w:hAnsi="Times New Roman" w:cs="Times New Roman"/>
+          <w:sz w:val="26"/>
+          <w:szCs w:val="26"/>
+        </w:rPr>
+        <w:t>Trước khi bắt đầu, chỉ cần bảo đảm pfSense đang chạy và mở được giao diện quản trị. Không cần chụp lại phần setup.</w:t>
+      </w:r>
+    </w:p>
+    <w:p>
+      <w:pPr>
+        <w:spacing w:after="0" w:line="360" w:lineRule="auto"/>
+        <w:jc w:val="both"/>
+        <w:rPr>
+          <w:rFonts w:ascii="Times New Roman" w:hAnsi="Times New Roman" w:cs="Times New Roman"/>
+          <w:b/>
+          <w:bCs/>
+          <w:sz w:val="26"/>
+          <w:szCs w:val="26"/>
+        </w:rPr>
+      </w:pPr>
+      <w:r>
+        <w:rPr>
+          <w:rFonts w:ascii="Times New Roman" w:hAnsi="Times New Roman" w:cs="Times New Roman"/>
+          <w:b/>
+          <w:bCs/>
+          <w:sz w:val="26"/>
+          <w:szCs w:val="26"/>
+        </w:rPr>
+        <w:t>2. TÌNH HUỐNG 1 – Chặn ICMP nhưng vẫn cho Web/DNS</w:t>
+      </w:r>
+    </w:p>
+    <w:p>
+      <w:pPr>
+        <w:spacing w:after="0" w:line="360" w:lineRule="auto"/>
+        <w:jc w:val="both"/>
+        <w:rPr>
+          <w:rFonts w:ascii="Times New Roman" w:hAnsi="Times New Roman" w:cs="Times New Roman"/>
+          <w:sz w:val="26"/>
+          <w:szCs w:val="26"/>
+        </w:rPr>
+      </w:pPr>
+      <w:r>
+        <w:rPr>
+          <w:rFonts w:ascii="Times New Roman" w:hAnsi="Times New Roman" w:cs="Times New Roman"/>
+          <w:sz w:val="26"/>
+          <w:szCs w:val="26"/>
+        </w:rPr>
+        <w:t>Mục tiêu: máy trong LAN không ping được Internet nhưng vẫn phân giải DNS và truy cập HTTPS được.</w:t>
+      </w:r>
+    </w:p>
+    <w:p>
+      <w:pPr>
+        <w:spacing w:after="0" w:line="360" w:lineRule="auto"/>
+        <w:jc w:val="both"/>
+        <w:rPr>
+          <w:rFonts w:ascii="Times New Roman" w:hAnsi="Times New Roman" w:cs="Times New Roman"/>
+          <w:sz w:val="26"/>
+          <w:szCs w:val="26"/>
+        </w:rPr>
+      </w:pPr>
+      <w:r>
+        <w:rPr>
+          <w:rFonts w:ascii="Times New Roman" w:hAnsi="Times New Roman" w:cs="Times New Roman"/>
+          <w:b/>
+          <w:sz w:val="26"/>
+          <w:szCs w:val="26"/>
+        </w:rPr>
+        <w:t xml:space="preserve">Bước 1. </w:t>
+      </w:r>
+      <w:r>
+        <w:rPr>
+          <w:rFonts w:ascii="Times New Roman" w:hAnsi="Times New Roman" w:cs="Times New Roman"/>
+          <w:sz w:val="26"/>
+          <w:szCs w:val="26"/>
+        </w:rPr>
+        <w:t>Bật pfSense và Domain Controller 10.0.0.2.</w:t>
+      </w:r>
+    </w:p>
+    <w:p>
+      <w:pPr>
+        <w:spacing w:after="0" w:line="360" w:lineRule="auto"/>
+        <w:jc w:val="both"/>
+        <w:rPr>
+          <w:rFonts w:ascii="Times New Roman" w:hAnsi="Times New Roman" w:cs="Times New Roman"/>
+          <w:sz w:val="26"/>
+          <w:szCs w:val="26"/>
+        </w:rPr>
+      </w:pPr>
+      <w:r>
+        <w:rPr>
+          <w:rFonts w:ascii="Times New Roman" w:hAnsi="Times New Roman" w:cs="Times New Roman"/>
+          <w:b/>
+          <w:sz w:val="26"/>
+          <w:szCs w:val="26"/>
+        </w:rPr>
+        <w:t xml:space="preserve">Bước 2. </w:t>
+      </w:r>
+      <w:r>
+        <w:rPr>
+          <w:rFonts w:ascii="Times New Roman" w:hAnsi="Times New Roman" w:cs="Times New Roman"/>
+          <w:sz w:val="26"/>
+          <w:szCs w:val="26"/>
+        </w:rPr>
+        <w:t>Trên pfSense vào Firewall → Rules → LAN.</w:t>
+      </w:r>
+    </w:p>
+    <w:p>
+      <w:pPr>
+        <w:spacing w:after="0" w:line="360" w:lineRule="auto"/>
+        <w:jc w:val="both"/>
+        <w:rPr>
+          <w:rFonts w:ascii="Times New Roman" w:hAnsi="Times New Roman" w:cs="Times New Roman"/>
+          <w:sz w:val="26"/>
+          <w:szCs w:val="26"/>
+        </w:rPr>
+      </w:pPr>
+      <w:r>
+        <w:rPr>
+          <w:rFonts w:ascii="Times New Roman" w:hAnsi="Times New Roman" w:cs="Times New Roman"/>
+          <w:b/>
+          <w:sz w:val="26"/>
+          <w:szCs w:val="26"/>
+        </w:rPr>
+        <w:t xml:space="preserve">Bước 3. </w:t>
+      </w:r>
+      <w:r>
+        <w:rPr>
+          <w:rFonts w:ascii="Times New Roman" w:hAnsi="Times New Roman" w:cs="Times New Roman"/>
+          <w:sz w:val="26"/>
+          <w:szCs w:val="26"/>
+        </w:rPr>
+        <w:t>Disable các rule LAN net → Any đang cho phép toàn bộ lưu lượng nếu rule đó còn bật.</w:t>
+      </w:r>
+    </w:p>
+    <w:p>
+      <w:pPr>
+        <w:spacing w:after="0" w:line="360" w:lineRule="auto"/>
+        <w:jc w:val="both"/>
+        <w:rPr>
+          <w:rFonts w:ascii="Times New Roman" w:hAnsi="Times New Roman" w:cs="Times New Roman"/>
+          <w:sz w:val="26"/>
+          <w:szCs w:val="26"/>
+        </w:rPr>
+      </w:pPr>
+      <w:r>
+        <w:rPr>
+          <w:rFonts w:ascii="Times New Roman" w:hAnsi="Times New Roman" w:cs="Times New Roman"/>
+          <w:b/>
+          <w:sz w:val="26"/>
+          <w:szCs w:val="26"/>
+        </w:rPr>
+        <w:t xml:space="preserve">Bước 4. </w:t>
+      </w:r>
+      <w:r>
+        <w:rPr>
+          <w:rFonts w:ascii="Times New Roman" w:hAnsi="Times New Roman" w:cs="Times New Roman"/>
+          <w:sz w:val="26"/>
+          <w:szCs w:val="26"/>
+        </w:rPr>
+        <w:t>Tạo 3 rule theo đúng thứ tự từ trên xuống:</w:t>
+      </w:r>
+    </w:p>
+    <w:tbl>
+      <w:tblPr>
+        <w:tblStyle w:val="TableGrid"/>
+        <w:tblW w:w="0" w:type="auto"/>
+        <w:jc w:val="center"/>
+        <w:tblLook w:val="04A0" w:firstRow="1" w:lastRow="0" w:firstColumn="1" w:lastColumn="0" w:noHBand="0" w:noVBand="1"/>
+      </w:tblPr>
+      <w:tblGrid>
+        <w:gridCol w:w="1810"/>
+        <w:gridCol w:w="1851"/>
+        <w:gridCol w:w="1901"/>
+        <w:gridCol w:w="1854"/>
+        <w:gridCol w:w="1934"/>
+      </w:tblGrid>
+      <w:tr>
+        <w:trPr>
+          <w:jc w:val="center"/>
+        </w:trPr>
+        <w:tc>
+          <w:tcPr>
+            <w:tcW w:w="2016" w:type="dxa"/>
+            <w:tcBorders>
+              <w:top w:val="single" w:sz="4" w:space="0" w:color="auto"/>
+              <w:left w:val="single" w:sz="4" w:space="0" w:color="auto"/>
+              <w:bottom w:val="single" w:sz="4" w:space="0" w:color="auto"/>
+              <w:right w:val="single" w:sz="4" w:space="0" w:color="auto"/>
+            </w:tcBorders>
+            <w:shd w:val="clear" w:color="auto" w:fill="D9EAF7"/>
+            <w:hideMark/>
+          </w:tcPr>
+          <w:p>
+            <w:pPr>
+              <w:spacing w:line="360" w:lineRule="auto"/>
+              <w:jc w:val="both"/>
+              <w:rPr>
+                <w:rFonts w:ascii="Times New Roman" w:hAnsi="Times New Roman" w:cs="Times New Roman"/>
+                <w:sz w:val="26"/>
+                <w:szCs w:val="26"/>
+              </w:rPr>
+            </w:pPr>
+            <w:r>
+              <w:rPr>
+                <w:rFonts w:ascii="Times New Roman" w:hAnsi="Times New Roman" w:cs="Times New Roman"/>
+                <w:b/>
+                <w:sz w:val="26"/>
+                <w:szCs w:val="26"/>
+              </w:rPr>
+              <w:t>Thứ tự</w:t>
+            </w:r>
+          </w:p>
+        </w:tc>
+        <w:tc>
+          <w:tcPr>
+            <w:tcW w:w="2016" w:type="dxa"/>
+            <w:tcBorders>
+              <w:top w:val="single" w:sz="4" w:space="0" w:color="auto"/>
+              <w:left w:val="single" w:sz="4" w:space="0" w:color="auto"/>
+              <w:bottom w:val="single" w:sz="4" w:space="0" w:color="auto"/>
+              <w:right w:val="single" w:sz="4" w:space="0" w:color="auto"/>
+            </w:tcBorders>
+            <w:shd w:val="clear" w:color="auto" w:fill="D9EAF7"/>
+            <w:hideMark/>
+          </w:tcPr>
+          <w:p>
+            <w:pPr>
+              <w:spacing w:line="360" w:lineRule="auto"/>
+              <w:jc w:val="both"/>
+              <w:rPr>
+                <w:rFonts w:ascii="Times New Roman" w:hAnsi="Times New Roman" w:cs="Times New Roman"/>
+                <w:sz w:val="26"/>
+                <w:szCs w:val="26"/>
+              </w:rPr>
+            </w:pPr>
+            <w:r>
+              <w:rPr>
+                <w:rFonts w:ascii="Times New Roman" w:hAnsi="Times New Roman" w:cs="Times New Roman"/>
+                <w:b/>
+                <w:sz w:val="26"/>
+                <w:szCs w:val="26"/>
+              </w:rPr>
+              <w:t>Action</w:t>
+            </w:r>
+          </w:p>
+        </w:tc>
+        <w:tc>
+          <w:tcPr>
+            <w:tcW w:w="2016" w:type="dxa"/>
+            <w:tcBorders>
+              <w:top w:val="single" w:sz="4" w:space="0" w:color="auto"/>
+              <w:left w:val="single" w:sz="4" w:space="0" w:color="auto"/>
+              <w:bottom w:val="single" w:sz="4" w:space="0" w:color="auto"/>
+              <w:right w:val="single" w:sz="4" w:space="0" w:color="auto"/>
+            </w:tcBorders>
+            <w:shd w:val="clear" w:color="auto" w:fill="D9EAF7"/>
+            <w:hideMark/>
+          </w:tcPr>
+          <w:p>
+            <w:pPr>
+              <w:spacing w:line="360" w:lineRule="auto"/>
+              <w:jc w:val="both"/>
+              <w:rPr>
+                <w:rFonts w:ascii="Times New Roman" w:hAnsi="Times New Roman" w:cs="Times New Roman"/>
+                <w:sz w:val="26"/>
+                <w:szCs w:val="26"/>
+              </w:rPr>
+            </w:pPr>
+            <w:r>
+              <w:rPr>
+                <w:rFonts w:ascii="Times New Roman" w:hAnsi="Times New Roman" w:cs="Times New Roman"/>
+                <w:b/>
+                <w:sz w:val="26"/>
+                <w:szCs w:val="26"/>
+              </w:rPr>
+              <w:t>Protocol / Port</w:t>
+            </w:r>
+          </w:p>
+        </w:tc>
+        <w:tc>
+          <w:tcPr>
+            <w:tcW w:w="2016" w:type="dxa"/>
+            <w:tcBorders>
+              <w:top w:val="single" w:sz="4" w:space="0" w:color="auto"/>
+              <w:left w:val="single" w:sz="4" w:space="0" w:color="auto"/>
+              <w:bottom w:val="single" w:sz="4" w:space="0" w:color="auto"/>
+              <w:right w:val="single" w:sz="4" w:space="0" w:color="auto"/>
+            </w:tcBorders>
+            <w:shd w:val="clear" w:color="auto" w:fill="D9EAF7"/>
+            <w:hideMark/>
+          </w:tcPr>
+          <w:p>
+            <w:pPr>
+              <w:spacing w:line="360" w:lineRule="auto"/>
+              <w:jc w:val="both"/>
+              <w:rPr>
+                <w:rFonts w:ascii="Times New Roman" w:hAnsi="Times New Roman" w:cs="Times New Roman"/>
+                <w:sz w:val="26"/>
+                <w:szCs w:val="26"/>
+              </w:rPr>
+            </w:pPr>
+            <w:r>
+              <w:rPr>
+                <w:rFonts w:ascii="Times New Roman" w:hAnsi="Times New Roman" w:cs="Times New Roman"/>
+                <w:b/>
+                <w:sz w:val="26"/>
+                <w:szCs w:val="26"/>
+              </w:rPr>
+              <w:t>Source</w:t>
+            </w:r>
+          </w:p>
+        </w:tc>
+        <w:tc>
+          <w:tcPr>
+            <w:tcW w:w="2016" w:type="dxa"/>
+            <w:tcBorders>
+              <w:top w:val="single" w:sz="4" w:space="0" w:color="auto"/>
+              <w:left w:val="single" w:sz="4" w:space="0" w:color="auto"/>
+              <w:bottom w:val="single" w:sz="4" w:space="0" w:color="auto"/>
+              <w:right w:val="single" w:sz="4" w:space="0" w:color="auto"/>
+            </w:tcBorders>
+            <w:shd w:val="clear" w:color="auto" w:fill="D9EAF7"/>
+            <w:hideMark/>
+          </w:tcPr>
+          <w:p>
+            <w:pPr>
+              <w:spacing w:line="360" w:lineRule="auto"/>
+              <w:jc w:val="both"/>
+              <w:rPr>
+                <w:rFonts w:ascii="Times New Roman" w:hAnsi="Times New Roman" w:cs="Times New Roman"/>
+                <w:sz w:val="26"/>
+                <w:szCs w:val="26"/>
+              </w:rPr>
+            </w:pPr>
+            <w:r>
+              <w:rPr>
+                <w:rFonts w:ascii="Times New Roman" w:hAnsi="Times New Roman" w:cs="Times New Roman"/>
+                <w:b/>
+                <w:sz w:val="26"/>
+                <w:szCs w:val="26"/>
+              </w:rPr>
+              <w:t>Destination</w:t>
+            </w:r>
+          </w:p>
+        </w:tc>
+      </w:tr>
+      <w:tr>
+        <w:trPr>
+          <w:jc w:val="center"/>
+        </w:trPr>
+        <w:tc>
+          <w:tcPr>
+            <w:tcW w:w="2016" w:type="dxa"/>
+            <w:tcBorders>
+              <w:top w:val="single" w:sz="4" w:space="0" w:color="auto"/>
+              <w:left w:val="single" w:sz="4" w:space="0" w:color="auto"/>
+              <w:bottom w:val="single" w:sz="4" w:space="0" w:color="auto"/>
+              <w:right w:val="single" w:sz="4" w:space="0" w:color="auto"/>
+            </w:tcBorders>
+            <w:vAlign w:val="center"/>
+            <w:hideMark/>
+          </w:tcPr>
+          <w:p>
+            <w:pPr>
+              <w:spacing w:line="360" w:lineRule="auto"/>
+              <w:jc w:val="both"/>
+              <w:rPr>
+                <w:rFonts w:ascii="Times New Roman" w:hAnsi="Times New Roman" w:cs="Times New Roman"/>
+                <w:sz w:val="26"/>
+                <w:szCs w:val="26"/>
+              </w:rPr>
+            </w:pPr>
+            <w:r>
+              <w:rPr>
+                <w:rFonts w:ascii="Times New Roman" w:hAnsi="Times New Roman" w:cs="Times New Roman"/>
+                <w:sz w:val="26"/>
+                <w:szCs w:val="26"/>
+              </w:rPr>
+              <w:t>1</w:t>
+            </w:r>
+          </w:p>
+        </w:tc>
+        <w:tc>
+          <w:tcPr>
+            <w:tcW w:w="2016" w:type="dxa"/>
+            <w:tcBorders>
+              <w:top w:val="single" w:sz="4" w:space="0" w:color="auto"/>
+              <w:left w:val="single" w:sz="4" w:space="0" w:color="auto"/>
+              <w:bottom w:val="single" w:sz="4" w:space="0" w:color="auto"/>
+              <w:right w:val="single" w:sz="4" w:space="0" w:color="auto"/>
+            </w:tcBorders>
+            <w:vAlign w:val="center"/>
+            <w:hideMark/>
+          </w:tcPr>
+          <w:p>
+            <w:pPr>
+              <w:spacing w:line="360" w:lineRule="auto"/>
+              <w:jc w:val="both"/>
+              <w:rPr>
+                <w:rFonts w:ascii="Times New Roman" w:hAnsi="Times New Roman" w:cs="Times New Roman"/>
+                <w:sz w:val="26"/>
+                <w:szCs w:val="26"/>
+              </w:rPr>
+            </w:pPr>
+            <w:r>
+              <w:rPr>
+                <w:rFonts w:ascii="Times New Roman" w:hAnsi="Times New Roman" w:cs="Times New Roman"/>
+                <w:sz w:val="26"/>
+                <w:szCs w:val="26"/>
+              </w:rPr>
+              <w:t>Block</w:t>
+            </w:r>
+          </w:p>
+        </w:tc>
+        <w:tc>
+          <w:tcPr>
+            <w:tcW w:w="2016" w:type="dxa"/>
+            <w:tcBorders>
+              <w:top w:val="single" w:sz="4" w:space="0" w:color="auto"/>
+              <w:left w:val="single" w:sz="4" w:space="0" w:color="auto"/>
+              <w:bottom w:val="single" w:sz="4" w:space="0" w:color="auto"/>
+              <w:right w:val="single" w:sz="4" w:space="0" w:color="auto"/>
+            </w:tcBorders>
+            <w:vAlign w:val="center"/>
+            <w:hideMark/>
+          </w:tcPr>
+          <w:p>
+            <w:pPr>
+              <w:spacing w:line="360" w:lineRule="auto"/>
+              <w:jc w:val="both"/>
+              <w:rPr>
+                <w:rFonts w:ascii="Times New Roman" w:hAnsi="Times New Roman" w:cs="Times New Roman"/>
+                <w:sz w:val="26"/>
+                <w:szCs w:val="26"/>
+              </w:rPr>
+            </w:pPr>
+            <w:r>
+              <w:rPr>
+                <w:rFonts w:ascii="Times New Roman" w:hAnsi="Times New Roman" w:cs="Times New Roman"/>
+                <w:sz w:val="26"/>
+                <w:szCs w:val="26"/>
+              </w:rPr>
+              <w:t>ICMP</w:t>
+            </w:r>
+          </w:p>
+        </w:tc>
+        <w:tc>
+          <w:tcPr>
+            <w:tcW w:w="2016" w:type="dxa"/>
+            <w:tcBorders>
+              <w:top w:val="single" w:sz="4" w:space="0" w:color="auto"/>
+              <w:left w:val="single" w:sz="4" w:space="0" w:color="auto"/>
+              <w:bottom w:val="single" w:sz="4" w:space="0" w:color="auto"/>
+              <w:right w:val="single" w:sz="4" w:space="0" w:color="auto"/>
+            </w:tcBorders>
+            <w:vAlign w:val="center"/>
+            <w:hideMark/>
+          </w:tcPr>
+          <w:p>
+            <w:pPr>
+              <w:spacing w:line="360" w:lineRule="auto"/>
+              <w:jc w:val="both"/>
+              <w:rPr>
+                <w:rFonts w:ascii="Times New Roman" w:hAnsi="Times New Roman" w:cs="Times New Roman"/>
+                <w:sz w:val="26"/>
+                <w:szCs w:val="26"/>
+              </w:rPr>
+            </w:pPr>
+            <w:r>
+              <w:rPr>
+                <w:rFonts w:ascii="Times New Roman" w:hAnsi="Times New Roman" w:cs="Times New Roman"/>
+                <w:sz w:val="26"/>
+                <w:szCs w:val="26"/>
+              </w:rPr>
+              <w:t>LAN net</w:t>
+            </w:r>
+          </w:p>
+        </w:tc>
+        <w:tc>
+          <w:tcPr>
+            <w:tcW w:w="2016" w:type="dxa"/>
+            <w:tcBorders>
+              <w:top w:val="single" w:sz="4" w:space="0" w:color="auto"/>
+              <w:left w:val="single" w:sz="4" w:space="0" w:color="auto"/>
+              <w:bottom w:val="single" w:sz="4" w:space="0" w:color="auto"/>
+              <w:right w:val="single" w:sz="4" w:space="0" w:color="auto"/>
+            </w:tcBorders>
+            <w:vAlign w:val="center"/>
+            <w:hideMark/>
+          </w:tcPr>
+          <w:p>
+            <w:pPr>
+              <w:spacing w:line="360" w:lineRule="auto"/>
+              <w:jc w:val="both"/>
+              <w:rPr>
+                <w:rFonts w:ascii="Times New Roman" w:hAnsi="Times New Roman" w:cs="Times New Roman"/>
+                <w:sz w:val="26"/>
+                <w:szCs w:val="26"/>
+              </w:rPr>
+            </w:pPr>
+            <w:r>
+              <w:rPr>
+                <w:rFonts w:ascii="Times New Roman" w:hAnsi="Times New Roman" w:cs="Times New Roman"/>
+                <w:sz w:val="26"/>
+                <w:szCs w:val="26"/>
+              </w:rPr>
+              <w:t>Any</w:t>
+            </w:r>
+          </w:p>
+        </w:tc>
+      </w:tr>
+      <w:tr>
+        <w:trPr>
+          <w:jc w:val="center"/>
+        </w:trPr>
+        <w:tc>
+          <w:tcPr>
+            <w:tcW w:w="2016" w:type="dxa"/>
+            <w:tcBorders>
+              <w:top w:val="single" w:sz="4" w:space="0" w:color="auto"/>
+              <w:left w:val="single" w:sz="4" w:space="0" w:color="auto"/>
+              <w:bottom w:val="single" w:sz="4" w:space="0" w:color="auto"/>
+              <w:right w:val="single" w:sz="4" w:space="0" w:color="auto"/>
+            </w:tcBorders>
+            <w:vAlign w:val="center"/>
+            <w:hideMark/>
+          </w:tcPr>
+          <w:p>
+            <w:pPr>
+              <w:spacing w:line="360" w:lineRule="auto"/>
+              <w:jc w:val="both"/>
+              <w:rPr>
+                <w:rFonts w:ascii="Times New Roman" w:hAnsi="Times New Roman" w:cs="Times New Roman"/>
+                <w:sz w:val="26"/>
+                <w:szCs w:val="26"/>
+              </w:rPr>
+            </w:pPr>
+            <w:r>
+              <w:rPr>
+                <w:rFonts w:ascii="Times New Roman" w:hAnsi="Times New Roman" w:cs="Times New Roman"/>
+                <w:sz w:val="26"/>
+                <w:szCs w:val="26"/>
+              </w:rPr>
+              <w:t>2</w:t>
+            </w:r>
+          </w:p>
+        </w:tc>
+        <w:tc>
+          <w:tcPr>
+            <w:tcW w:w="2016" w:type="dxa"/>
+            <w:tcBorders>
+              <w:top w:val="single" w:sz="4" w:space="0" w:color="auto"/>
+              <w:left w:val="single" w:sz="4" w:space="0" w:color="auto"/>
+              <w:bottom w:val="single" w:sz="4" w:space="0" w:color="auto"/>
+              <w:right w:val="single" w:sz="4" w:space="0" w:color="auto"/>
+            </w:tcBorders>
+            <w:vAlign w:val="center"/>
+            <w:hideMark/>
+          </w:tcPr>
+          <w:p>
+            <w:pPr>
+              <w:spacing w:line="360" w:lineRule="auto"/>
+              <w:jc w:val="both"/>
+              <w:rPr>
+                <w:rFonts w:ascii="Times New Roman" w:hAnsi="Times New Roman" w:cs="Times New Roman"/>
+                <w:sz w:val="26"/>
+                <w:szCs w:val="26"/>
+              </w:rPr>
+            </w:pPr>
+            <w:r>
+              <w:rPr>
+                <w:rFonts w:ascii="Times New Roman" w:hAnsi="Times New Roman" w:cs="Times New Roman"/>
+                <w:sz w:val="26"/>
+                <w:szCs w:val="26"/>
+              </w:rPr>
+              <w:t>Pass</w:t>
+            </w:r>
+          </w:p>
+        </w:tc>
+        <w:tc>
+          <w:tcPr>
+            <w:tcW w:w="2016" w:type="dxa"/>
+            <w:tcBorders>
+              <w:top w:val="single" w:sz="4" w:space="0" w:color="auto"/>
+              <w:left w:val="single" w:sz="4" w:space="0" w:color="auto"/>
+              <w:bottom w:val="single" w:sz="4" w:space="0" w:color="auto"/>
+              <w:right w:val="single" w:sz="4" w:space="0" w:color="auto"/>
+            </w:tcBorders>
+            <w:vAlign w:val="center"/>
+            <w:hideMark/>
+          </w:tcPr>
+          <w:p>
+            <w:pPr>
+              <w:spacing w:line="360" w:lineRule="auto"/>
+              <w:jc w:val="both"/>
+              <w:rPr>
+                <w:rFonts w:ascii="Times New Roman" w:hAnsi="Times New Roman" w:cs="Times New Roman"/>
+                <w:sz w:val="26"/>
+                <w:szCs w:val="26"/>
+              </w:rPr>
+            </w:pPr>
+            <w:r>
+              <w:rPr>
+                <w:rFonts w:ascii="Times New Roman" w:hAnsi="Times New Roman" w:cs="Times New Roman"/>
+                <w:sz w:val="26"/>
+                <w:szCs w:val="26"/>
+              </w:rPr>
+              <w:t>TCP/UDP 53 (DNS)</w:t>
+            </w:r>
+          </w:p>
+        </w:tc>
+        <w:tc>
+          <w:tcPr>
+            <w:tcW w:w="2016" w:type="dxa"/>
+            <w:tcBorders>
+              <w:top w:val="single" w:sz="4" w:space="0" w:color="auto"/>
+              <w:left w:val="single" w:sz="4" w:space="0" w:color="auto"/>
+              <w:bottom w:val="single" w:sz="4" w:space="0" w:color="auto"/>
+              <w:right w:val="single" w:sz="4" w:space="0" w:color="auto"/>
+            </w:tcBorders>
+            <w:vAlign w:val="center"/>
+            <w:hideMark/>
+          </w:tcPr>
+          <w:p>
+            <w:pPr>
+              <w:spacing w:line="360" w:lineRule="auto"/>
+              <w:jc w:val="both"/>
+              <w:rPr>
+                <w:rFonts w:ascii="Times New Roman" w:hAnsi="Times New Roman" w:cs="Times New Roman"/>
+                <w:sz w:val="26"/>
+                <w:szCs w:val="26"/>
+              </w:rPr>
+            </w:pPr>
+            <w:r>
+              <w:rPr>
+                <w:rFonts w:ascii="Times New Roman" w:hAnsi="Times New Roman" w:cs="Times New Roman"/>
+                <w:sz w:val="26"/>
+                <w:szCs w:val="26"/>
+              </w:rPr>
+              <w:t>LAN net</w:t>
+            </w:r>
+          </w:p>
+        </w:tc>
+        <w:tc>
+          <w:tcPr>
+            <w:tcW w:w="2016" w:type="dxa"/>
+            <w:tcBorders>
+              <w:top w:val="single" w:sz="4" w:space="0" w:color="auto"/>
+              <w:left w:val="single" w:sz="4" w:space="0" w:color="auto"/>
+              <w:bottom w:val="single" w:sz="4" w:space="0" w:color="auto"/>
+              <w:right w:val="single" w:sz="4" w:space="0" w:color="auto"/>
+            </w:tcBorders>
+            <w:vAlign w:val="center"/>
+            <w:hideMark/>
+          </w:tcPr>
+          <w:p>
+            <w:pPr>
+              <w:spacing w:line="360" w:lineRule="auto"/>
+              <w:jc w:val="both"/>
+              <w:rPr>
+                <w:rFonts w:ascii="Times New Roman" w:hAnsi="Times New Roman" w:cs="Times New Roman"/>
+                <w:sz w:val="26"/>
+                <w:szCs w:val="26"/>
+              </w:rPr>
+            </w:pPr>
+            <w:r>
+              <w:rPr>
+                <w:rFonts w:ascii="Times New Roman" w:hAnsi="Times New Roman" w:cs="Times New Roman"/>
+                <w:sz w:val="26"/>
+                <w:szCs w:val="26"/>
+              </w:rPr>
+              <w:t>Any</w:t>
+            </w:r>
+          </w:p>
+        </w:tc>
+      </w:tr>
+      <w:tr>
+        <w:trPr>
+          <w:jc w:val="center"/>
+        </w:trPr>
+        <w:tc>
+          <w:tcPr>
+            <w:tcW w:w="2016" w:type="dxa"/>
+            <w:tcBorders>
+              <w:top w:val="single" w:sz="4" w:space="0" w:color="auto"/>
+              <w:left w:val="single" w:sz="4" w:space="0" w:color="auto"/>
+              <w:bottom w:val="single" w:sz="4" w:space="0" w:color="auto"/>
+              <w:right w:val="single" w:sz="4" w:space="0" w:color="auto"/>
+            </w:tcBorders>
+            <w:vAlign w:val="center"/>
+            <w:hideMark/>
+          </w:tcPr>
+          <w:p>
+            <w:pPr>
+              <w:spacing w:line="360" w:lineRule="auto"/>
+              <w:jc w:val="both"/>
+              <w:rPr>
+                <w:rFonts w:ascii="Times New Roman" w:hAnsi="Times New Roman" w:cs="Times New Roman"/>
+                <w:sz w:val="26"/>
+                <w:szCs w:val="26"/>
+              </w:rPr>
+            </w:pPr>
+            <w:r>
+              <w:rPr>
+                <w:rFonts w:ascii="Times New Roman" w:hAnsi="Times New Roman" w:cs="Times New Roman"/>
+                <w:sz w:val="26"/>
+                <w:szCs w:val="26"/>
+              </w:rPr>
+              <w:t>3</w:t>
+            </w:r>
+          </w:p>
+        </w:tc>
+        <w:tc>
+          <w:tcPr>
+            <w:tcW w:w="2016" w:type="dxa"/>
+            <w:tcBorders>
+              <w:top w:val="single" w:sz="4" w:space="0" w:color="auto"/>
+              <w:left w:val="single" w:sz="4" w:space="0" w:color="auto"/>
+              <w:bottom w:val="single" w:sz="4" w:space="0" w:color="auto"/>
+              <w:right w:val="single" w:sz="4" w:space="0" w:color="auto"/>
+            </w:tcBorders>
+            <w:vAlign w:val="center"/>
+            <w:hideMark/>
+          </w:tcPr>
+          <w:p>
+            <w:pPr>
+              <w:spacing w:line="360" w:lineRule="auto"/>
+              <w:jc w:val="both"/>
+              <w:rPr>
+                <w:rFonts w:ascii="Times New Roman" w:hAnsi="Times New Roman" w:cs="Times New Roman"/>
+                <w:sz w:val="26"/>
+                <w:szCs w:val="26"/>
+              </w:rPr>
+            </w:pPr>
+            <w:r>
+              <w:rPr>
+                <w:rFonts w:ascii="Times New Roman" w:hAnsi="Times New Roman" w:cs="Times New Roman"/>
+                <w:sz w:val="26"/>
+                <w:szCs w:val="26"/>
+              </w:rPr>
+              <w:t>Pass</w:t>
+            </w:r>
+          </w:p>
+        </w:tc>
+        <w:tc>
+          <w:tcPr>
+            <w:tcW w:w="2016" w:type="dxa"/>
+            <w:tcBorders>
+              <w:top w:val="single" w:sz="4" w:space="0" w:color="auto"/>
+              <w:left w:val="single" w:sz="4" w:space="0" w:color="auto"/>
+              <w:bottom w:val="single" w:sz="4" w:space="0" w:color="auto"/>
+              <w:right w:val="single" w:sz="4" w:space="0" w:color="auto"/>
+            </w:tcBorders>
+            <w:vAlign w:val="center"/>
+            <w:hideMark/>
+          </w:tcPr>
+          <w:p>
+            <w:pPr>
+              <w:spacing w:line="360" w:lineRule="auto"/>
+              <w:jc w:val="both"/>
+              <w:rPr>
+                <w:rFonts w:ascii="Times New Roman" w:hAnsi="Times New Roman" w:cs="Times New Roman"/>
+                <w:sz w:val="26"/>
+                <w:szCs w:val="26"/>
+              </w:rPr>
+            </w:pPr>
+            <w:r>
+              <w:rPr>
+                <w:rFonts w:ascii="Times New Roman" w:hAnsi="Times New Roman" w:cs="Times New Roman"/>
+                <w:sz w:val="26"/>
+                <w:szCs w:val="26"/>
+              </w:rPr>
+              <w:t>TCP 80/443</w:t>
+            </w:r>
+          </w:p>
+        </w:tc>
+        <w:tc>
+          <w:tcPr>
+            <w:tcW w:w="2016" w:type="dxa"/>
+            <w:tcBorders>
+              <w:top w:val="single" w:sz="4" w:space="0" w:color="auto"/>
+              <w:left w:val="single" w:sz="4" w:space="0" w:color="auto"/>
+              <w:bottom w:val="single" w:sz="4" w:space="0" w:color="auto"/>
+              <w:right w:val="single" w:sz="4" w:space="0" w:color="auto"/>
+            </w:tcBorders>
+            <w:vAlign w:val="center"/>
+            <w:hideMark/>
+          </w:tcPr>
+          <w:p>
+            <w:pPr>
+              <w:spacing w:line="360" w:lineRule="auto"/>
+              <w:jc w:val="both"/>
+              <w:rPr>
+                <w:rFonts w:ascii="Times New Roman" w:hAnsi="Times New Roman" w:cs="Times New Roman"/>
+                <w:sz w:val="26"/>
+                <w:szCs w:val="26"/>
+              </w:rPr>
+            </w:pPr>
+            <w:r>
+              <w:rPr>
+                <w:rFonts w:ascii="Times New Roman" w:hAnsi="Times New Roman" w:cs="Times New Roman"/>
+                <w:sz w:val="26"/>
+                <w:szCs w:val="26"/>
+              </w:rPr>
+              <w:t>LAN net</w:t>
+            </w:r>
+          </w:p>
+        </w:tc>
+        <w:tc>
+          <w:tcPr>
+            <w:tcW w:w="2016" w:type="dxa"/>
+            <w:tcBorders>
+              <w:top w:val="single" w:sz="4" w:space="0" w:color="auto"/>
+              <w:left w:val="single" w:sz="4" w:space="0" w:color="auto"/>
+              <w:bottom w:val="single" w:sz="4" w:space="0" w:color="auto"/>
+              <w:right w:val="single" w:sz="4" w:space="0" w:color="auto"/>
+            </w:tcBorders>
+            <w:vAlign w:val="center"/>
+            <w:hideMark/>
+          </w:tcPr>
+          <w:p>
+            <w:pPr>
+              <w:spacing w:line="360" w:lineRule="auto"/>
+              <w:jc w:val="both"/>
+              <w:rPr>
+                <w:rFonts w:ascii="Times New Roman" w:hAnsi="Times New Roman" w:cs="Times New Roman"/>
+                <w:sz w:val="26"/>
+                <w:szCs w:val="26"/>
+              </w:rPr>
+            </w:pPr>
+            <w:r>
+              <w:rPr>
+                <w:rFonts w:ascii="Times New Roman" w:hAnsi="Times New Roman" w:cs="Times New Roman"/>
+                <w:sz w:val="26"/>
+                <w:szCs w:val="26"/>
+              </w:rPr>
+              <w:t>Any</w:t>
+            </w:r>
+          </w:p>
+        </w:tc>
+      </w:tr>
+    </w:tbl>
+    <w:p>
+      <w:pPr>
+        <w:spacing w:after="0" w:line="360" w:lineRule="auto"/>
+        <w:jc w:val="both"/>
+        <w:rPr>
+          <w:rFonts w:ascii="Times New Roman" w:hAnsi="Times New Roman" w:cs="Times New Roman"/>
+          <w:sz w:val="26"/>
+          <w:szCs w:val="26"/>
+        </w:rPr>
+      </w:pPr>
+      <w:r>
+        <w:rPr>
+          <w:rFonts w:ascii="Times New Roman" w:hAnsi="Times New Roman" w:cs="Times New Roman"/>
+          <w:sz w:val="26"/>
+          <w:szCs w:val="26"/>
+        </w:rPr>
+        <w:t>Mỗi rule chọn Save. Sau khi đủ 3 rule chọn Apply Changes.</w:t>
+      </w:r>
+    </w:p>
+    <w:p>
+      <w:pPr>
+        <w:spacing w:after="0" w:line="360" w:lineRule="auto"/>
+        <w:jc w:val="both"/>
+        <w:rPr>
+          <w:rFonts w:ascii="Times New Roman" w:hAnsi="Times New Roman" w:cs="Times New Roman"/>
+          <w:sz w:val="26"/>
+          <w:szCs w:val="26"/>
+        </w:rPr>
+      </w:pPr>
+      <w:r>
+        <w:rPr>
+          <w:rFonts w:ascii="Times New Roman" w:hAnsi="Times New Roman" w:cs="Times New Roman"/>
+          <w:b/>
+          <w:sz w:val="26"/>
+          <w:szCs w:val="26"/>
+        </w:rPr>
+        <w:lastRenderedPageBreak/>
+        <w:t xml:space="preserve">Bước 5. </w:t>
+      </w:r>
+      <w:r>
+        <w:rPr>
+          <w:rFonts w:ascii="Times New Roman" w:hAnsi="Times New Roman" w:cs="Times New Roman"/>
+          <w:sz w:val="26"/>
+          <w:szCs w:val="26"/>
+        </w:rPr>
+        <w:t>Để kết quả kiểm thử không bị ảnh hưởng bởi connection state cũ, vào Diagnostics → States → Reset States và reset state table.</w:t>
+      </w:r>
+    </w:p>
+    <w:p>
+      <w:pPr>
+        <w:spacing w:after="0" w:line="360" w:lineRule="auto"/>
+        <w:jc w:val="both"/>
+        <w:rPr>
+          <w:rFonts w:ascii="Times New Roman" w:hAnsi="Times New Roman" w:cs="Times New Roman"/>
+          <w:sz w:val="26"/>
+          <w:szCs w:val="26"/>
+        </w:rPr>
+      </w:pPr>
+      <w:r>
+        <w:rPr>
+          <w:rFonts w:ascii="Times New Roman" w:hAnsi="Times New Roman" w:cs="Times New Roman"/>
+          <w:b/>
           <w:sz w:val="26"/>
           <w:szCs w:val="26"/>
         </w:rPr>
         <w:drawing>
-          <wp:inline distT="0" distB="0" distL="0" distR="0" wp14:anchorId="4B6D9078" wp14:editId="454C1A0B">
-            <wp:extent cx="5725324" cy="428685"/>
-            <wp:effectExtent l="0" t="0" r="0" b="9525"/>
-            <wp:docPr id="456230399" name="Picture 1"/>
+          <wp:inline distT="0" distB="0" distL="0" distR="0" wp14:anchorId="29C99AE2" wp14:editId="09511F4B">
+            <wp:extent cx="5943600" cy="3011805"/>
+            <wp:effectExtent l="0" t="0" r="0" b="0"/>
+            <wp:docPr id="757677301" name="Picture 20"/>
             <wp:cNvGraphicFramePr>
               <a:graphicFrameLocks xmlns:a="http://schemas.openxmlformats.org/drawingml/2006/main" noChangeAspect="1"/>
             </wp:cNvGraphicFramePr>
@@ -114,23 +1663,36 @@
               <a:graphicData uri="http://schemas.openxmlformats.org/drawingml/2006/picture">
                 <pic:pic xmlns:pic="http://schemas.openxmlformats.org/drawingml/2006/picture">
                   <pic:nvPicPr>
-                    <pic:cNvPr id="456230399" name=""/>
-                    <pic:cNvPicPr/>
+                    <pic:cNvPr id="0" name="Picture 1"/>
+                    <pic:cNvPicPr>
+                      <a:picLocks noChangeAspect="1" noChangeArrowheads="1"/>
+                    </pic:cNvPicPr>
                   </pic:nvPicPr>
                   <pic:blipFill>
-                    <a:blip r:embed="rId5"/>
+                    <a:blip r:embed="rId5">
+                      <a:extLst>
+                        <a:ext uri="{28A0092B-C50C-407E-A947-70E740481C1C}">
+                          <a14:useLocalDpi xmlns:a14="http://schemas.microsoft.com/office/drawing/2010/main" val="0"/>
+                        </a:ext>
+                      </a:extLst>
+                    </a:blip>
+                    <a:srcRect/>
                     <a:stretch>
                       <a:fillRect/>
                     </a:stretch>
                   </pic:blipFill>
-                  <pic:spPr>
+                  <pic:spPr bwMode="auto">
                     <a:xfrm>
                       <a:off x="0" y="0"/>
-                      <a:ext cx="5725324" cy="428685"/>
+                      <a:ext cx="5943600" cy="3011805"/>
                     </a:xfrm>
                     <a:prstGeom prst="rect">
                       <a:avLst/>
                     </a:prstGeom>
+                    <a:noFill/>
+                    <a:ln>
+                      <a:noFill/>
+                    </a:ln>
                   </pic:spPr>
                 </pic:pic>
               </a:graphicData>
@@ -138,66 +1700,468 @@
           </wp:inline>
         </w:drawing>
       </w:r>
-    </w:p>
-    <w:p>
-      <w:pPr>
-        <w:spacing w:after="0" w:line="360" w:lineRule="auto"/>
-        <w:jc w:val="both"/>
-        <w:rPr>
-          <w:rFonts w:ascii="Times New Roman" w:hAnsi="Times New Roman" w:cs="Times New Roman"/>
-          <w:sz w:val="26"/>
-          <w:szCs w:val="26"/>
-        </w:rPr>
-      </w:pPr>
-      <w:r>
-        <w:rPr>
-          <w:rFonts w:ascii="Times New Roman" w:hAnsi="Times New Roman" w:cs="Times New Roman"/>
-          <w:sz w:val="26"/>
-          <w:szCs w:val="26"/>
-        </w:rPr>
-        <w:t>Chuẩn bị pfsense</w:t>
-      </w:r>
-    </w:p>
-    <w:p>
-      <w:pPr>
-        <w:spacing w:after="0" w:line="360" w:lineRule="auto"/>
-        <w:jc w:val="both"/>
-        <w:rPr>
-          <w:rFonts w:ascii="Times New Roman" w:hAnsi="Times New Roman" w:cs="Times New Roman"/>
-          <w:sz w:val="26"/>
-          <w:szCs w:val="26"/>
-        </w:rPr>
-      </w:pPr>
-      <w:r>
-        <w:rPr>
-          <w:rFonts w:ascii="Times New Roman" w:hAnsi="Times New Roman" w:cs="Times New Roman"/>
-          <w:sz w:val="26"/>
-          <w:szCs w:val="26"/>
-        </w:rPr>
-        <w:t>Cài vào máy</w:t>
-      </w:r>
-    </w:p>
-    <w:p>
-      <w:pPr>
-        <w:spacing w:after="0" w:line="360" w:lineRule="auto"/>
-        <w:jc w:val="both"/>
-        <w:rPr>
-          <w:rFonts w:ascii="Times New Roman" w:hAnsi="Times New Roman" w:cs="Times New Roman"/>
-          <w:sz w:val="26"/>
-          <w:szCs w:val="26"/>
-        </w:rPr>
-      </w:pPr>
-      <w:r>
-        <w:rPr>
-          <w:rFonts w:ascii="Times New Roman" w:hAnsi="Times New Roman" w:cs="Times New Roman"/>
+      <w:r>
+        <w:rPr>
+          <w:rFonts w:ascii="Times New Roman" w:hAnsi="Times New Roman" w:cs="Times New Roman"/>
+          <w:b/>
+          <w:sz w:val="26"/>
+          <w:szCs w:val="26"/>
+        </w:rPr>
+        <w:t xml:space="preserve">Bước 6. </w:t>
+      </w:r>
+      <w:r>
+        <w:rPr>
+          <w:rFonts w:ascii="Times New Roman" w:hAnsi="Times New Roman" w:cs="Times New Roman"/>
+          <w:sz w:val="26"/>
+          <w:szCs w:val="26"/>
+        </w:rPr>
+        <w:t>Trên Domain Controller mở PowerShell hoặc Command Prompt và chạy lần lượt:</w:t>
+      </w:r>
+    </w:p>
+    <w:p>
+      <w:pPr>
+        <w:spacing w:after="0" w:line="360" w:lineRule="auto"/>
+        <w:jc w:val="both"/>
+        <w:rPr>
+          <w:rFonts w:ascii="Times New Roman" w:hAnsi="Times New Roman" w:cs="Times New Roman"/>
+          <w:sz w:val="26"/>
+          <w:szCs w:val="26"/>
+          <w:lang w:val="vi-VN"/>
+        </w:rPr>
+      </w:pPr>
+      <w:r>
+        <w:rPr>
+          <w:rFonts w:ascii="Times New Roman" w:hAnsi="Times New Roman" w:cs="Times New Roman"/>
+          <w:b/>
+          <w:bCs/>
+          <w:sz w:val="26"/>
+          <w:szCs w:val="26"/>
+          <w:lang w:val="vi-VN"/>
+        </w:rPr>
+        <w:t>1. Kiểm tra cấu hình mạng:</w:t>
+      </w:r>
+    </w:p>
+    <w:p>
+      <w:pPr>
+        <w:spacing w:after="0" w:line="360" w:lineRule="auto"/>
+        <w:jc w:val="both"/>
+        <w:rPr>
+          <w:rFonts w:ascii="Times New Roman" w:hAnsi="Times New Roman" w:cs="Times New Roman"/>
+          <w:sz w:val="26"/>
+          <w:szCs w:val="26"/>
+          <w:lang w:val="vi-VN"/>
+        </w:rPr>
+      </w:pPr>
+      <w:r>
+        <w:rPr>
+          <w:rFonts w:ascii="Times New Roman" w:hAnsi="Times New Roman" w:cs="Times New Roman"/>
+          <w:sz w:val="26"/>
+          <w:szCs w:val="26"/>
+          <w:lang w:val="vi-VN"/>
+        </w:rPr>
+        <w:t>ipconfig /all</w:t>
+      </w:r>
+    </w:p>
+    <w:p>
+      <w:pPr>
+        <w:spacing w:after="0" w:line="360" w:lineRule="auto"/>
+        <w:jc w:val="both"/>
+        <w:rPr>
+          <w:rFonts w:ascii="Times New Roman" w:hAnsi="Times New Roman" w:cs="Times New Roman"/>
+          <w:sz w:val="26"/>
+          <w:szCs w:val="26"/>
+          <w:lang w:val="vi-VN"/>
+        </w:rPr>
+      </w:pPr>
+      <w:r>
+        <w:rPr>
+          <w:rFonts w:ascii="Times New Roman" w:hAnsi="Times New Roman" w:cs="Times New Roman"/>
+          <w:sz w:val="26"/>
+          <w:szCs w:val="26"/>
+          <w:lang w:val="vi-VN"/>
+        </w:rPr>
+        <w:t>Kiểm tra máy có:</w:t>
+      </w:r>
+    </w:p>
+    <w:p>
+      <w:pPr>
+        <w:numPr>
+          <w:ilvl w:val="0"/>
+          <w:numId w:val="2"/>
+        </w:numPr>
+        <w:spacing w:after="0" w:line="360" w:lineRule="auto"/>
+        <w:jc w:val="both"/>
+        <w:rPr>
+          <w:rFonts w:ascii="Times New Roman" w:hAnsi="Times New Roman" w:cs="Times New Roman"/>
+          <w:sz w:val="26"/>
+          <w:szCs w:val="26"/>
+          <w:lang w:val="vi-VN"/>
+        </w:rPr>
+      </w:pPr>
+      <w:r>
+        <w:rPr>
+          <w:rFonts w:ascii="Times New Roman" w:hAnsi="Times New Roman" w:cs="Times New Roman"/>
+          <w:sz w:val="26"/>
+          <w:szCs w:val="26"/>
+          <w:lang w:val="vi-VN"/>
+        </w:rPr>
+        <w:t>IPv4: 10.0.0.2</w:t>
+      </w:r>
+    </w:p>
+    <w:p>
+      <w:pPr>
+        <w:numPr>
+          <w:ilvl w:val="0"/>
+          <w:numId w:val="2"/>
+        </w:numPr>
+        <w:spacing w:after="0" w:line="360" w:lineRule="auto"/>
+        <w:jc w:val="both"/>
+        <w:rPr>
+          <w:rFonts w:ascii="Times New Roman" w:hAnsi="Times New Roman" w:cs="Times New Roman"/>
+          <w:sz w:val="26"/>
+          <w:szCs w:val="26"/>
+          <w:lang w:val="vi-VN"/>
+        </w:rPr>
+      </w:pPr>
+      <w:r>
+        <w:rPr>
+          <w:rFonts w:ascii="Times New Roman" w:hAnsi="Times New Roman" w:cs="Times New Roman"/>
+          <w:sz w:val="26"/>
+          <w:szCs w:val="26"/>
+          <w:lang w:val="vi-VN"/>
+        </w:rPr>
+        <w:t>Default Gateway: 10.0.0.1</w:t>
+      </w:r>
+    </w:p>
+    <w:p>
+      <w:pPr>
+        <w:numPr>
+          <w:ilvl w:val="0"/>
+          <w:numId w:val="2"/>
+        </w:numPr>
+        <w:spacing w:after="0" w:line="360" w:lineRule="auto"/>
+        <w:jc w:val="both"/>
+        <w:rPr>
+          <w:rFonts w:ascii="Times New Roman" w:hAnsi="Times New Roman" w:cs="Times New Roman"/>
+          <w:sz w:val="26"/>
+          <w:szCs w:val="26"/>
+          <w:lang w:val="vi-VN"/>
+        </w:rPr>
+      </w:pPr>
+      <w:r>
+        <w:rPr>
+          <w:rFonts w:ascii="Times New Roman" w:hAnsi="Times New Roman" w:cs="Times New Roman"/>
+          <w:sz w:val="26"/>
+          <w:szCs w:val="26"/>
+          <w:lang w:val="vi-VN"/>
+        </w:rPr>
+        <w:t>DNS Server: 8.8.8.8</w:t>
+      </w:r>
+    </w:p>
+    <w:p>
+      <w:pPr>
+        <w:spacing w:after="0" w:line="360" w:lineRule="auto"/>
+        <w:jc w:val="both"/>
+        <w:rPr>
+          <w:rFonts w:ascii="Times New Roman" w:hAnsi="Times New Roman" w:cs="Times New Roman"/>
+          <w:sz w:val="26"/>
+          <w:szCs w:val="26"/>
+          <w:lang w:val="vi-VN"/>
+        </w:rPr>
+      </w:pPr>
+      <w:r>
+        <w:rPr>
+          <w:rFonts w:ascii="Times New Roman" w:hAnsi="Times New Roman" w:cs="Times New Roman"/>
+          <w:b/>
+          <w:bCs/>
+          <w:sz w:val="26"/>
+          <w:szCs w:val="26"/>
+          <w:lang w:val="vi-VN"/>
+        </w:rPr>
+        <w:t>2. Xóa bộ nhớ đệm DNS:</w:t>
+      </w:r>
+    </w:p>
+    <w:p>
+      <w:pPr>
+        <w:spacing w:after="0" w:line="360" w:lineRule="auto"/>
+        <w:jc w:val="both"/>
+        <w:rPr>
+          <w:rFonts w:ascii="Times New Roman" w:hAnsi="Times New Roman" w:cs="Times New Roman"/>
+          <w:sz w:val="26"/>
+          <w:szCs w:val="26"/>
+          <w:lang w:val="vi-VN"/>
+        </w:rPr>
+      </w:pPr>
+      <w:r>
+        <w:rPr>
+          <w:rFonts w:ascii="Times New Roman" w:hAnsi="Times New Roman" w:cs="Times New Roman"/>
+          <w:sz w:val="26"/>
+          <w:szCs w:val="26"/>
+          <w:lang w:val="vi-VN"/>
+        </w:rPr>
+        <w:t>ipconfig /flushdns</w:t>
+      </w:r>
+    </w:p>
+    <w:p>
+      <w:pPr>
+        <w:spacing w:after="0" w:line="360" w:lineRule="auto"/>
+        <w:jc w:val="both"/>
+        <w:rPr>
+          <w:rFonts w:ascii="Times New Roman" w:hAnsi="Times New Roman" w:cs="Times New Roman"/>
+          <w:sz w:val="26"/>
+          <w:szCs w:val="26"/>
+          <w:lang w:val="vi-VN"/>
+        </w:rPr>
+      </w:pPr>
+      <w:r>
+        <w:rPr>
+          <w:rFonts w:ascii="Times New Roman" w:hAnsi="Times New Roman" w:cs="Times New Roman"/>
+          <w:b/>
+          <w:bCs/>
+          <w:sz w:val="26"/>
+          <w:szCs w:val="26"/>
+          <w:lang w:val="vi-VN"/>
+        </w:rPr>
+        <w:t>3. Kiểm tra rule chặn ICMP:</w:t>
+      </w:r>
+    </w:p>
+    <w:p>
+      <w:pPr>
+        <w:spacing w:after="0" w:line="360" w:lineRule="auto"/>
+        <w:jc w:val="both"/>
+        <w:rPr>
+          <w:rFonts w:ascii="Times New Roman" w:hAnsi="Times New Roman" w:cs="Times New Roman"/>
+          <w:sz w:val="26"/>
+          <w:szCs w:val="26"/>
+          <w:lang w:val="vi-VN"/>
+        </w:rPr>
+      </w:pPr>
+      <w:r>
+        <w:rPr>
+          <w:rFonts w:ascii="Times New Roman" w:hAnsi="Times New Roman" w:cs="Times New Roman"/>
+          <w:sz w:val="26"/>
+          <w:szCs w:val="26"/>
+          <w:lang w:val="vi-VN"/>
+        </w:rPr>
+        <w:t>ping 8.8.8.8</w:t>
+      </w:r>
+    </w:p>
+    <w:p>
+      <w:pPr>
+        <w:spacing w:after="0" w:line="360" w:lineRule="auto"/>
+        <w:jc w:val="both"/>
+        <w:rPr>
+          <w:rFonts w:ascii="Times New Roman" w:hAnsi="Times New Roman" w:cs="Times New Roman"/>
+          <w:sz w:val="26"/>
+          <w:szCs w:val="26"/>
+          <w:lang w:val="vi-VN"/>
+        </w:rPr>
+      </w:pPr>
+      <w:r>
+        <w:rPr>
+          <w:rFonts w:ascii="Times New Roman" w:hAnsi="Times New Roman" w:cs="Times New Roman"/>
+          <w:sz w:val="26"/>
+          <w:szCs w:val="26"/>
+          <w:lang w:val="vi-VN"/>
+        </w:rPr>
+        <w:t>Kết quả cần đạt: xuất hiện Request timed out, chứng tỏ lưu lượng ICMP đã bị pfSense chặn.</w:t>
+      </w:r>
+    </w:p>
+    <w:p>
+      <w:pPr>
+        <w:spacing w:after="0" w:line="360" w:lineRule="auto"/>
+        <w:jc w:val="both"/>
+        <w:rPr>
+          <w:rFonts w:ascii="Times New Roman" w:hAnsi="Times New Roman" w:cs="Times New Roman"/>
+          <w:sz w:val="26"/>
+          <w:szCs w:val="26"/>
+          <w:lang w:val="vi-VN"/>
+        </w:rPr>
+      </w:pPr>
+      <w:r>
+        <w:rPr>
+          <w:rFonts w:ascii="Times New Roman" w:hAnsi="Times New Roman" w:cs="Times New Roman"/>
+          <w:b/>
+          <w:bCs/>
+          <w:sz w:val="26"/>
+          <w:szCs w:val="26"/>
+          <w:lang w:val="vi-VN"/>
+        </w:rPr>
+        <w:t>4. Kiểm tra rule cho phép DNS:</w:t>
+      </w:r>
+    </w:p>
+    <w:p>
+      <w:pPr>
+        <w:spacing w:after="0" w:line="360" w:lineRule="auto"/>
+        <w:jc w:val="both"/>
+        <w:rPr>
+          <w:rFonts w:ascii="Times New Roman" w:hAnsi="Times New Roman" w:cs="Times New Roman"/>
+          <w:sz w:val="26"/>
+          <w:szCs w:val="26"/>
+          <w:lang w:val="vi-VN"/>
+        </w:rPr>
+      </w:pPr>
+      <w:r>
+        <w:rPr>
+          <w:rFonts w:ascii="Times New Roman" w:hAnsi="Times New Roman" w:cs="Times New Roman"/>
+          <w:sz w:val="26"/>
+          <w:szCs w:val="26"/>
+          <w:lang w:val="vi-VN"/>
+        </w:rPr>
+        <w:t>nslookup example.com</w:t>
+      </w:r>
+    </w:p>
+    <w:p>
+      <w:pPr>
+        <w:spacing w:after="0" w:line="360" w:lineRule="auto"/>
+        <w:jc w:val="both"/>
+        <w:rPr>
+          <w:rFonts w:ascii="Times New Roman" w:hAnsi="Times New Roman" w:cs="Times New Roman"/>
+          <w:sz w:val="26"/>
+          <w:szCs w:val="26"/>
+          <w:lang w:val="vi-VN"/>
+        </w:rPr>
+      </w:pPr>
+      <w:r>
+        <w:rPr>
+          <w:rFonts w:ascii="Times New Roman" w:hAnsi="Times New Roman" w:cs="Times New Roman"/>
+          <w:sz w:val="26"/>
+          <w:szCs w:val="26"/>
+          <w:lang w:val="vi-VN"/>
+        </w:rPr>
+        <w:t>Kết quả cần đạt: DNS Server 8.8.8.8 trả về địa chỉ IP của example.com.</w:t>
+      </w:r>
+    </w:p>
+    <w:p>
+      <w:pPr>
+        <w:spacing w:after="0" w:line="360" w:lineRule="auto"/>
+        <w:jc w:val="both"/>
+        <w:rPr>
+          <w:rFonts w:ascii="Times New Roman" w:hAnsi="Times New Roman" w:cs="Times New Roman"/>
+          <w:sz w:val="26"/>
+          <w:szCs w:val="26"/>
+          <w:lang w:val="vi-VN"/>
+        </w:rPr>
+      </w:pPr>
+      <w:r>
+        <w:rPr>
+          <w:rFonts w:ascii="Times New Roman" w:hAnsi="Times New Roman" w:cs="Times New Roman"/>
+          <w:b/>
+          <w:bCs/>
+          <w:sz w:val="26"/>
+          <w:szCs w:val="26"/>
+          <w:lang w:val="vi-VN"/>
+        </w:rPr>
+        <w:lastRenderedPageBreak/>
+        <w:t>5. Kiểm tra rule cho phép HTTPS:</w:t>
+      </w:r>
+    </w:p>
+    <w:p>
+      <w:pPr>
+        <w:spacing w:after="0" w:line="360" w:lineRule="auto"/>
+        <w:jc w:val="both"/>
+        <w:rPr>
+          <w:rFonts w:ascii="Times New Roman" w:hAnsi="Times New Roman" w:cs="Times New Roman"/>
+          <w:sz w:val="26"/>
+          <w:szCs w:val="26"/>
+          <w:lang w:val="vi-VN"/>
+        </w:rPr>
+      </w:pPr>
+      <w:r>
+        <w:rPr>
+          <w:rFonts w:ascii="Times New Roman" w:hAnsi="Times New Roman" w:cs="Times New Roman"/>
+          <w:sz w:val="26"/>
+          <w:szCs w:val="26"/>
+          <w:lang w:val="vi-VN"/>
+        </w:rPr>
+        <w:t>curl.exe -4 https://example.com</w:t>
+      </w:r>
+    </w:p>
+    <w:p>
+      <w:pPr>
+        <w:spacing w:after="0" w:line="360" w:lineRule="auto"/>
+        <w:jc w:val="both"/>
+        <w:rPr>
+          <w:rFonts w:ascii="Times New Roman" w:hAnsi="Times New Roman" w:cs="Times New Roman"/>
+          <w:sz w:val="26"/>
+          <w:szCs w:val="26"/>
+          <w:lang w:val="vi-VN"/>
+        </w:rPr>
+      </w:pPr>
+      <w:r>
+        <w:rPr>
+          <w:rFonts w:ascii="Times New Roman" w:hAnsi="Times New Roman" w:cs="Times New Roman"/>
+          <w:sz w:val="26"/>
+          <w:szCs w:val="26"/>
+          <w:lang w:val="vi-VN"/>
+        </w:rPr>
+        <w:t>Kết quả cần đạt: nhận được nội dung HTML của trang và có dòng tương tự:</w:t>
+      </w:r>
+    </w:p>
+    <w:p>
+      <w:pPr>
+        <w:spacing w:after="0" w:line="360" w:lineRule="auto"/>
+        <w:jc w:val="both"/>
+        <w:rPr>
+          <w:rFonts w:ascii="Times New Roman" w:hAnsi="Times New Roman" w:cs="Times New Roman"/>
+          <w:sz w:val="26"/>
+          <w:szCs w:val="26"/>
+          <w:lang w:val="vi-VN"/>
+        </w:rPr>
+      </w:pPr>
+      <w:r>
+        <w:rPr>
+          <w:rFonts w:ascii="Times New Roman" w:hAnsi="Times New Roman" w:cs="Times New Roman"/>
+          <w:sz w:val="26"/>
+          <w:szCs w:val="26"/>
+          <w:lang w:val="vi-VN"/>
+        </w:rPr>
+        <w:t>&lt;title&gt;Example Domain&lt;/title&gt;</w:t>
+      </w:r>
+    </w:p>
+    <w:p>
+      <w:pPr>
+        <w:spacing w:after="0" w:line="360" w:lineRule="auto"/>
+        <w:jc w:val="both"/>
+        <w:rPr>
+          <w:rFonts w:ascii="Times New Roman" w:hAnsi="Times New Roman" w:cs="Times New Roman"/>
+          <w:sz w:val="26"/>
+          <w:szCs w:val="26"/>
+          <w:lang w:val="vi-VN"/>
+        </w:rPr>
+      </w:pPr>
+      <w:r>
+        <w:rPr>
+          <w:rFonts w:ascii="Times New Roman" w:hAnsi="Times New Roman" w:cs="Times New Roman"/>
+          <w:sz w:val="26"/>
+          <w:szCs w:val="26"/>
+          <w:lang w:val="vi-VN"/>
+        </w:rPr>
+        <w:t>Kết quả cần đạt: ping thất bại; Resolve-DnsName thành công; curl HTTPS thành công.</w:t>
+      </w:r>
+    </w:p>
+    <w:p>
+      <w:pPr>
+        <w:spacing w:after="0" w:line="360" w:lineRule="auto"/>
+        <w:jc w:val="both"/>
+        <w:rPr>
+          <w:rFonts w:ascii="Times New Roman" w:hAnsi="Times New Roman" w:cs="Times New Roman"/>
+          <w:sz w:val="26"/>
+          <w:szCs w:val="26"/>
+        </w:rPr>
+      </w:pPr>
+      <w:r>
+        <w:rPr>
+          <w:rFonts w:ascii="Times New Roman" w:hAnsi="Times New Roman" w:cs="Times New Roman"/>
+          <w:b/>
           <w:sz w:val="26"/>
           <w:szCs w:val="26"/>
         </w:rPr>
         <w:drawing>
-          <wp:inline distT="0" distB="0" distL="0" distR="0" wp14:anchorId="0C6D985A" wp14:editId="560F74D0">
-            <wp:extent cx="5943600" cy="4284345"/>
-            <wp:effectExtent l="0" t="0" r="0" b="1905"/>
-            <wp:docPr id="1124538590" name="Picture 1"/>
+          <wp:inline distT="0" distB="0" distL="0" distR="0" wp14:anchorId="3647A2C9" wp14:editId="4397D742">
+            <wp:extent cx="5943600" cy="4433570"/>
+            <wp:effectExtent l="19050" t="19050" r="19050" b="24130"/>
+            <wp:docPr id="1466265078" name="Picture 19"/>
             <wp:cNvGraphicFramePr>
               <a:graphicFrameLocks xmlns:a="http://schemas.openxmlformats.org/drawingml/2006/main" noChangeAspect="1"/>
             </wp:cNvGraphicFramePr>
@@ -205,23 +2169,42 @@
               <a:graphicData uri="http://schemas.openxmlformats.org/drawingml/2006/picture">
                 <pic:pic xmlns:pic="http://schemas.openxmlformats.org/drawingml/2006/picture">
                   <pic:nvPicPr>
-                    <pic:cNvPr id="1124538590" name=""/>
-                    <pic:cNvPicPr/>
+                    <pic:cNvPr id="0" name="Picture 2"/>
+                    <pic:cNvPicPr>
+                      <a:picLocks noChangeAspect="1" noChangeArrowheads="1"/>
+                    </pic:cNvPicPr>
                   </pic:nvPicPr>
                   <pic:blipFill>
-                    <a:blip r:embed="rId6"/>
+                    <a:blip r:embed="rId6">
+                      <a:extLst>
+                        <a:ext uri="{28A0092B-C50C-407E-A947-70E740481C1C}">
+                          <a14:useLocalDpi xmlns:a14="http://schemas.microsoft.com/office/drawing/2010/main" val="0"/>
+                        </a:ext>
+                      </a:extLst>
+                    </a:blip>
+                    <a:srcRect/>
                     <a:stretch>
                       <a:fillRect/>
                     </a:stretch>
                   </pic:blipFill>
-                  <pic:spPr>
+                  <pic:spPr bwMode="auto">
                     <a:xfrm>
                       <a:off x="0" y="0"/>
-                      <a:ext cx="5943600" cy="4284345"/>
+                      <a:ext cx="5943600" cy="4433570"/>
                     </a:xfrm>
                     <a:prstGeom prst="rect">
                       <a:avLst/>
                     </a:prstGeom>
+                    <a:noFill/>
+                    <a:ln w="9525" cmpd="sng">
+                      <a:solidFill>
+                        <a:srgbClr val="000000"/>
+                      </a:solidFill>
+                      <a:miter lim="800000"/>
+                      <a:headEnd/>
+                      <a:tailEnd/>
+                    </a:ln>
+                    <a:effectLst/>
                   </pic:spPr>
                 </pic:pic>
               </a:graphicData>
@@ -229,29 +2212,707 @@
           </wp:inline>
         </w:drawing>
       </w:r>
-    </w:p>
-    <w:p>
-      <w:pPr>
-        <w:spacing w:after="0" w:line="360" w:lineRule="auto"/>
-        <w:jc w:val="both"/>
-        <w:rPr>
-          <w:rFonts w:ascii="Times New Roman" w:hAnsi="Times New Roman" w:cs="Times New Roman"/>
-          <w:sz w:val="26"/>
-          <w:szCs w:val="26"/>
-        </w:rPr>
-      </w:pPr>
-      <w:r>
-        <w:rPr>
-          <w:rFonts w:ascii="Times New Roman" w:hAnsi="Times New Roman" w:cs="Times New Roman"/>
+      <w:r>
+        <w:rPr>
+          <w:rFonts w:ascii="Times New Roman" w:hAnsi="Times New Roman" w:cs="Times New Roman"/>
+          <w:sz w:val="26"/>
+          <w:szCs w:val="26"/>
+        </w:rPr>
+        <w:t>Nhận xét để ghi báo cáo: Rule ICMP đã chặn lưu lượng ping trong khi các rule DNS và HTTP/HTTPS vẫn cho phép các dịch vụ cần thiết. Điều này chứng minh pfSense có thể kiểm soát lưu lượng theo giao thức và cổng.</w:t>
+      </w:r>
+    </w:p>
+    <w:p>
+      <w:pPr>
+        <w:spacing w:after="0" w:line="360" w:lineRule="auto"/>
+        <w:jc w:val="both"/>
+        <w:rPr>
+          <w:rFonts w:ascii="Times New Roman" w:hAnsi="Times New Roman" w:cs="Times New Roman"/>
+          <w:b/>
+          <w:bCs/>
+          <w:sz w:val="26"/>
+          <w:szCs w:val="26"/>
+        </w:rPr>
+      </w:pPr>
+      <w:r>
+        <w:rPr>
+          <w:rFonts w:ascii="Times New Roman" w:hAnsi="Times New Roman" w:cs="Times New Roman"/>
+          <w:b/>
+          <w:bCs/>
+          <w:sz w:val="26"/>
+          <w:szCs w:val="26"/>
+        </w:rPr>
+        <w:t>3. TÌNH HUỐNG 2 – Chỉ cho một host cụ thể ra Internet</w:t>
+      </w:r>
+    </w:p>
+    <w:p>
+      <w:pPr>
+        <w:spacing w:after="0" w:line="360" w:lineRule="auto"/>
+        <w:jc w:val="both"/>
+        <w:rPr>
+          <w:rFonts w:ascii="Times New Roman" w:hAnsi="Times New Roman" w:cs="Times New Roman"/>
+          <w:sz w:val="26"/>
+          <w:szCs w:val="26"/>
+        </w:rPr>
+      </w:pPr>
+      <w:r>
+        <w:rPr>
+          <w:rFonts w:ascii="Times New Roman" w:hAnsi="Times New Roman" w:cs="Times New Roman"/>
+          <w:sz w:val="26"/>
+          <w:szCs w:val="26"/>
+        </w:rPr>
+        <w:t>Mục tiêu: chỉ Domain Controller 10.0.0.2 được ra Internet; Ubuntu 10.0.0.3 bị chặn.</w:t>
+      </w:r>
+    </w:p>
+    <w:p>
+      <w:pPr>
+        <w:spacing w:after="0" w:line="360" w:lineRule="auto"/>
+        <w:jc w:val="both"/>
+        <w:rPr>
+          <w:rFonts w:ascii="Times New Roman" w:hAnsi="Times New Roman" w:cs="Times New Roman"/>
+          <w:sz w:val="26"/>
+          <w:szCs w:val="26"/>
+        </w:rPr>
+      </w:pPr>
+      <w:r>
+        <w:rPr>
+          <w:rFonts w:ascii="Times New Roman" w:hAnsi="Times New Roman" w:cs="Times New Roman"/>
+          <w:b/>
+          <w:sz w:val="26"/>
+          <w:szCs w:val="26"/>
+        </w:rPr>
+        <w:t xml:space="preserve">Bước 1. </w:t>
+      </w:r>
+      <w:r>
+        <w:rPr>
+          <w:rFonts w:ascii="Times New Roman" w:hAnsi="Times New Roman" w:cs="Times New Roman"/>
+          <w:sz w:val="26"/>
+          <w:szCs w:val="26"/>
+        </w:rPr>
+        <w:t>Bật pfSense, Domain Controller 10.0.0.2 và Ubuntu LAN-Test 10.0.0.3.</w:t>
+      </w:r>
+    </w:p>
+    <w:p>
+      <w:pPr>
+        <w:spacing w:after="0" w:line="360" w:lineRule="auto"/>
+        <w:jc w:val="both"/>
+        <w:rPr>
+          <w:rFonts w:ascii="Times New Roman" w:hAnsi="Times New Roman" w:cs="Times New Roman"/>
+          <w:sz w:val="26"/>
+          <w:szCs w:val="26"/>
+        </w:rPr>
+      </w:pPr>
+      <w:r>
+        <w:rPr>
+          <w:rFonts w:ascii="Times New Roman" w:hAnsi="Times New Roman" w:cs="Times New Roman"/>
+          <w:b/>
+          <w:sz w:val="26"/>
+          <w:szCs w:val="26"/>
+        </w:rPr>
+        <w:t xml:space="preserve">Bước 2. </w:t>
+      </w:r>
+      <w:r>
+        <w:rPr>
+          <w:rFonts w:ascii="Times New Roman" w:hAnsi="Times New Roman" w:cs="Times New Roman"/>
+          <w:sz w:val="26"/>
+          <w:szCs w:val="26"/>
+        </w:rPr>
+        <w:t>Vào Firewall → Rules → LAN. Disable các rule của Tình huống 1 và các rule LAN net → Any đang cho phép toàn mạng.</w:t>
+      </w:r>
+    </w:p>
+    <w:p>
+      <w:pPr>
+        <w:spacing w:after="0" w:line="360" w:lineRule="auto"/>
+        <w:jc w:val="both"/>
+        <w:rPr>
+          <w:rFonts w:ascii="Times New Roman" w:hAnsi="Times New Roman" w:cs="Times New Roman"/>
+          <w:sz w:val="26"/>
+          <w:szCs w:val="26"/>
+        </w:rPr>
+      </w:pPr>
+      <w:r>
+        <w:rPr>
+          <w:rFonts w:ascii="Times New Roman" w:hAnsi="Times New Roman" w:cs="Times New Roman"/>
+          <w:b/>
           <w:sz w:val="26"/>
           <w:szCs w:val="26"/>
         </w:rPr>
         <w:lastRenderedPageBreak/>
+        <w:t xml:space="preserve">Bước 3. </w:t>
+      </w:r>
+      <w:r>
+        <w:rPr>
+          <w:rFonts w:ascii="Times New Roman" w:hAnsi="Times New Roman" w:cs="Times New Roman"/>
+          <w:sz w:val="26"/>
+          <w:szCs w:val="26"/>
+        </w:rPr>
+        <w:t>Tạo 2 rule theo đúng thứ tự:</w:t>
+      </w:r>
+    </w:p>
+    <w:tbl>
+      <w:tblPr>
+        <w:tblStyle w:val="TableGrid"/>
+        <w:tblW w:w="0" w:type="auto"/>
+        <w:jc w:val="center"/>
+        <w:tblLook w:val="04A0" w:firstRow="1" w:lastRow="0" w:firstColumn="1" w:lastColumn="0" w:noHBand="0" w:noVBand="1"/>
+      </w:tblPr>
+      <w:tblGrid>
+        <w:gridCol w:w="1811"/>
+        <w:gridCol w:w="1852"/>
+        <w:gridCol w:w="1883"/>
+        <w:gridCol w:w="1869"/>
+        <w:gridCol w:w="1935"/>
+      </w:tblGrid>
+      <w:tr>
+        <w:trPr>
+          <w:jc w:val="center"/>
+        </w:trPr>
+        <w:tc>
+          <w:tcPr>
+            <w:tcW w:w="2016" w:type="dxa"/>
+            <w:tcBorders>
+              <w:top w:val="single" w:sz="4" w:space="0" w:color="auto"/>
+              <w:left w:val="single" w:sz="4" w:space="0" w:color="auto"/>
+              <w:bottom w:val="single" w:sz="4" w:space="0" w:color="auto"/>
+              <w:right w:val="single" w:sz="4" w:space="0" w:color="auto"/>
+            </w:tcBorders>
+            <w:shd w:val="clear" w:color="auto" w:fill="D9EAF7"/>
+            <w:hideMark/>
+          </w:tcPr>
+          <w:p>
+            <w:pPr>
+              <w:spacing w:line="360" w:lineRule="auto"/>
+              <w:jc w:val="both"/>
+              <w:rPr>
+                <w:rFonts w:ascii="Times New Roman" w:hAnsi="Times New Roman" w:cs="Times New Roman"/>
+                <w:sz w:val="26"/>
+                <w:szCs w:val="26"/>
+              </w:rPr>
+            </w:pPr>
+            <w:r>
+              <w:rPr>
+                <w:rFonts w:ascii="Times New Roman" w:hAnsi="Times New Roman" w:cs="Times New Roman"/>
+                <w:b/>
+                <w:sz w:val="26"/>
+                <w:szCs w:val="26"/>
+              </w:rPr>
+              <w:t>Thứ tự</w:t>
+            </w:r>
+          </w:p>
+        </w:tc>
+        <w:tc>
+          <w:tcPr>
+            <w:tcW w:w="2016" w:type="dxa"/>
+            <w:tcBorders>
+              <w:top w:val="single" w:sz="4" w:space="0" w:color="auto"/>
+              <w:left w:val="single" w:sz="4" w:space="0" w:color="auto"/>
+              <w:bottom w:val="single" w:sz="4" w:space="0" w:color="auto"/>
+              <w:right w:val="single" w:sz="4" w:space="0" w:color="auto"/>
+            </w:tcBorders>
+            <w:shd w:val="clear" w:color="auto" w:fill="D9EAF7"/>
+            <w:hideMark/>
+          </w:tcPr>
+          <w:p>
+            <w:pPr>
+              <w:spacing w:line="360" w:lineRule="auto"/>
+              <w:jc w:val="both"/>
+              <w:rPr>
+                <w:rFonts w:ascii="Times New Roman" w:hAnsi="Times New Roman" w:cs="Times New Roman"/>
+                <w:sz w:val="26"/>
+                <w:szCs w:val="26"/>
+              </w:rPr>
+            </w:pPr>
+            <w:r>
+              <w:rPr>
+                <w:rFonts w:ascii="Times New Roman" w:hAnsi="Times New Roman" w:cs="Times New Roman"/>
+                <w:b/>
+                <w:sz w:val="26"/>
+                <w:szCs w:val="26"/>
+              </w:rPr>
+              <w:t>Action</w:t>
+            </w:r>
+          </w:p>
+        </w:tc>
+        <w:tc>
+          <w:tcPr>
+            <w:tcW w:w="2016" w:type="dxa"/>
+            <w:tcBorders>
+              <w:top w:val="single" w:sz="4" w:space="0" w:color="auto"/>
+              <w:left w:val="single" w:sz="4" w:space="0" w:color="auto"/>
+              <w:bottom w:val="single" w:sz="4" w:space="0" w:color="auto"/>
+              <w:right w:val="single" w:sz="4" w:space="0" w:color="auto"/>
+            </w:tcBorders>
+            <w:shd w:val="clear" w:color="auto" w:fill="D9EAF7"/>
+            <w:hideMark/>
+          </w:tcPr>
+          <w:p>
+            <w:pPr>
+              <w:spacing w:line="360" w:lineRule="auto"/>
+              <w:jc w:val="both"/>
+              <w:rPr>
+                <w:rFonts w:ascii="Times New Roman" w:hAnsi="Times New Roman" w:cs="Times New Roman"/>
+                <w:sz w:val="26"/>
+                <w:szCs w:val="26"/>
+              </w:rPr>
+            </w:pPr>
+            <w:r>
+              <w:rPr>
+                <w:rFonts w:ascii="Times New Roman" w:hAnsi="Times New Roman" w:cs="Times New Roman"/>
+                <w:b/>
+                <w:sz w:val="26"/>
+                <w:szCs w:val="26"/>
+              </w:rPr>
+              <w:t>Protocol</w:t>
+            </w:r>
+          </w:p>
+        </w:tc>
+        <w:tc>
+          <w:tcPr>
+            <w:tcW w:w="2016" w:type="dxa"/>
+            <w:tcBorders>
+              <w:top w:val="single" w:sz="4" w:space="0" w:color="auto"/>
+              <w:left w:val="single" w:sz="4" w:space="0" w:color="auto"/>
+              <w:bottom w:val="single" w:sz="4" w:space="0" w:color="auto"/>
+              <w:right w:val="single" w:sz="4" w:space="0" w:color="auto"/>
+            </w:tcBorders>
+            <w:shd w:val="clear" w:color="auto" w:fill="D9EAF7"/>
+            <w:hideMark/>
+          </w:tcPr>
+          <w:p>
+            <w:pPr>
+              <w:spacing w:line="360" w:lineRule="auto"/>
+              <w:jc w:val="both"/>
+              <w:rPr>
+                <w:rFonts w:ascii="Times New Roman" w:hAnsi="Times New Roman" w:cs="Times New Roman"/>
+                <w:sz w:val="26"/>
+                <w:szCs w:val="26"/>
+              </w:rPr>
+            </w:pPr>
+            <w:r>
+              <w:rPr>
+                <w:rFonts w:ascii="Times New Roman" w:hAnsi="Times New Roman" w:cs="Times New Roman"/>
+                <w:b/>
+                <w:sz w:val="26"/>
+                <w:szCs w:val="26"/>
+              </w:rPr>
+              <w:t>Source</w:t>
+            </w:r>
+          </w:p>
+        </w:tc>
+        <w:tc>
+          <w:tcPr>
+            <w:tcW w:w="2016" w:type="dxa"/>
+            <w:tcBorders>
+              <w:top w:val="single" w:sz="4" w:space="0" w:color="auto"/>
+              <w:left w:val="single" w:sz="4" w:space="0" w:color="auto"/>
+              <w:bottom w:val="single" w:sz="4" w:space="0" w:color="auto"/>
+              <w:right w:val="single" w:sz="4" w:space="0" w:color="auto"/>
+            </w:tcBorders>
+            <w:shd w:val="clear" w:color="auto" w:fill="D9EAF7"/>
+            <w:hideMark/>
+          </w:tcPr>
+          <w:p>
+            <w:pPr>
+              <w:spacing w:line="360" w:lineRule="auto"/>
+              <w:jc w:val="both"/>
+              <w:rPr>
+                <w:rFonts w:ascii="Times New Roman" w:hAnsi="Times New Roman" w:cs="Times New Roman"/>
+                <w:sz w:val="26"/>
+                <w:szCs w:val="26"/>
+              </w:rPr>
+            </w:pPr>
+            <w:r>
+              <w:rPr>
+                <w:rFonts w:ascii="Times New Roman" w:hAnsi="Times New Roman" w:cs="Times New Roman"/>
+                <w:b/>
+                <w:sz w:val="26"/>
+                <w:szCs w:val="26"/>
+              </w:rPr>
+              <w:t>Destination</w:t>
+            </w:r>
+          </w:p>
+        </w:tc>
+      </w:tr>
+      <w:tr>
+        <w:trPr>
+          <w:jc w:val="center"/>
+        </w:trPr>
+        <w:tc>
+          <w:tcPr>
+            <w:tcW w:w="2016" w:type="dxa"/>
+            <w:tcBorders>
+              <w:top w:val="single" w:sz="4" w:space="0" w:color="auto"/>
+              <w:left w:val="single" w:sz="4" w:space="0" w:color="auto"/>
+              <w:bottom w:val="single" w:sz="4" w:space="0" w:color="auto"/>
+              <w:right w:val="single" w:sz="4" w:space="0" w:color="auto"/>
+            </w:tcBorders>
+            <w:vAlign w:val="center"/>
+            <w:hideMark/>
+          </w:tcPr>
+          <w:p>
+            <w:pPr>
+              <w:spacing w:line="360" w:lineRule="auto"/>
+              <w:jc w:val="both"/>
+              <w:rPr>
+                <w:rFonts w:ascii="Times New Roman" w:hAnsi="Times New Roman" w:cs="Times New Roman"/>
+                <w:sz w:val="26"/>
+                <w:szCs w:val="26"/>
+              </w:rPr>
+            </w:pPr>
+            <w:r>
+              <w:rPr>
+                <w:rFonts w:ascii="Times New Roman" w:hAnsi="Times New Roman" w:cs="Times New Roman"/>
+                <w:sz w:val="26"/>
+                <w:szCs w:val="26"/>
+              </w:rPr>
+              <w:t>1</w:t>
+            </w:r>
+          </w:p>
+        </w:tc>
+        <w:tc>
+          <w:tcPr>
+            <w:tcW w:w="2016" w:type="dxa"/>
+            <w:tcBorders>
+              <w:top w:val="single" w:sz="4" w:space="0" w:color="auto"/>
+              <w:left w:val="single" w:sz="4" w:space="0" w:color="auto"/>
+              <w:bottom w:val="single" w:sz="4" w:space="0" w:color="auto"/>
+              <w:right w:val="single" w:sz="4" w:space="0" w:color="auto"/>
+            </w:tcBorders>
+            <w:vAlign w:val="center"/>
+            <w:hideMark/>
+          </w:tcPr>
+          <w:p>
+            <w:pPr>
+              <w:spacing w:line="360" w:lineRule="auto"/>
+              <w:jc w:val="both"/>
+              <w:rPr>
+                <w:rFonts w:ascii="Times New Roman" w:hAnsi="Times New Roman" w:cs="Times New Roman"/>
+                <w:sz w:val="26"/>
+                <w:szCs w:val="26"/>
+              </w:rPr>
+            </w:pPr>
+            <w:r>
+              <w:rPr>
+                <w:rFonts w:ascii="Times New Roman" w:hAnsi="Times New Roman" w:cs="Times New Roman"/>
+                <w:sz w:val="26"/>
+                <w:szCs w:val="26"/>
+              </w:rPr>
+              <w:t>Pass</w:t>
+            </w:r>
+          </w:p>
+        </w:tc>
+        <w:tc>
+          <w:tcPr>
+            <w:tcW w:w="2016" w:type="dxa"/>
+            <w:tcBorders>
+              <w:top w:val="single" w:sz="4" w:space="0" w:color="auto"/>
+              <w:left w:val="single" w:sz="4" w:space="0" w:color="auto"/>
+              <w:bottom w:val="single" w:sz="4" w:space="0" w:color="auto"/>
+              <w:right w:val="single" w:sz="4" w:space="0" w:color="auto"/>
+            </w:tcBorders>
+            <w:vAlign w:val="center"/>
+            <w:hideMark/>
+          </w:tcPr>
+          <w:p>
+            <w:pPr>
+              <w:spacing w:line="360" w:lineRule="auto"/>
+              <w:jc w:val="both"/>
+              <w:rPr>
+                <w:rFonts w:ascii="Times New Roman" w:hAnsi="Times New Roman" w:cs="Times New Roman"/>
+                <w:sz w:val="26"/>
+                <w:szCs w:val="26"/>
+              </w:rPr>
+            </w:pPr>
+            <w:r>
+              <w:rPr>
+                <w:rFonts w:ascii="Times New Roman" w:hAnsi="Times New Roman" w:cs="Times New Roman"/>
+                <w:sz w:val="26"/>
+                <w:szCs w:val="26"/>
+              </w:rPr>
+              <w:t>Any</w:t>
+            </w:r>
+          </w:p>
+        </w:tc>
+        <w:tc>
+          <w:tcPr>
+            <w:tcW w:w="2016" w:type="dxa"/>
+            <w:tcBorders>
+              <w:top w:val="single" w:sz="4" w:space="0" w:color="auto"/>
+              <w:left w:val="single" w:sz="4" w:space="0" w:color="auto"/>
+              <w:bottom w:val="single" w:sz="4" w:space="0" w:color="auto"/>
+              <w:right w:val="single" w:sz="4" w:space="0" w:color="auto"/>
+            </w:tcBorders>
+            <w:vAlign w:val="center"/>
+            <w:hideMark/>
+          </w:tcPr>
+          <w:p>
+            <w:pPr>
+              <w:spacing w:line="360" w:lineRule="auto"/>
+              <w:jc w:val="both"/>
+              <w:rPr>
+                <w:rFonts w:ascii="Times New Roman" w:hAnsi="Times New Roman" w:cs="Times New Roman"/>
+                <w:sz w:val="26"/>
+                <w:szCs w:val="26"/>
+              </w:rPr>
+            </w:pPr>
+            <w:r>
+              <w:rPr>
+                <w:rFonts w:ascii="Times New Roman" w:hAnsi="Times New Roman" w:cs="Times New Roman"/>
+                <w:sz w:val="26"/>
+                <w:szCs w:val="26"/>
+              </w:rPr>
+              <w:t>10.0.0.2</w:t>
+            </w:r>
+          </w:p>
+        </w:tc>
+        <w:tc>
+          <w:tcPr>
+            <w:tcW w:w="2016" w:type="dxa"/>
+            <w:tcBorders>
+              <w:top w:val="single" w:sz="4" w:space="0" w:color="auto"/>
+              <w:left w:val="single" w:sz="4" w:space="0" w:color="auto"/>
+              <w:bottom w:val="single" w:sz="4" w:space="0" w:color="auto"/>
+              <w:right w:val="single" w:sz="4" w:space="0" w:color="auto"/>
+            </w:tcBorders>
+            <w:vAlign w:val="center"/>
+            <w:hideMark/>
+          </w:tcPr>
+          <w:p>
+            <w:pPr>
+              <w:spacing w:line="360" w:lineRule="auto"/>
+              <w:jc w:val="both"/>
+              <w:rPr>
+                <w:rFonts w:ascii="Times New Roman" w:hAnsi="Times New Roman" w:cs="Times New Roman"/>
+                <w:sz w:val="26"/>
+                <w:szCs w:val="26"/>
+              </w:rPr>
+            </w:pPr>
+            <w:r>
+              <w:rPr>
+                <w:rFonts w:ascii="Times New Roman" w:hAnsi="Times New Roman" w:cs="Times New Roman"/>
+                <w:sz w:val="26"/>
+                <w:szCs w:val="26"/>
+              </w:rPr>
+              <w:t>Any</w:t>
+            </w:r>
+          </w:p>
+        </w:tc>
+      </w:tr>
+      <w:tr>
+        <w:trPr>
+          <w:jc w:val="center"/>
+        </w:trPr>
+        <w:tc>
+          <w:tcPr>
+            <w:tcW w:w="2016" w:type="dxa"/>
+            <w:tcBorders>
+              <w:top w:val="single" w:sz="4" w:space="0" w:color="auto"/>
+              <w:left w:val="single" w:sz="4" w:space="0" w:color="auto"/>
+              <w:bottom w:val="single" w:sz="4" w:space="0" w:color="auto"/>
+              <w:right w:val="single" w:sz="4" w:space="0" w:color="auto"/>
+            </w:tcBorders>
+            <w:vAlign w:val="center"/>
+            <w:hideMark/>
+          </w:tcPr>
+          <w:p>
+            <w:pPr>
+              <w:spacing w:line="360" w:lineRule="auto"/>
+              <w:jc w:val="both"/>
+              <w:rPr>
+                <w:rFonts w:ascii="Times New Roman" w:hAnsi="Times New Roman" w:cs="Times New Roman"/>
+                <w:sz w:val="26"/>
+                <w:szCs w:val="26"/>
+              </w:rPr>
+            </w:pPr>
+            <w:r>
+              <w:rPr>
+                <w:rFonts w:ascii="Times New Roman" w:hAnsi="Times New Roman" w:cs="Times New Roman"/>
+                <w:sz w:val="26"/>
+                <w:szCs w:val="26"/>
+              </w:rPr>
+              <w:t>2</w:t>
+            </w:r>
+          </w:p>
+        </w:tc>
+        <w:tc>
+          <w:tcPr>
+            <w:tcW w:w="2016" w:type="dxa"/>
+            <w:tcBorders>
+              <w:top w:val="single" w:sz="4" w:space="0" w:color="auto"/>
+              <w:left w:val="single" w:sz="4" w:space="0" w:color="auto"/>
+              <w:bottom w:val="single" w:sz="4" w:space="0" w:color="auto"/>
+              <w:right w:val="single" w:sz="4" w:space="0" w:color="auto"/>
+            </w:tcBorders>
+            <w:vAlign w:val="center"/>
+            <w:hideMark/>
+          </w:tcPr>
+          <w:p>
+            <w:pPr>
+              <w:spacing w:line="360" w:lineRule="auto"/>
+              <w:jc w:val="both"/>
+              <w:rPr>
+                <w:rFonts w:ascii="Times New Roman" w:hAnsi="Times New Roman" w:cs="Times New Roman"/>
+                <w:sz w:val="26"/>
+                <w:szCs w:val="26"/>
+              </w:rPr>
+            </w:pPr>
+            <w:r>
+              <w:rPr>
+                <w:rFonts w:ascii="Times New Roman" w:hAnsi="Times New Roman" w:cs="Times New Roman"/>
+                <w:sz w:val="26"/>
+                <w:szCs w:val="26"/>
+              </w:rPr>
+              <w:t>Block</w:t>
+            </w:r>
+          </w:p>
+        </w:tc>
+        <w:tc>
+          <w:tcPr>
+            <w:tcW w:w="2016" w:type="dxa"/>
+            <w:tcBorders>
+              <w:top w:val="single" w:sz="4" w:space="0" w:color="auto"/>
+              <w:left w:val="single" w:sz="4" w:space="0" w:color="auto"/>
+              <w:bottom w:val="single" w:sz="4" w:space="0" w:color="auto"/>
+              <w:right w:val="single" w:sz="4" w:space="0" w:color="auto"/>
+            </w:tcBorders>
+            <w:vAlign w:val="center"/>
+            <w:hideMark/>
+          </w:tcPr>
+          <w:p>
+            <w:pPr>
+              <w:spacing w:line="360" w:lineRule="auto"/>
+              <w:jc w:val="both"/>
+              <w:rPr>
+                <w:rFonts w:ascii="Times New Roman" w:hAnsi="Times New Roman" w:cs="Times New Roman"/>
+                <w:sz w:val="26"/>
+                <w:szCs w:val="26"/>
+              </w:rPr>
+            </w:pPr>
+            <w:r>
+              <w:rPr>
+                <w:rFonts w:ascii="Times New Roman" w:hAnsi="Times New Roman" w:cs="Times New Roman"/>
+                <w:sz w:val="26"/>
+                <w:szCs w:val="26"/>
+              </w:rPr>
+              <w:t>Any</w:t>
+            </w:r>
+          </w:p>
+        </w:tc>
+        <w:tc>
+          <w:tcPr>
+            <w:tcW w:w="2016" w:type="dxa"/>
+            <w:tcBorders>
+              <w:top w:val="single" w:sz="4" w:space="0" w:color="auto"/>
+              <w:left w:val="single" w:sz="4" w:space="0" w:color="auto"/>
+              <w:bottom w:val="single" w:sz="4" w:space="0" w:color="auto"/>
+              <w:right w:val="single" w:sz="4" w:space="0" w:color="auto"/>
+            </w:tcBorders>
+            <w:vAlign w:val="center"/>
+            <w:hideMark/>
+          </w:tcPr>
+          <w:p>
+            <w:pPr>
+              <w:spacing w:line="360" w:lineRule="auto"/>
+              <w:jc w:val="both"/>
+              <w:rPr>
+                <w:rFonts w:ascii="Times New Roman" w:hAnsi="Times New Roman" w:cs="Times New Roman"/>
+                <w:sz w:val="26"/>
+                <w:szCs w:val="26"/>
+              </w:rPr>
+            </w:pPr>
+            <w:r>
+              <w:rPr>
+                <w:rFonts w:ascii="Times New Roman" w:hAnsi="Times New Roman" w:cs="Times New Roman"/>
+                <w:sz w:val="26"/>
+                <w:szCs w:val="26"/>
+              </w:rPr>
+              <w:t>LAN net</w:t>
+            </w:r>
+          </w:p>
+        </w:tc>
+        <w:tc>
+          <w:tcPr>
+            <w:tcW w:w="2016" w:type="dxa"/>
+            <w:tcBorders>
+              <w:top w:val="single" w:sz="4" w:space="0" w:color="auto"/>
+              <w:left w:val="single" w:sz="4" w:space="0" w:color="auto"/>
+              <w:bottom w:val="single" w:sz="4" w:space="0" w:color="auto"/>
+              <w:right w:val="single" w:sz="4" w:space="0" w:color="auto"/>
+            </w:tcBorders>
+            <w:vAlign w:val="center"/>
+            <w:hideMark/>
+          </w:tcPr>
+          <w:p>
+            <w:pPr>
+              <w:spacing w:line="360" w:lineRule="auto"/>
+              <w:jc w:val="both"/>
+              <w:rPr>
+                <w:rFonts w:ascii="Times New Roman" w:hAnsi="Times New Roman" w:cs="Times New Roman"/>
+                <w:sz w:val="26"/>
+                <w:szCs w:val="26"/>
+              </w:rPr>
+            </w:pPr>
+            <w:r>
+              <w:rPr>
+                <w:rFonts w:ascii="Times New Roman" w:hAnsi="Times New Roman" w:cs="Times New Roman"/>
+                <w:sz w:val="26"/>
+                <w:szCs w:val="26"/>
+              </w:rPr>
+              <w:t>Any</w:t>
+            </w:r>
+          </w:p>
+        </w:tc>
+      </w:tr>
+    </w:tbl>
+    <w:p>
+      <w:pPr>
+        <w:spacing w:after="0" w:line="360" w:lineRule="auto"/>
+        <w:jc w:val="both"/>
+        <w:rPr>
+          <w:rFonts w:ascii="Times New Roman" w:hAnsi="Times New Roman" w:cs="Times New Roman"/>
+          <w:sz w:val="26"/>
+          <w:szCs w:val="26"/>
+        </w:rPr>
+      </w:pPr>
+      <w:r>
+        <w:rPr>
+          <w:rFonts w:ascii="Times New Roman" w:hAnsi="Times New Roman" w:cs="Times New Roman"/>
+          <w:b/>
+          <w:sz w:val="26"/>
+          <w:szCs w:val="26"/>
+        </w:rPr>
+        <w:t xml:space="preserve">Bước 4. </w:t>
+      </w:r>
+      <w:r>
+        <w:rPr>
+          <w:rFonts w:ascii="Times New Roman" w:hAnsi="Times New Roman" w:cs="Times New Roman"/>
+          <w:sz w:val="26"/>
+          <w:szCs w:val="26"/>
+        </w:rPr>
+        <w:t>Save → Apply Changes → Diagnostics → States → Reset States.</w:t>
+      </w:r>
+    </w:p>
+    <w:p>
+      <w:pPr>
+        <w:spacing w:after="0" w:line="360" w:lineRule="auto"/>
+        <w:jc w:val="both"/>
+        <w:rPr>
+          <w:rFonts w:ascii="Times New Roman" w:hAnsi="Times New Roman" w:cs="Times New Roman"/>
+          <w:sz w:val="26"/>
+          <w:szCs w:val="26"/>
+        </w:rPr>
+      </w:pPr>
+      <w:r>
+        <w:rPr>
+          <w:rFonts w:ascii="Times New Roman" w:hAnsi="Times New Roman" w:cs="Times New Roman"/>
+          <w:b/>
+          <w:sz w:val="26"/>
+          <w:szCs w:val="26"/>
+        </w:rPr>
         <w:drawing>
-          <wp:inline distT="0" distB="0" distL="0" distR="0" wp14:anchorId="15426016" wp14:editId="0A5BAB02">
-            <wp:extent cx="5943600" cy="4231640"/>
+          <wp:inline distT="0" distB="0" distL="0" distR="0" wp14:anchorId="753CD092" wp14:editId="7F6FC621">
+            <wp:extent cx="5943600" cy="3219450"/>
             <wp:effectExtent l="0" t="0" r="0" b="0"/>
-            <wp:docPr id="286025714" name="Picture 1"/>
+            <wp:docPr id="1826416902" name="Picture 18"/>
             <wp:cNvGraphicFramePr>
               <a:graphicFrameLocks xmlns:a="http://schemas.openxmlformats.org/drawingml/2006/main" noChangeAspect="1"/>
             </wp:cNvGraphicFramePr>
@@ -259,23 +2920,36 @@
               <a:graphicData uri="http://schemas.openxmlformats.org/drawingml/2006/picture">
                 <pic:pic xmlns:pic="http://schemas.openxmlformats.org/drawingml/2006/picture">
                   <pic:nvPicPr>
-                    <pic:cNvPr id="286025714" name=""/>
-                    <pic:cNvPicPr/>
+                    <pic:cNvPr id="0" name="Picture 3"/>
+                    <pic:cNvPicPr>
+                      <a:picLocks noChangeAspect="1" noChangeArrowheads="1"/>
+                    </pic:cNvPicPr>
                   </pic:nvPicPr>
                   <pic:blipFill>
-                    <a:blip r:embed="rId7"/>
+                    <a:blip r:embed="rId7">
+                      <a:extLst>
+                        <a:ext uri="{28A0092B-C50C-407E-A947-70E740481C1C}">
+                          <a14:useLocalDpi xmlns:a14="http://schemas.microsoft.com/office/drawing/2010/main" val="0"/>
+                        </a:ext>
+                      </a:extLst>
+                    </a:blip>
+                    <a:srcRect/>
                     <a:stretch>
                       <a:fillRect/>
                     </a:stretch>
                   </pic:blipFill>
-                  <pic:spPr>
+                  <pic:spPr bwMode="auto">
                     <a:xfrm>
                       <a:off x="0" y="0"/>
-                      <a:ext cx="5943600" cy="4231640"/>
+                      <a:ext cx="5943600" cy="3219450"/>
                     </a:xfrm>
                     <a:prstGeom prst="rect">
                       <a:avLst/>
                     </a:prstGeom>
+                    <a:noFill/>
+                    <a:ln>
+                      <a:noFill/>
+                    </a:ln>
                   </pic:spPr>
                 </pic:pic>
               </a:graphicData>
@@ -297,15 +2971,83 @@
       <w:r>
         <w:rPr>
           <w:rFonts w:ascii="Times New Roman" w:hAnsi="Times New Roman" w:cs="Times New Roman"/>
-          <w:sz w:val="26"/>
-          <w:szCs w:val="26"/>
-        </w:rPr>
-        <w:lastRenderedPageBreak/>
+          <w:b/>
+          <w:sz w:val="26"/>
+          <w:szCs w:val="26"/>
+        </w:rPr>
+        <w:t xml:space="preserve">Bước 5. </w:t>
+      </w:r>
+      <w:r>
+        <w:rPr>
+          <w:rFonts w:ascii="Times New Roman" w:hAnsi="Times New Roman" w:cs="Times New Roman"/>
+          <w:sz w:val="26"/>
+          <w:szCs w:val="26"/>
+        </w:rPr>
+        <w:t>Trên Domain Controller chạy:</w:t>
+      </w:r>
+    </w:p>
+    <w:p>
+      <w:pPr>
+        <w:spacing w:after="0" w:line="360" w:lineRule="auto"/>
+        <w:jc w:val="both"/>
+        <w:rPr>
+          <w:rFonts w:ascii="Times New Roman" w:hAnsi="Times New Roman" w:cs="Times New Roman"/>
+          <w:sz w:val="26"/>
+          <w:szCs w:val="26"/>
+        </w:rPr>
+      </w:pPr>
+      <w:r>
+        <w:rPr>
+          <w:rFonts w:ascii="Times New Roman" w:hAnsi="Times New Roman" w:cs="Times New Roman"/>
+          <w:sz w:val="26"/>
+          <w:szCs w:val="26"/>
+        </w:rPr>
+        <w:t>ping 8.8.8.8</w:t>
+      </w:r>
+    </w:p>
+    <w:p>
+      <w:pPr>
+        <w:spacing w:after="0" w:line="360" w:lineRule="auto"/>
+        <w:jc w:val="both"/>
+        <w:rPr>
+          <w:rFonts w:ascii="Times New Roman" w:hAnsi="Times New Roman" w:cs="Times New Roman"/>
+          <w:sz w:val="26"/>
+          <w:szCs w:val="26"/>
+          <w:lang w:val="vi-VN"/>
+        </w:rPr>
+      </w:pPr>
+      <w:r>
+        <w:rPr>
+          <w:rFonts w:ascii="Times New Roman" w:hAnsi="Times New Roman" w:cs="Times New Roman"/>
+          <w:sz w:val="26"/>
+          <w:szCs w:val="26"/>
+        </w:rPr>
+        <w:t>Kết quả cần đạt: có Reply.</w:t>
+      </w:r>
+    </w:p>
+    <w:p>
+      <w:pPr>
+        <w:spacing w:after="0" w:line="360" w:lineRule="auto"/>
+        <w:jc w:val="both"/>
+        <w:rPr>
+          <w:rFonts w:ascii="Times New Roman" w:hAnsi="Times New Roman" w:cs="Times New Roman"/>
+          <w:sz w:val="26"/>
+          <w:szCs w:val="26"/>
+          <w:lang w:val="vi-VN"/>
+        </w:rPr>
+      </w:pPr>
+      <w:r>
+        <w:rPr>
+          <w:rFonts w:ascii="Times New Roman" w:hAnsi="Times New Roman" w:cs="Times New Roman"/>
+          <w:sz w:val="26"/>
+          <w:szCs w:val="26"/>
+          <w:lang w:val="vi-VN"/>
+        </w:rPr>
         <w:drawing>
-          <wp:inline distT="0" distB="0" distL="0" distR="0" wp14:anchorId="643CAE78" wp14:editId="3C4FD964">
-            <wp:extent cx="5943600" cy="4273550"/>
+          <wp:inline distT="0" distB="0" distL="0" distR="0" wp14:anchorId="391A6794" wp14:editId="1FEDEE01">
+            <wp:extent cx="5943600" cy="2535555"/>
             <wp:effectExtent l="0" t="0" r="0" b="0"/>
-            <wp:docPr id="875006373" name="Picture 1"/>
+            <wp:docPr id="1344923999" name="Picture 17"/>
             <wp:cNvGraphicFramePr>
               <a:graphicFrameLocks xmlns:a="http://schemas.openxmlformats.org/drawingml/2006/main" noChangeAspect="1"/>
             </wp:cNvGraphicFramePr>
@@ -313,23 +3055,36 @@
               <a:graphicData uri="http://schemas.openxmlformats.org/drawingml/2006/picture">
                 <pic:pic xmlns:pic="http://schemas.openxmlformats.org/drawingml/2006/picture">
                   <pic:nvPicPr>
-                    <pic:cNvPr id="875006373" name=""/>
-                    <pic:cNvPicPr/>
+                    <pic:cNvPr id="0" name="Picture 5"/>
+                    <pic:cNvPicPr>
+                      <a:picLocks noChangeAspect="1" noChangeArrowheads="1"/>
+                    </pic:cNvPicPr>
                   </pic:nvPicPr>
                   <pic:blipFill>
-                    <a:blip r:embed="rId8"/>
+                    <a:blip r:embed="rId8">
+                      <a:extLst>
+                        <a:ext uri="{28A0092B-C50C-407E-A947-70E740481C1C}">
+                          <a14:useLocalDpi xmlns:a14="http://schemas.microsoft.com/office/drawing/2010/main" val="0"/>
+                        </a:ext>
+                      </a:extLst>
+                    </a:blip>
+                    <a:srcRect/>
                     <a:stretch>
                       <a:fillRect/>
                     </a:stretch>
                   </pic:blipFill>
-                  <pic:spPr>
+                  <pic:spPr bwMode="auto">
                     <a:xfrm>
                       <a:off x="0" y="0"/>
-                      <a:ext cx="5943600" cy="4273550"/>
+                      <a:ext cx="5943600" cy="2535555"/>
                     </a:xfrm>
                     <a:prstGeom prst="rect">
                       <a:avLst/>
                     </a:prstGeom>
+                    <a:noFill/>
+                    <a:ln>
+                      <a:noFill/>
+                    </a:ln>
                   </pic:spPr>
                 </pic:pic>
               </a:graphicData>
@@ -351,14 +3106,96 @@
       <w:r>
         <w:rPr>
           <w:rFonts w:ascii="Times New Roman" w:hAnsi="Times New Roman" w:cs="Times New Roman"/>
-          <w:sz w:val="26"/>
-          <w:szCs w:val="26"/>
+          <w:b/>
+          <w:sz w:val="26"/>
+          <w:szCs w:val="26"/>
+        </w:rPr>
+        <w:lastRenderedPageBreak/>
+        <w:t xml:space="preserve">Bước 6. </w:t>
+      </w:r>
+      <w:r>
+        <w:rPr>
+          <w:rFonts w:ascii="Times New Roman" w:hAnsi="Times New Roman" w:cs="Times New Roman"/>
+          <w:sz w:val="26"/>
+          <w:szCs w:val="26"/>
+        </w:rPr>
+        <w:t>Trên Ubuntu chạy:</w:t>
+      </w:r>
+    </w:p>
+    <w:p>
+      <w:pPr>
+        <w:spacing w:after="0" w:line="360" w:lineRule="auto"/>
+        <w:jc w:val="both"/>
+        <w:rPr>
+          <w:rFonts w:ascii="Times New Roman" w:hAnsi="Times New Roman" w:cs="Times New Roman"/>
+          <w:sz w:val="26"/>
+          <w:szCs w:val="26"/>
+        </w:rPr>
+      </w:pPr>
+      <w:r>
+        <w:rPr>
+          <w:rFonts w:ascii="Times New Roman" w:hAnsi="Times New Roman" w:cs="Times New Roman"/>
+          <w:sz w:val="26"/>
+          <w:szCs w:val="26"/>
+        </w:rPr>
+        <w:t>ping -c 4 8.8.8.8</w:t>
+      </w:r>
+    </w:p>
+    <w:p>
+      <w:pPr>
+        <w:spacing w:after="0" w:line="360" w:lineRule="auto"/>
+        <w:jc w:val="both"/>
+        <w:rPr>
+          <w:rFonts w:ascii="Times New Roman" w:hAnsi="Times New Roman" w:cs="Times New Roman"/>
+          <w:sz w:val="26"/>
+          <w:szCs w:val="26"/>
+          <w:lang w:val="vi-VN"/>
+        </w:rPr>
+      </w:pPr>
+      <w:r>
+        <w:rPr>
+          <w:rFonts w:ascii="Times New Roman" w:hAnsi="Times New Roman" w:cs="Times New Roman"/>
+          <w:sz w:val="26"/>
+          <w:szCs w:val="26"/>
+        </w:rPr>
+        <w:t>Kết quả cần đạt: Ubuntu không ping được Internet.</w:t>
+      </w:r>
+    </w:p>
+    <w:p>
+      <w:pPr>
+        <w:spacing w:after="0" w:line="360" w:lineRule="auto"/>
+        <w:jc w:val="both"/>
+        <w:rPr>
+          <w:rFonts w:ascii="Times New Roman" w:hAnsi="Times New Roman" w:cs="Times New Roman"/>
+          <w:sz w:val="26"/>
+          <w:szCs w:val="26"/>
+          <w:lang w:val="vi-VN"/>
+        </w:rPr>
+      </w:pPr>
+    </w:p>
+    <w:p>
+      <w:pPr>
+        <w:spacing w:after="0" w:line="360" w:lineRule="auto"/>
+        <w:jc w:val="both"/>
+        <w:rPr>
+          <w:rFonts w:ascii="Times New Roman" w:hAnsi="Times New Roman" w:cs="Times New Roman"/>
+          <w:sz w:val="26"/>
+          <w:szCs w:val="26"/>
+        </w:rPr>
+      </w:pPr>
+      <w:r>
+        <w:rPr>
+          <w:rFonts w:ascii="Times New Roman" w:hAnsi="Times New Roman" w:cs="Times New Roman"/>
+          <w:b/>
+          <w:sz w:val="26"/>
+          <w:szCs w:val="26"/>
+          <w:lang w:val="vi-VN"/>
         </w:rPr>
         <w:drawing>
-          <wp:inline distT="0" distB="0" distL="0" distR="0" wp14:anchorId="773385F6" wp14:editId="4B56EE22">
-            <wp:extent cx="5943600" cy="3371215"/>
-            <wp:effectExtent l="0" t="0" r="0" b="635"/>
-            <wp:docPr id="1129193148" name="Picture 1"/>
+          <wp:inline distT="0" distB="0" distL="0" distR="0" wp14:anchorId="45045A07" wp14:editId="1812D4CC">
+            <wp:extent cx="5943600" cy="3140075"/>
+            <wp:effectExtent l="0" t="0" r="0" b="3175"/>
+            <wp:docPr id="1778233526" name="Picture 16"/>
             <wp:cNvGraphicFramePr>
               <a:graphicFrameLocks xmlns:a="http://schemas.openxmlformats.org/drawingml/2006/main" noChangeAspect="1"/>
             </wp:cNvGraphicFramePr>
@@ -366,29 +3203,1691 @@
               <a:graphicData uri="http://schemas.openxmlformats.org/drawingml/2006/picture">
                 <pic:pic xmlns:pic="http://schemas.openxmlformats.org/drawingml/2006/picture">
                   <pic:nvPicPr>
-                    <pic:cNvPr id="1129193148" name=""/>
-                    <pic:cNvPicPr/>
+                    <pic:cNvPr id="0" name="Picture 6"/>
+                    <pic:cNvPicPr>
+                      <a:picLocks noChangeAspect="1" noChangeArrowheads="1"/>
+                    </pic:cNvPicPr>
                   </pic:nvPicPr>
                   <pic:blipFill>
-                    <a:blip r:embed="rId9"/>
+                    <a:blip r:embed="rId9">
+                      <a:extLst>
+                        <a:ext uri="{28A0092B-C50C-407E-A947-70E740481C1C}">
+                          <a14:useLocalDpi xmlns:a14="http://schemas.microsoft.com/office/drawing/2010/main" val="0"/>
+                        </a:ext>
+                      </a:extLst>
+                    </a:blip>
+                    <a:srcRect/>
                     <a:stretch>
                       <a:fillRect/>
                     </a:stretch>
                   </pic:blipFill>
-                  <pic:spPr>
+                  <pic:spPr bwMode="auto">
                     <a:xfrm>
                       <a:off x="0" y="0"/>
-                      <a:ext cx="5943600" cy="3371215"/>
+                      <a:ext cx="5943600" cy="3140075"/>
                     </a:xfrm>
                     <a:prstGeom prst="rect">
                       <a:avLst/>
                     </a:prstGeom>
+                    <a:noFill/>
+                    <a:ln>
+                      <a:noFill/>
+                    </a:ln>
                   </pic:spPr>
                 </pic:pic>
               </a:graphicData>
             </a:graphic>
           </wp:inline>
         </w:drawing>
+      </w:r>
+      <w:r>
+        <w:rPr>
+          <w:rFonts w:ascii="Times New Roman" w:hAnsi="Times New Roman" w:cs="Times New Roman"/>
+          <w:sz w:val="26"/>
+          <w:szCs w:val="26"/>
+          <w:lang w:val="vi-VN"/>
+        </w:rPr>
+        <w:t xml:space="preserve">Nhận xét để ghi báo cáo: pfSense xử lý rule từ trên xuống. </w:t>
+      </w:r>
+      <w:r>
+        <w:rPr>
+          <w:rFonts w:ascii="Times New Roman" w:hAnsi="Times New Roman" w:cs="Times New Roman"/>
+          <w:sz w:val="26"/>
+          <w:szCs w:val="26"/>
+        </w:rPr>
+        <w:t>Host 10.0.0.2 khớp rule Pass trước nên được phép ra Internet; host 10.0.0.3 không khớp rule đầu và bị rule Block LAN net chặn.</w:t>
+      </w:r>
+    </w:p>
+    <w:p>
+      <w:pPr>
+        <w:spacing w:after="0" w:line="360" w:lineRule="auto"/>
+        <w:jc w:val="both"/>
+        <w:rPr>
+          <w:rFonts w:ascii="Times New Roman" w:hAnsi="Times New Roman" w:cs="Times New Roman"/>
+          <w:b/>
+          <w:bCs/>
+          <w:sz w:val="26"/>
+          <w:szCs w:val="26"/>
+        </w:rPr>
+      </w:pPr>
+      <w:r>
+        <w:rPr>
+          <w:rFonts w:ascii="Times New Roman" w:hAnsi="Times New Roman" w:cs="Times New Roman"/>
+          <w:b/>
+          <w:bCs/>
+          <w:sz w:val="26"/>
+          <w:szCs w:val="26"/>
+        </w:rPr>
+        <w:t>4. TÌNH HUỐNG 3 – Cô lập DMZ khỏi LAN</w:t>
+      </w:r>
+    </w:p>
+    <w:p>
+      <w:pPr>
+        <w:spacing w:after="0" w:line="360" w:lineRule="auto"/>
+        <w:jc w:val="both"/>
+        <w:rPr>
+          <w:rFonts w:ascii="Times New Roman" w:hAnsi="Times New Roman" w:cs="Times New Roman"/>
+          <w:sz w:val="26"/>
+          <w:szCs w:val="26"/>
+        </w:rPr>
+      </w:pPr>
+      <w:r>
+        <w:rPr>
+          <w:rFonts w:ascii="Times New Roman" w:hAnsi="Times New Roman" w:cs="Times New Roman"/>
+          <w:sz w:val="26"/>
+          <w:szCs w:val="26"/>
+        </w:rPr>
+        <w:t>Mục tiêu: máy DMZ không được truy cập mạng LAN nhưng vẫn có thể ra Internet.</w:t>
+      </w:r>
+    </w:p>
+    <w:p>
+      <w:pPr>
+        <w:spacing w:after="0" w:line="360" w:lineRule="auto"/>
+        <w:jc w:val="both"/>
+        <w:rPr>
+          <w:rFonts w:ascii="Times New Roman" w:hAnsi="Times New Roman" w:cs="Times New Roman"/>
+          <w:b/>
+          <w:bCs/>
+          <w:sz w:val="26"/>
+          <w:szCs w:val="26"/>
+          <w:lang w:val="fr-FR"/>
+        </w:rPr>
+      </w:pPr>
+      <w:r>
+        <w:rPr>
+          <w:rFonts w:ascii="Times New Roman" w:hAnsi="Times New Roman" w:cs="Times New Roman"/>
+          <w:b/>
+          <w:bCs/>
+          <w:sz w:val="26"/>
+          <w:szCs w:val="26"/>
+          <w:lang w:val="fr-FR"/>
+        </w:rPr>
+        <w:t>4.1. Kiểm tra trước khi chặn (baseline)</w:t>
+      </w:r>
+    </w:p>
+    <w:p>
+      <w:pPr>
+        <w:spacing w:after="0" w:line="360" w:lineRule="auto"/>
+        <w:jc w:val="both"/>
+        <w:rPr>
+          <w:rFonts w:ascii="Times New Roman" w:hAnsi="Times New Roman" w:cs="Times New Roman"/>
+          <w:sz w:val="26"/>
+          <w:szCs w:val="26"/>
+          <w:lang w:val="fr-FR"/>
+        </w:rPr>
+      </w:pPr>
+      <w:r>
+        <w:rPr>
+          <w:rFonts w:ascii="Times New Roman" w:hAnsi="Times New Roman" w:cs="Times New Roman"/>
+          <w:b/>
+          <w:sz w:val="26"/>
+          <w:szCs w:val="26"/>
+          <w:lang w:val="fr-FR"/>
+        </w:rPr>
+        <w:t xml:space="preserve">Bước 1. </w:t>
+      </w:r>
+      <w:r>
+        <w:rPr>
+          <w:rFonts w:ascii="Times New Roman" w:hAnsi="Times New Roman" w:cs="Times New Roman"/>
+          <w:sz w:val="26"/>
+          <w:szCs w:val="26"/>
+          <w:lang w:val="fr-FR"/>
+        </w:rPr>
+        <w:t>Bật pfSense, Domain Controller và DMZ-Web. Ubuntu không cần bật.</w:t>
+      </w:r>
+    </w:p>
+    <w:p>
+      <w:pPr>
+        <w:spacing w:after="0" w:line="360" w:lineRule="auto"/>
+        <w:jc w:val="both"/>
+        <w:rPr>
+          <w:rFonts w:ascii="Times New Roman" w:hAnsi="Times New Roman" w:cs="Times New Roman"/>
+          <w:sz w:val="26"/>
+          <w:szCs w:val="26"/>
+        </w:rPr>
+      </w:pPr>
+      <w:r>
+        <w:rPr>
+          <w:rFonts w:ascii="Times New Roman" w:hAnsi="Times New Roman" w:cs="Times New Roman"/>
+          <w:b/>
+          <w:sz w:val="26"/>
+          <w:szCs w:val="26"/>
+        </w:rPr>
+        <w:t xml:space="preserve">Bước 2. </w:t>
+      </w:r>
+      <w:r>
+        <w:rPr>
+          <w:rFonts w:ascii="Times New Roman" w:hAnsi="Times New Roman" w:cs="Times New Roman"/>
+          <w:sz w:val="26"/>
+          <w:szCs w:val="26"/>
+        </w:rPr>
+        <w:t>Trên Domain Controller mở Command Prompt/PowerShell bằng quyền Administrator và cho phép ICMP Echo tạm thời:</w:t>
+      </w:r>
+    </w:p>
+    <w:p>
+      <w:pPr>
+        <w:spacing w:after="0" w:line="360" w:lineRule="auto"/>
+        <w:jc w:val="both"/>
+        <w:rPr>
+          <w:rFonts w:ascii="Times New Roman" w:hAnsi="Times New Roman" w:cs="Times New Roman"/>
+          <w:sz w:val="26"/>
+          <w:szCs w:val="26"/>
+          <w:lang w:val="vi-VN"/>
+        </w:rPr>
+      </w:pPr>
+      <w:r>
+        <w:rPr>
+          <w:rFonts w:ascii="Times New Roman" w:hAnsi="Times New Roman" w:cs="Times New Roman"/>
+          <w:sz w:val="26"/>
+          <w:szCs w:val="26"/>
+        </w:rPr>
+        <w:t>netsh advfirewall firewall add rule name="LAB-Allow-ICMPv4-Echo" protocol=icmpv4:8,any dir=in action=allow</w:t>
+      </w:r>
+    </w:p>
+    <w:p>
+      <w:pPr>
+        <w:spacing w:after="0" w:line="360" w:lineRule="auto"/>
+        <w:jc w:val="both"/>
+        <w:rPr>
+          <w:rFonts w:ascii="Times New Roman" w:hAnsi="Times New Roman" w:cs="Times New Roman"/>
+          <w:sz w:val="26"/>
+          <w:szCs w:val="26"/>
+          <w:lang w:val="vi-VN"/>
+        </w:rPr>
+      </w:pPr>
+      <w:r>
+        <w:rPr>
+          <w:rFonts w:ascii="Times New Roman" w:hAnsi="Times New Roman" w:cs="Times New Roman"/>
+          <w:sz w:val="26"/>
+          <w:szCs w:val="26"/>
+          <w:lang w:val="vi-VN"/>
+        </w:rPr>
+        <w:lastRenderedPageBreak/>
+        <w:drawing>
+          <wp:inline distT="0" distB="0" distL="0" distR="0" wp14:anchorId="52FEA066" wp14:editId="0DE26704">
+            <wp:extent cx="5943600" cy="805180"/>
+            <wp:effectExtent l="0" t="0" r="0" b="0"/>
+            <wp:docPr id="1459965119" name="Picture 15"/>
+            <wp:cNvGraphicFramePr>
+              <a:graphicFrameLocks xmlns:a="http://schemas.openxmlformats.org/drawingml/2006/main" noChangeAspect="1"/>
+            </wp:cNvGraphicFramePr>
+            <a:graphic xmlns:a="http://schemas.openxmlformats.org/drawingml/2006/main">
+              <a:graphicData uri="http://schemas.openxmlformats.org/drawingml/2006/picture">
+                <pic:pic xmlns:pic="http://schemas.openxmlformats.org/drawingml/2006/picture">
+                  <pic:nvPicPr>
+                    <pic:cNvPr id="0" name="Picture 8"/>
+                    <pic:cNvPicPr>
+                      <a:picLocks noChangeAspect="1" noChangeArrowheads="1"/>
+                    </pic:cNvPicPr>
+                  </pic:nvPicPr>
+                  <pic:blipFill>
+                    <a:blip r:embed="rId10">
+                      <a:extLst>
+                        <a:ext uri="{28A0092B-C50C-407E-A947-70E740481C1C}">
+                          <a14:useLocalDpi xmlns:a14="http://schemas.microsoft.com/office/drawing/2010/main" val="0"/>
+                        </a:ext>
+                      </a:extLst>
+                    </a:blip>
+                    <a:srcRect/>
+                    <a:stretch>
+                      <a:fillRect/>
+                    </a:stretch>
+                  </pic:blipFill>
+                  <pic:spPr bwMode="auto">
+                    <a:xfrm>
+                      <a:off x="0" y="0"/>
+                      <a:ext cx="5943600" cy="805180"/>
+                    </a:xfrm>
+                    <a:prstGeom prst="rect">
+                      <a:avLst/>
+                    </a:prstGeom>
+                    <a:noFill/>
+                    <a:ln>
+                      <a:noFill/>
+                    </a:ln>
+                  </pic:spPr>
+                </pic:pic>
+              </a:graphicData>
+            </a:graphic>
+          </wp:inline>
+        </w:drawing>
+      </w:r>
+    </w:p>
+    <w:p>
+      <w:pPr>
+        <w:spacing w:after="0" w:line="360" w:lineRule="auto"/>
+        <w:jc w:val="both"/>
+        <w:rPr>
+          <w:rFonts w:ascii="Times New Roman" w:hAnsi="Times New Roman" w:cs="Times New Roman"/>
+          <w:sz w:val="26"/>
+          <w:szCs w:val="26"/>
+        </w:rPr>
+      </w:pPr>
+      <w:r>
+        <w:rPr>
+          <w:rFonts w:ascii="Times New Roman" w:hAnsi="Times New Roman" w:cs="Times New Roman"/>
+          <w:b/>
+          <w:sz w:val="26"/>
+          <w:szCs w:val="26"/>
+        </w:rPr>
+        <w:t xml:space="preserve">Bước 3. </w:t>
+      </w:r>
+      <w:r>
+        <w:rPr>
+          <w:rFonts w:ascii="Times New Roman" w:hAnsi="Times New Roman" w:cs="Times New Roman"/>
+          <w:sz w:val="26"/>
+          <w:szCs w:val="26"/>
+        </w:rPr>
+        <w:t>Trên pfSense vào Firewall → Rules → DMZ. Trước khi tạo rule chặn, để rule Pass cho DMZ ra ngoài:</w:t>
+      </w:r>
+    </w:p>
+    <w:tbl>
+      <w:tblPr>
+        <w:tblStyle w:val="TableGrid"/>
+        <w:tblW w:w="0" w:type="auto"/>
+        <w:jc w:val="center"/>
+        <w:tblLook w:val="04A0" w:firstRow="1" w:lastRow="0" w:firstColumn="1" w:lastColumn="0" w:noHBand="0" w:noVBand="1"/>
+      </w:tblPr>
+      <w:tblGrid>
+        <w:gridCol w:w="2312"/>
+        <w:gridCol w:w="2339"/>
+        <w:gridCol w:w="2316"/>
+        <w:gridCol w:w="2383"/>
+      </w:tblGrid>
+      <w:tr>
+        <w:trPr>
+          <w:jc w:val="center"/>
+        </w:trPr>
+        <w:tc>
+          <w:tcPr>
+            <w:tcW w:w="2520" w:type="dxa"/>
+            <w:tcBorders>
+              <w:top w:val="single" w:sz="4" w:space="0" w:color="auto"/>
+              <w:left w:val="single" w:sz="4" w:space="0" w:color="auto"/>
+              <w:bottom w:val="single" w:sz="4" w:space="0" w:color="auto"/>
+              <w:right w:val="single" w:sz="4" w:space="0" w:color="auto"/>
+            </w:tcBorders>
+            <w:shd w:val="clear" w:color="auto" w:fill="D9EAF7"/>
+            <w:hideMark/>
+          </w:tcPr>
+          <w:p>
+            <w:pPr>
+              <w:spacing w:line="360" w:lineRule="auto"/>
+              <w:jc w:val="both"/>
+              <w:rPr>
+                <w:rFonts w:ascii="Times New Roman" w:hAnsi="Times New Roman" w:cs="Times New Roman"/>
+                <w:sz w:val="26"/>
+                <w:szCs w:val="26"/>
+              </w:rPr>
+            </w:pPr>
+            <w:r>
+              <w:rPr>
+                <w:rFonts w:ascii="Times New Roman" w:hAnsi="Times New Roman" w:cs="Times New Roman"/>
+                <w:b/>
+                <w:sz w:val="26"/>
+                <w:szCs w:val="26"/>
+              </w:rPr>
+              <w:t>Action</w:t>
+            </w:r>
+          </w:p>
+        </w:tc>
+        <w:tc>
+          <w:tcPr>
+            <w:tcW w:w="2520" w:type="dxa"/>
+            <w:tcBorders>
+              <w:top w:val="single" w:sz="4" w:space="0" w:color="auto"/>
+              <w:left w:val="single" w:sz="4" w:space="0" w:color="auto"/>
+              <w:bottom w:val="single" w:sz="4" w:space="0" w:color="auto"/>
+              <w:right w:val="single" w:sz="4" w:space="0" w:color="auto"/>
+            </w:tcBorders>
+            <w:shd w:val="clear" w:color="auto" w:fill="D9EAF7"/>
+            <w:hideMark/>
+          </w:tcPr>
+          <w:p>
+            <w:pPr>
+              <w:spacing w:line="360" w:lineRule="auto"/>
+              <w:jc w:val="both"/>
+              <w:rPr>
+                <w:rFonts w:ascii="Times New Roman" w:hAnsi="Times New Roman" w:cs="Times New Roman"/>
+                <w:sz w:val="26"/>
+                <w:szCs w:val="26"/>
+              </w:rPr>
+            </w:pPr>
+            <w:r>
+              <w:rPr>
+                <w:rFonts w:ascii="Times New Roman" w:hAnsi="Times New Roman" w:cs="Times New Roman"/>
+                <w:b/>
+                <w:sz w:val="26"/>
+                <w:szCs w:val="26"/>
+              </w:rPr>
+              <w:t>Protocol</w:t>
+            </w:r>
+          </w:p>
+        </w:tc>
+        <w:tc>
+          <w:tcPr>
+            <w:tcW w:w="2520" w:type="dxa"/>
+            <w:tcBorders>
+              <w:top w:val="single" w:sz="4" w:space="0" w:color="auto"/>
+              <w:left w:val="single" w:sz="4" w:space="0" w:color="auto"/>
+              <w:bottom w:val="single" w:sz="4" w:space="0" w:color="auto"/>
+              <w:right w:val="single" w:sz="4" w:space="0" w:color="auto"/>
+            </w:tcBorders>
+            <w:shd w:val="clear" w:color="auto" w:fill="D9EAF7"/>
+            <w:hideMark/>
+          </w:tcPr>
+          <w:p>
+            <w:pPr>
+              <w:spacing w:line="360" w:lineRule="auto"/>
+              <w:jc w:val="both"/>
+              <w:rPr>
+                <w:rFonts w:ascii="Times New Roman" w:hAnsi="Times New Roman" w:cs="Times New Roman"/>
+                <w:sz w:val="26"/>
+                <w:szCs w:val="26"/>
+              </w:rPr>
+            </w:pPr>
+            <w:r>
+              <w:rPr>
+                <w:rFonts w:ascii="Times New Roman" w:hAnsi="Times New Roman" w:cs="Times New Roman"/>
+                <w:b/>
+                <w:sz w:val="26"/>
+                <w:szCs w:val="26"/>
+              </w:rPr>
+              <w:t>Source</w:t>
+            </w:r>
+          </w:p>
+        </w:tc>
+        <w:tc>
+          <w:tcPr>
+            <w:tcW w:w="2520" w:type="dxa"/>
+            <w:tcBorders>
+              <w:top w:val="single" w:sz="4" w:space="0" w:color="auto"/>
+              <w:left w:val="single" w:sz="4" w:space="0" w:color="auto"/>
+              <w:bottom w:val="single" w:sz="4" w:space="0" w:color="auto"/>
+              <w:right w:val="single" w:sz="4" w:space="0" w:color="auto"/>
+            </w:tcBorders>
+            <w:shd w:val="clear" w:color="auto" w:fill="D9EAF7"/>
+            <w:hideMark/>
+          </w:tcPr>
+          <w:p>
+            <w:pPr>
+              <w:spacing w:line="360" w:lineRule="auto"/>
+              <w:jc w:val="both"/>
+              <w:rPr>
+                <w:rFonts w:ascii="Times New Roman" w:hAnsi="Times New Roman" w:cs="Times New Roman"/>
+                <w:sz w:val="26"/>
+                <w:szCs w:val="26"/>
+              </w:rPr>
+            </w:pPr>
+            <w:r>
+              <w:rPr>
+                <w:rFonts w:ascii="Times New Roman" w:hAnsi="Times New Roman" w:cs="Times New Roman"/>
+                <w:b/>
+                <w:sz w:val="26"/>
+                <w:szCs w:val="26"/>
+              </w:rPr>
+              <w:t>Destination</w:t>
+            </w:r>
+          </w:p>
+        </w:tc>
+      </w:tr>
+      <w:tr>
+        <w:trPr>
+          <w:jc w:val="center"/>
+        </w:trPr>
+        <w:tc>
+          <w:tcPr>
+            <w:tcW w:w="2520" w:type="dxa"/>
+            <w:tcBorders>
+              <w:top w:val="single" w:sz="4" w:space="0" w:color="auto"/>
+              <w:left w:val="single" w:sz="4" w:space="0" w:color="auto"/>
+              <w:bottom w:val="single" w:sz="4" w:space="0" w:color="auto"/>
+              <w:right w:val="single" w:sz="4" w:space="0" w:color="auto"/>
+            </w:tcBorders>
+            <w:vAlign w:val="center"/>
+            <w:hideMark/>
+          </w:tcPr>
+          <w:p>
+            <w:pPr>
+              <w:spacing w:line="360" w:lineRule="auto"/>
+              <w:jc w:val="both"/>
+              <w:rPr>
+                <w:rFonts w:ascii="Times New Roman" w:hAnsi="Times New Roman" w:cs="Times New Roman"/>
+                <w:sz w:val="26"/>
+                <w:szCs w:val="26"/>
+              </w:rPr>
+            </w:pPr>
+            <w:r>
+              <w:rPr>
+                <w:rFonts w:ascii="Times New Roman" w:hAnsi="Times New Roman" w:cs="Times New Roman"/>
+                <w:sz w:val="26"/>
+                <w:szCs w:val="26"/>
+              </w:rPr>
+              <w:t>Pass</w:t>
+            </w:r>
+          </w:p>
+        </w:tc>
+        <w:tc>
+          <w:tcPr>
+            <w:tcW w:w="2520" w:type="dxa"/>
+            <w:tcBorders>
+              <w:top w:val="single" w:sz="4" w:space="0" w:color="auto"/>
+              <w:left w:val="single" w:sz="4" w:space="0" w:color="auto"/>
+              <w:bottom w:val="single" w:sz="4" w:space="0" w:color="auto"/>
+              <w:right w:val="single" w:sz="4" w:space="0" w:color="auto"/>
+            </w:tcBorders>
+            <w:vAlign w:val="center"/>
+            <w:hideMark/>
+          </w:tcPr>
+          <w:p>
+            <w:pPr>
+              <w:spacing w:line="360" w:lineRule="auto"/>
+              <w:jc w:val="both"/>
+              <w:rPr>
+                <w:rFonts w:ascii="Times New Roman" w:hAnsi="Times New Roman" w:cs="Times New Roman"/>
+                <w:sz w:val="26"/>
+                <w:szCs w:val="26"/>
+              </w:rPr>
+            </w:pPr>
+            <w:r>
+              <w:rPr>
+                <w:rFonts w:ascii="Times New Roman" w:hAnsi="Times New Roman" w:cs="Times New Roman"/>
+                <w:sz w:val="26"/>
+                <w:szCs w:val="26"/>
+              </w:rPr>
+              <w:t>Any</w:t>
+            </w:r>
+          </w:p>
+        </w:tc>
+        <w:tc>
+          <w:tcPr>
+            <w:tcW w:w="2520" w:type="dxa"/>
+            <w:tcBorders>
+              <w:top w:val="single" w:sz="4" w:space="0" w:color="auto"/>
+              <w:left w:val="single" w:sz="4" w:space="0" w:color="auto"/>
+              <w:bottom w:val="single" w:sz="4" w:space="0" w:color="auto"/>
+              <w:right w:val="single" w:sz="4" w:space="0" w:color="auto"/>
+            </w:tcBorders>
+            <w:vAlign w:val="center"/>
+            <w:hideMark/>
+          </w:tcPr>
+          <w:p>
+            <w:pPr>
+              <w:spacing w:line="360" w:lineRule="auto"/>
+              <w:jc w:val="both"/>
+              <w:rPr>
+                <w:rFonts w:ascii="Times New Roman" w:hAnsi="Times New Roman" w:cs="Times New Roman"/>
+                <w:sz w:val="26"/>
+                <w:szCs w:val="26"/>
+              </w:rPr>
+            </w:pPr>
+            <w:r>
+              <w:rPr>
+                <w:rFonts w:ascii="Times New Roman" w:hAnsi="Times New Roman" w:cs="Times New Roman"/>
+                <w:sz w:val="26"/>
+                <w:szCs w:val="26"/>
+              </w:rPr>
+              <w:t>DMZ net</w:t>
+            </w:r>
+          </w:p>
+        </w:tc>
+        <w:tc>
+          <w:tcPr>
+            <w:tcW w:w="2520" w:type="dxa"/>
+            <w:tcBorders>
+              <w:top w:val="single" w:sz="4" w:space="0" w:color="auto"/>
+              <w:left w:val="single" w:sz="4" w:space="0" w:color="auto"/>
+              <w:bottom w:val="single" w:sz="4" w:space="0" w:color="auto"/>
+              <w:right w:val="single" w:sz="4" w:space="0" w:color="auto"/>
+            </w:tcBorders>
+            <w:vAlign w:val="center"/>
+            <w:hideMark/>
+          </w:tcPr>
+          <w:p>
+            <w:pPr>
+              <w:spacing w:line="360" w:lineRule="auto"/>
+              <w:jc w:val="both"/>
+              <w:rPr>
+                <w:rFonts w:ascii="Times New Roman" w:hAnsi="Times New Roman" w:cs="Times New Roman"/>
+                <w:sz w:val="26"/>
+                <w:szCs w:val="26"/>
+              </w:rPr>
+            </w:pPr>
+            <w:r>
+              <w:rPr>
+                <w:rFonts w:ascii="Times New Roman" w:hAnsi="Times New Roman" w:cs="Times New Roman"/>
+                <w:sz w:val="26"/>
+                <w:szCs w:val="26"/>
+              </w:rPr>
+              <w:t>Any</w:t>
+            </w:r>
+          </w:p>
+        </w:tc>
+      </w:tr>
+    </w:tbl>
+    <w:p>
+      <w:pPr>
+        <w:spacing w:after="0" w:line="360" w:lineRule="auto"/>
+        <w:jc w:val="both"/>
+        <w:rPr>
+          <w:rFonts w:ascii="Times New Roman" w:hAnsi="Times New Roman" w:cs="Times New Roman"/>
+          <w:sz w:val="26"/>
+          <w:szCs w:val="26"/>
+        </w:rPr>
+      </w:pPr>
+      <w:r>
+        <w:rPr>
+          <w:rFonts w:ascii="Times New Roman" w:hAnsi="Times New Roman" w:cs="Times New Roman"/>
+          <w:sz w:val="26"/>
+          <w:szCs w:val="26"/>
+        </w:rPr>
+        <w:t>Save → Apply Changes → Reset States.</w:t>
+      </w:r>
+    </w:p>
+    <w:p>
+      <w:pPr>
+        <w:spacing w:after="0" w:line="360" w:lineRule="auto"/>
+        <w:jc w:val="both"/>
+        <w:rPr>
+          <w:rFonts w:ascii="Times New Roman" w:hAnsi="Times New Roman" w:cs="Times New Roman"/>
+          <w:sz w:val="26"/>
+          <w:szCs w:val="26"/>
+        </w:rPr>
+      </w:pPr>
+      <w:r>
+        <w:rPr>
+          <w:rFonts w:ascii="Times New Roman" w:hAnsi="Times New Roman" w:cs="Times New Roman"/>
+          <w:b/>
+          <w:sz w:val="26"/>
+          <w:szCs w:val="26"/>
+        </w:rPr>
+        <w:t xml:space="preserve">Bước 4. </w:t>
+      </w:r>
+      <w:r>
+        <w:rPr>
+          <w:rFonts w:ascii="Times New Roman" w:hAnsi="Times New Roman" w:cs="Times New Roman"/>
+          <w:sz w:val="26"/>
+          <w:szCs w:val="26"/>
+        </w:rPr>
+        <w:t>Trên DMZ-Web chạy:</w:t>
+      </w:r>
+    </w:p>
+    <w:p>
+      <w:pPr>
+        <w:spacing w:after="0" w:line="360" w:lineRule="auto"/>
+        <w:jc w:val="both"/>
+        <w:rPr>
+          <w:rFonts w:ascii="Times New Roman" w:hAnsi="Times New Roman" w:cs="Times New Roman"/>
+          <w:sz w:val="26"/>
+          <w:szCs w:val="26"/>
+        </w:rPr>
+      </w:pPr>
+      <w:r>
+        <w:rPr>
+          <w:rFonts w:ascii="Times New Roman" w:hAnsi="Times New Roman" w:cs="Times New Roman"/>
+          <w:sz w:val="26"/>
+          <w:szCs w:val="26"/>
+        </w:rPr>
+        <w:t>ping 10.0.0.2</w:t>
+      </w:r>
+    </w:p>
+    <w:p>
+      <w:pPr>
+        <w:spacing w:after="0" w:line="360" w:lineRule="auto"/>
+        <w:jc w:val="both"/>
+        <w:rPr>
+          <w:rFonts w:ascii="Times New Roman" w:hAnsi="Times New Roman" w:cs="Times New Roman"/>
+          <w:sz w:val="26"/>
+          <w:szCs w:val="26"/>
+        </w:rPr>
+      </w:pPr>
+      <w:r>
+        <w:rPr>
+          <w:rFonts w:ascii="Times New Roman" w:hAnsi="Times New Roman" w:cs="Times New Roman"/>
+          <w:sz w:val="26"/>
+          <w:szCs w:val="26"/>
+        </w:rPr>
+        <w:t>Baseline phải nhận Reply. Nếu chưa nhận Reply thì chưa chuyển sang bước chặn; cần kiểm tra IP, gateway và Windows Firewall.</w:t>
+      </w:r>
+    </w:p>
+    <w:p>
+      <w:pPr>
+        <w:spacing w:after="0" w:line="360" w:lineRule="auto"/>
+        <w:jc w:val="both"/>
+        <w:rPr>
+          <w:rFonts w:ascii="Times New Roman" w:hAnsi="Times New Roman" w:cs="Times New Roman"/>
+          <w:b/>
+          <w:bCs/>
+          <w:sz w:val="26"/>
+          <w:szCs w:val="26"/>
+        </w:rPr>
+      </w:pPr>
+      <w:r>
+        <w:rPr>
+          <w:rFonts w:ascii="Times New Roman" w:hAnsi="Times New Roman" w:cs="Times New Roman"/>
+          <w:b/>
+          <w:bCs/>
+          <w:sz w:val="26"/>
+          <w:szCs w:val="26"/>
+        </w:rPr>
+        <w:drawing>
+          <wp:inline distT="0" distB="0" distL="0" distR="0" wp14:anchorId="0D5C4B70" wp14:editId="480BF9A2">
+            <wp:extent cx="5943600" cy="3688080"/>
+            <wp:effectExtent l="0" t="0" r="0" b="7620"/>
+            <wp:docPr id="737676818" name="Picture 14"/>
+            <wp:cNvGraphicFramePr>
+              <a:graphicFrameLocks xmlns:a="http://schemas.openxmlformats.org/drawingml/2006/main" noChangeAspect="1"/>
+            </wp:cNvGraphicFramePr>
+            <a:graphic xmlns:a="http://schemas.openxmlformats.org/drawingml/2006/main">
+              <a:graphicData uri="http://schemas.openxmlformats.org/drawingml/2006/picture">
+                <pic:pic xmlns:pic="http://schemas.openxmlformats.org/drawingml/2006/picture">
+                  <pic:nvPicPr>
+                    <pic:cNvPr id="0" name="Picture 9"/>
+                    <pic:cNvPicPr>
+                      <a:picLocks noChangeAspect="1" noChangeArrowheads="1"/>
+                    </pic:cNvPicPr>
+                  </pic:nvPicPr>
+                  <pic:blipFill>
+                    <a:blip r:embed="rId11">
+                      <a:extLst>
+                        <a:ext uri="{28A0092B-C50C-407E-A947-70E740481C1C}">
+                          <a14:useLocalDpi xmlns:a14="http://schemas.microsoft.com/office/drawing/2010/main" val="0"/>
+                        </a:ext>
+                      </a:extLst>
+                    </a:blip>
+                    <a:srcRect/>
+                    <a:stretch>
+                      <a:fillRect/>
+                    </a:stretch>
+                  </pic:blipFill>
+                  <pic:spPr bwMode="auto">
+                    <a:xfrm>
+                      <a:off x="0" y="0"/>
+                      <a:ext cx="5943600" cy="3688080"/>
+                    </a:xfrm>
+                    <a:prstGeom prst="rect">
+                      <a:avLst/>
+                    </a:prstGeom>
+                    <a:noFill/>
+                    <a:ln>
+                      <a:noFill/>
+                    </a:ln>
+                  </pic:spPr>
+                </pic:pic>
+              </a:graphicData>
+            </a:graphic>
+          </wp:inline>
+        </w:drawing>
+      </w:r>
+      <w:r>
+        <w:rPr>
+          <w:rFonts w:ascii="Times New Roman" w:hAnsi="Times New Roman" w:cs="Times New Roman"/>
+          <w:b/>
+          <w:bCs/>
+          <w:sz w:val="26"/>
+          <w:szCs w:val="26"/>
+        </w:rPr>
+        <w:t>4.2. Tạo rule cô lập DMZ</w:t>
+      </w:r>
+    </w:p>
+    <w:p>
+      <w:pPr>
+        <w:spacing w:after="0" w:line="360" w:lineRule="auto"/>
+        <w:jc w:val="both"/>
+        <w:rPr>
+          <w:rFonts w:ascii="Times New Roman" w:hAnsi="Times New Roman" w:cs="Times New Roman"/>
+          <w:sz w:val="26"/>
+          <w:szCs w:val="26"/>
+        </w:rPr>
+      </w:pPr>
+      <w:r>
+        <w:rPr>
+          <w:rFonts w:ascii="Times New Roman" w:hAnsi="Times New Roman" w:cs="Times New Roman"/>
+          <w:b/>
+          <w:sz w:val="26"/>
+          <w:szCs w:val="26"/>
+        </w:rPr>
+        <w:t xml:space="preserve">Bước 5. </w:t>
+      </w:r>
+      <w:r>
+        <w:rPr>
+          <w:rFonts w:ascii="Times New Roman" w:hAnsi="Times New Roman" w:cs="Times New Roman"/>
+          <w:sz w:val="26"/>
+          <w:szCs w:val="26"/>
+        </w:rPr>
+        <w:t>Trên Firewall → Rules → DMZ tạo rule Block DMZ net → LAN net và đặt nó lên TRÊN rule Pass DMZ net → Any.</w:t>
+      </w:r>
+    </w:p>
+    <w:tbl>
+      <w:tblPr>
+        <w:tblStyle w:val="TableGrid"/>
+        <w:tblW w:w="0" w:type="auto"/>
+        <w:jc w:val="center"/>
+        <w:tblLook w:val="04A0" w:firstRow="1" w:lastRow="0" w:firstColumn="1" w:lastColumn="0" w:noHBand="0" w:noVBand="1"/>
+      </w:tblPr>
+      <w:tblGrid>
+        <w:gridCol w:w="1815"/>
+        <w:gridCol w:w="1855"/>
+        <w:gridCol w:w="1885"/>
+        <w:gridCol w:w="1859"/>
+        <w:gridCol w:w="1936"/>
+      </w:tblGrid>
+      <w:tr>
+        <w:trPr>
+          <w:jc w:val="center"/>
+        </w:trPr>
+        <w:tc>
+          <w:tcPr>
+            <w:tcW w:w="2016" w:type="dxa"/>
+            <w:tcBorders>
+              <w:top w:val="single" w:sz="4" w:space="0" w:color="auto"/>
+              <w:left w:val="single" w:sz="4" w:space="0" w:color="auto"/>
+              <w:bottom w:val="single" w:sz="4" w:space="0" w:color="auto"/>
+              <w:right w:val="single" w:sz="4" w:space="0" w:color="auto"/>
+            </w:tcBorders>
+            <w:shd w:val="clear" w:color="auto" w:fill="D9EAF7"/>
+            <w:hideMark/>
+          </w:tcPr>
+          <w:p>
+            <w:pPr>
+              <w:spacing w:line="360" w:lineRule="auto"/>
+              <w:jc w:val="both"/>
+              <w:rPr>
+                <w:rFonts w:ascii="Times New Roman" w:hAnsi="Times New Roman" w:cs="Times New Roman"/>
+                <w:sz w:val="26"/>
+                <w:szCs w:val="26"/>
+              </w:rPr>
+            </w:pPr>
+            <w:r>
+              <w:rPr>
+                <w:rFonts w:ascii="Times New Roman" w:hAnsi="Times New Roman" w:cs="Times New Roman"/>
+                <w:b/>
+                <w:sz w:val="26"/>
+                <w:szCs w:val="26"/>
+              </w:rPr>
+              <w:lastRenderedPageBreak/>
+              <w:t>Thứ tự</w:t>
+            </w:r>
+          </w:p>
+        </w:tc>
+        <w:tc>
+          <w:tcPr>
+            <w:tcW w:w="2016" w:type="dxa"/>
+            <w:tcBorders>
+              <w:top w:val="single" w:sz="4" w:space="0" w:color="auto"/>
+              <w:left w:val="single" w:sz="4" w:space="0" w:color="auto"/>
+              <w:bottom w:val="single" w:sz="4" w:space="0" w:color="auto"/>
+              <w:right w:val="single" w:sz="4" w:space="0" w:color="auto"/>
+            </w:tcBorders>
+            <w:shd w:val="clear" w:color="auto" w:fill="D9EAF7"/>
+            <w:hideMark/>
+          </w:tcPr>
+          <w:p>
+            <w:pPr>
+              <w:spacing w:line="360" w:lineRule="auto"/>
+              <w:jc w:val="both"/>
+              <w:rPr>
+                <w:rFonts w:ascii="Times New Roman" w:hAnsi="Times New Roman" w:cs="Times New Roman"/>
+                <w:sz w:val="26"/>
+                <w:szCs w:val="26"/>
+              </w:rPr>
+            </w:pPr>
+            <w:r>
+              <w:rPr>
+                <w:rFonts w:ascii="Times New Roman" w:hAnsi="Times New Roman" w:cs="Times New Roman"/>
+                <w:b/>
+                <w:sz w:val="26"/>
+                <w:szCs w:val="26"/>
+              </w:rPr>
+              <w:t>Action</w:t>
+            </w:r>
+          </w:p>
+        </w:tc>
+        <w:tc>
+          <w:tcPr>
+            <w:tcW w:w="2016" w:type="dxa"/>
+            <w:tcBorders>
+              <w:top w:val="single" w:sz="4" w:space="0" w:color="auto"/>
+              <w:left w:val="single" w:sz="4" w:space="0" w:color="auto"/>
+              <w:bottom w:val="single" w:sz="4" w:space="0" w:color="auto"/>
+              <w:right w:val="single" w:sz="4" w:space="0" w:color="auto"/>
+            </w:tcBorders>
+            <w:shd w:val="clear" w:color="auto" w:fill="D9EAF7"/>
+            <w:hideMark/>
+          </w:tcPr>
+          <w:p>
+            <w:pPr>
+              <w:spacing w:line="360" w:lineRule="auto"/>
+              <w:jc w:val="both"/>
+              <w:rPr>
+                <w:rFonts w:ascii="Times New Roman" w:hAnsi="Times New Roman" w:cs="Times New Roman"/>
+                <w:sz w:val="26"/>
+                <w:szCs w:val="26"/>
+              </w:rPr>
+            </w:pPr>
+            <w:r>
+              <w:rPr>
+                <w:rFonts w:ascii="Times New Roman" w:hAnsi="Times New Roman" w:cs="Times New Roman"/>
+                <w:b/>
+                <w:sz w:val="26"/>
+                <w:szCs w:val="26"/>
+              </w:rPr>
+              <w:t>Protocol</w:t>
+            </w:r>
+          </w:p>
+        </w:tc>
+        <w:tc>
+          <w:tcPr>
+            <w:tcW w:w="2016" w:type="dxa"/>
+            <w:tcBorders>
+              <w:top w:val="single" w:sz="4" w:space="0" w:color="auto"/>
+              <w:left w:val="single" w:sz="4" w:space="0" w:color="auto"/>
+              <w:bottom w:val="single" w:sz="4" w:space="0" w:color="auto"/>
+              <w:right w:val="single" w:sz="4" w:space="0" w:color="auto"/>
+            </w:tcBorders>
+            <w:shd w:val="clear" w:color="auto" w:fill="D9EAF7"/>
+            <w:hideMark/>
+          </w:tcPr>
+          <w:p>
+            <w:pPr>
+              <w:spacing w:line="360" w:lineRule="auto"/>
+              <w:jc w:val="both"/>
+              <w:rPr>
+                <w:rFonts w:ascii="Times New Roman" w:hAnsi="Times New Roman" w:cs="Times New Roman"/>
+                <w:sz w:val="26"/>
+                <w:szCs w:val="26"/>
+              </w:rPr>
+            </w:pPr>
+            <w:r>
+              <w:rPr>
+                <w:rFonts w:ascii="Times New Roman" w:hAnsi="Times New Roman" w:cs="Times New Roman"/>
+                <w:b/>
+                <w:sz w:val="26"/>
+                <w:szCs w:val="26"/>
+              </w:rPr>
+              <w:t>Source</w:t>
+            </w:r>
+          </w:p>
+        </w:tc>
+        <w:tc>
+          <w:tcPr>
+            <w:tcW w:w="2016" w:type="dxa"/>
+            <w:tcBorders>
+              <w:top w:val="single" w:sz="4" w:space="0" w:color="auto"/>
+              <w:left w:val="single" w:sz="4" w:space="0" w:color="auto"/>
+              <w:bottom w:val="single" w:sz="4" w:space="0" w:color="auto"/>
+              <w:right w:val="single" w:sz="4" w:space="0" w:color="auto"/>
+            </w:tcBorders>
+            <w:shd w:val="clear" w:color="auto" w:fill="D9EAF7"/>
+            <w:hideMark/>
+          </w:tcPr>
+          <w:p>
+            <w:pPr>
+              <w:spacing w:line="360" w:lineRule="auto"/>
+              <w:jc w:val="both"/>
+              <w:rPr>
+                <w:rFonts w:ascii="Times New Roman" w:hAnsi="Times New Roman" w:cs="Times New Roman"/>
+                <w:sz w:val="26"/>
+                <w:szCs w:val="26"/>
+              </w:rPr>
+            </w:pPr>
+            <w:r>
+              <w:rPr>
+                <w:rFonts w:ascii="Times New Roman" w:hAnsi="Times New Roman" w:cs="Times New Roman"/>
+                <w:b/>
+                <w:sz w:val="26"/>
+                <w:szCs w:val="26"/>
+              </w:rPr>
+              <w:t>Destination</w:t>
+            </w:r>
+          </w:p>
+        </w:tc>
+      </w:tr>
+      <w:tr>
+        <w:trPr>
+          <w:jc w:val="center"/>
+        </w:trPr>
+        <w:tc>
+          <w:tcPr>
+            <w:tcW w:w="2016" w:type="dxa"/>
+            <w:tcBorders>
+              <w:top w:val="single" w:sz="4" w:space="0" w:color="auto"/>
+              <w:left w:val="single" w:sz="4" w:space="0" w:color="auto"/>
+              <w:bottom w:val="single" w:sz="4" w:space="0" w:color="auto"/>
+              <w:right w:val="single" w:sz="4" w:space="0" w:color="auto"/>
+            </w:tcBorders>
+            <w:vAlign w:val="center"/>
+            <w:hideMark/>
+          </w:tcPr>
+          <w:p>
+            <w:pPr>
+              <w:spacing w:line="360" w:lineRule="auto"/>
+              <w:jc w:val="both"/>
+              <w:rPr>
+                <w:rFonts w:ascii="Times New Roman" w:hAnsi="Times New Roman" w:cs="Times New Roman"/>
+                <w:sz w:val="26"/>
+                <w:szCs w:val="26"/>
+              </w:rPr>
+            </w:pPr>
+            <w:r>
+              <w:rPr>
+                <w:rFonts w:ascii="Times New Roman" w:hAnsi="Times New Roman" w:cs="Times New Roman"/>
+                <w:sz w:val="26"/>
+                <w:szCs w:val="26"/>
+              </w:rPr>
+              <w:t>1</w:t>
+            </w:r>
+          </w:p>
+        </w:tc>
+        <w:tc>
+          <w:tcPr>
+            <w:tcW w:w="2016" w:type="dxa"/>
+            <w:tcBorders>
+              <w:top w:val="single" w:sz="4" w:space="0" w:color="auto"/>
+              <w:left w:val="single" w:sz="4" w:space="0" w:color="auto"/>
+              <w:bottom w:val="single" w:sz="4" w:space="0" w:color="auto"/>
+              <w:right w:val="single" w:sz="4" w:space="0" w:color="auto"/>
+            </w:tcBorders>
+            <w:vAlign w:val="center"/>
+            <w:hideMark/>
+          </w:tcPr>
+          <w:p>
+            <w:pPr>
+              <w:spacing w:line="360" w:lineRule="auto"/>
+              <w:jc w:val="both"/>
+              <w:rPr>
+                <w:rFonts w:ascii="Times New Roman" w:hAnsi="Times New Roman" w:cs="Times New Roman"/>
+                <w:sz w:val="26"/>
+                <w:szCs w:val="26"/>
+              </w:rPr>
+            </w:pPr>
+            <w:r>
+              <w:rPr>
+                <w:rFonts w:ascii="Times New Roman" w:hAnsi="Times New Roman" w:cs="Times New Roman"/>
+                <w:sz w:val="26"/>
+                <w:szCs w:val="26"/>
+              </w:rPr>
+              <w:t>Block</w:t>
+            </w:r>
+          </w:p>
+        </w:tc>
+        <w:tc>
+          <w:tcPr>
+            <w:tcW w:w="2016" w:type="dxa"/>
+            <w:tcBorders>
+              <w:top w:val="single" w:sz="4" w:space="0" w:color="auto"/>
+              <w:left w:val="single" w:sz="4" w:space="0" w:color="auto"/>
+              <w:bottom w:val="single" w:sz="4" w:space="0" w:color="auto"/>
+              <w:right w:val="single" w:sz="4" w:space="0" w:color="auto"/>
+            </w:tcBorders>
+            <w:vAlign w:val="center"/>
+            <w:hideMark/>
+          </w:tcPr>
+          <w:p>
+            <w:pPr>
+              <w:spacing w:line="360" w:lineRule="auto"/>
+              <w:jc w:val="both"/>
+              <w:rPr>
+                <w:rFonts w:ascii="Times New Roman" w:hAnsi="Times New Roman" w:cs="Times New Roman"/>
+                <w:sz w:val="26"/>
+                <w:szCs w:val="26"/>
+              </w:rPr>
+            </w:pPr>
+            <w:r>
+              <w:rPr>
+                <w:rFonts w:ascii="Times New Roman" w:hAnsi="Times New Roman" w:cs="Times New Roman"/>
+                <w:sz w:val="26"/>
+                <w:szCs w:val="26"/>
+              </w:rPr>
+              <w:t>Any</w:t>
+            </w:r>
+          </w:p>
+        </w:tc>
+        <w:tc>
+          <w:tcPr>
+            <w:tcW w:w="2016" w:type="dxa"/>
+            <w:tcBorders>
+              <w:top w:val="single" w:sz="4" w:space="0" w:color="auto"/>
+              <w:left w:val="single" w:sz="4" w:space="0" w:color="auto"/>
+              <w:bottom w:val="single" w:sz="4" w:space="0" w:color="auto"/>
+              <w:right w:val="single" w:sz="4" w:space="0" w:color="auto"/>
+            </w:tcBorders>
+            <w:vAlign w:val="center"/>
+            <w:hideMark/>
+          </w:tcPr>
+          <w:p>
+            <w:pPr>
+              <w:spacing w:line="360" w:lineRule="auto"/>
+              <w:jc w:val="both"/>
+              <w:rPr>
+                <w:rFonts w:ascii="Times New Roman" w:hAnsi="Times New Roman" w:cs="Times New Roman"/>
+                <w:sz w:val="26"/>
+                <w:szCs w:val="26"/>
+              </w:rPr>
+            </w:pPr>
+            <w:r>
+              <w:rPr>
+                <w:rFonts w:ascii="Times New Roman" w:hAnsi="Times New Roman" w:cs="Times New Roman"/>
+                <w:sz w:val="26"/>
+                <w:szCs w:val="26"/>
+              </w:rPr>
+              <w:t>DMZ net</w:t>
+            </w:r>
+          </w:p>
+        </w:tc>
+        <w:tc>
+          <w:tcPr>
+            <w:tcW w:w="2016" w:type="dxa"/>
+            <w:tcBorders>
+              <w:top w:val="single" w:sz="4" w:space="0" w:color="auto"/>
+              <w:left w:val="single" w:sz="4" w:space="0" w:color="auto"/>
+              <w:bottom w:val="single" w:sz="4" w:space="0" w:color="auto"/>
+              <w:right w:val="single" w:sz="4" w:space="0" w:color="auto"/>
+            </w:tcBorders>
+            <w:vAlign w:val="center"/>
+            <w:hideMark/>
+          </w:tcPr>
+          <w:p>
+            <w:pPr>
+              <w:spacing w:line="360" w:lineRule="auto"/>
+              <w:jc w:val="both"/>
+              <w:rPr>
+                <w:rFonts w:ascii="Times New Roman" w:hAnsi="Times New Roman" w:cs="Times New Roman"/>
+                <w:sz w:val="26"/>
+                <w:szCs w:val="26"/>
+              </w:rPr>
+            </w:pPr>
+            <w:r>
+              <w:rPr>
+                <w:rFonts w:ascii="Times New Roman" w:hAnsi="Times New Roman" w:cs="Times New Roman"/>
+                <w:sz w:val="26"/>
+                <w:szCs w:val="26"/>
+              </w:rPr>
+              <w:t>LAN net</w:t>
+            </w:r>
+          </w:p>
+        </w:tc>
+      </w:tr>
+      <w:tr>
+        <w:trPr>
+          <w:jc w:val="center"/>
+        </w:trPr>
+        <w:tc>
+          <w:tcPr>
+            <w:tcW w:w="2016" w:type="dxa"/>
+            <w:tcBorders>
+              <w:top w:val="single" w:sz="4" w:space="0" w:color="auto"/>
+              <w:left w:val="single" w:sz="4" w:space="0" w:color="auto"/>
+              <w:bottom w:val="single" w:sz="4" w:space="0" w:color="auto"/>
+              <w:right w:val="single" w:sz="4" w:space="0" w:color="auto"/>
+            </w:tcBorders>
+            <w:vAlign w:val="center"/>
+            <w:hideMark/>
+          </w:tcPr>
+          <w:p>
+            <w:pPr>
+              <w:spacing w:line="360" w:lineRule="auto"/>
+              <w:jc w:val="both"/>
+              <w:rPr>
+                <w:rFonts w:ascii="Times New Roman" w:hAnsi="Times New Roman" w:cs="Times New Roman"/>
+                <w:sz w:val="26"/>
+                <w:szCs w:val="26"/>
+              </w:rPr>
+            </w:pPr>
+            <w:r>
+              <w:rPr>
+                <w:rFonts w:ascii="Times New Roman" w:hAnsi="Times New Roman" w:cs="Times New Roman"/>
+                <w:sz w:val="26"/>
+                <w:szCs w:val="26"/>
+              </w:rPr>
+              <w:t>2</w:t>
+            </w:r>
+          </w:p>
+        </w:tc>
+        <w:tc>
+          <w:tcPr>
+            <w:tcW w:w="2016" w:type="dxa"/>
+            <w:tcBorders>
+              <w:top w:val="single" w:sz="4" w:space="0" w:color="auto"/>
+              <w:left w:val="single" w:sz="4" w:space="0" w:color="auto"/>
+              <w:bottom w:val="single" w:sz="4" w:space="0" w:color="auto"/>
+              <w:right w:val="single" w:sz="4" w:space="0" w:color="auto"/>
+            </w:tcBorders>
+            <w:vAlign w:val="center"/>
+            <w:hideMark/>
+          </w:tcPr>
+          <w:p>
+            <w:pPr>
+              <w:spacing w:line="360" w:lineRule="auto"/>
+              <w:jc w:val="both"/>
+              <w:rPr>
+                <w:rFonts w:ascii="Times New Roman" w:hAnsi="Times New Roman" w:cs="Times New Roman"/>
+                <w:sz w:val="26"/>
+                <w:szCs w:val="26"/>
+              </w:rPr>
+            </w:pPr>
+            <w:r>
+              <w:rPr>
+                <w:rFonts w:ascii="Times New Roman" w:hAnsi="Times New Roman" w:cs="Times New Roman"/>
+                <w:sz w:val="26"/>
+                <w:szCs w:val="26"/>
+              </w:rPr>
+              <w:t>Pass</w:t>
+            </w:r>
+          </w:p>
+        </w:tc>
+        <w:tc>
+          <w:tcPr>
+            <w:tcW w:w="2016" w:type="dxa"/>
+            <w:tcBorders>
+              <w:top w:val="single" w:sz="4" w:space="0" w:color="auto"/>
+              <w:left w:val="single" w:sz="4" w:space="0" w:color="auto"/>
+              <w:bottom w:val="single" w:sz="4" w:space="0" w:color="auto"/>
+              <w:right w:val="single" w:sz="4" w:space="0" w:color="auto"/>
+            </w:tcBorders>
+            <w:vAlign w:val="center"/>
+            <w:hideMark/>
+          </w:tcPr>
+          <w:p>
+            <w:pPr>
+              <w:spacing w:line="360" w:lineRule="auto"/>
+              <w:jc w:val="both"/>
+              <w:rPr>
+                <w:rFonts w:ascii="Times New Roman" w:hAnsi="Times New Roman" w:cs="Times New Roman"/>
+                <w:sz w:val="26"/>
+                <w:szCs w:val="26"/>
+              </w:rPr>
+            </w:pPr>
+            <w:r>
+              <w:rPr>
+                <w:rFonts w:ascii="Times New Roman" w:hAnsi="Times New Roman" w:cs="Times New Roman"/>
+                <w:sz w:val="26"/>
+                <w:szCs w:val="26"/>
+              </w:rPr>
+              <w:t>Any</w:t>
+            </w:r>
+          </w:p>
+        </w:tc>
+        <w:tc>
+          <w:tcPr>
+            <w:tcW w:w="2016" w:type="dxa"/>
+            <w:tcBorders>
+              <w:top w:val="single" w:sz="4" w:space="0" w:color="auto"/>
+              <w:left w:val="single" w:sz="4" w:space="0" w:color="auto"/>
+              <w:bottom w:val="single" w:sz="4" w:space="0" w:color="auto"/>
+              <w:right w:val="single" w:sz="4" w:space="0" w:color="auto"/>
+            </w:tcBorders>
+            <w:vAlign w:val="center"/>
+            <w:hideMark/>
+          </w:tcPr>
+          <w:p>
+            <w:pPr>
+              <w:spacing w:line="360" w:lineRule="auto"/>
+              <w:jc w:val="both"/>
+              <w:rPr>
+                <w:rFonts w:ascii="Times New Roman" w:hAnsi="Times New Roman" w:cs="Times New Roman"/>
+                <w:sz w:val="26"/>
+                <w:szCs w:val="26"/>
+              </w:rPr>
+            </w:pPr>
+            <w:r>
+              <w:rPr>
+                <w:rFonts w:ascii="Times New Roman" w:hAnsi="Times New Roman" w:cs="Times New Roman"/>
+                <w:sz w:val="26"/>
+                <w:szCs w:val="26"/>
+              </w:rPr>
+              <w:t>DMZ net</w:t>
+            </w:r>
+          </w:p>
+        </w:tc>
+        <w:tc>
+          <w:tcPr>
+            <w:tcW w:w="2016" w:type="dxa"/>
+            <w:tcBorders>
+              <w:top w:val="single" w:sz="4" w:space="0" w:color="auto"/>
+              <w:left w:val="single" w:sz="4" w:space="0" w:color="auto"/>
+              <w:bottom w:val="single" w:sz="4" w:space="0" w:color="auto"/>
+              <w:right w:val="single" w:sz="4" w:space="0" w:color="auto"/>
+            </w:tcBorders>
+            <w:vAlign w:val="center"/>
+            <w:hideMark/>
+          </w:tcPr>
+          <w:p>
+            <w:pPr>
+              <w:spacing w:line="360" w:lineRule="auto"/>
+              <w:jc w:val="both"/>
+              <w:rPr>
+                <w:rFonts w:ascii="Times New Roman" w:hAnsi="Times New Roman" w:cs="Times New Roman"/>
+                <w:sz w:val="26"/>
+                <w:szCs w:val="26"/>
+              </w:rPr>
+            </w:pPr>
+            <w:r>
+              <w:rPr>
+                <w:rFonts w:ascii="Times New Roman" w:hAnsi="Times New Roman" w:cs="Times New Roman"/>
+                <w:sz w:val="26"/>
+                <w:szCs w:val="26"/>
+              </w:rPr>
+              <w:t>Any</w:t>
+            </w:r>
+          </w:p>
+        </w:tc>
+      </w:tr>
+    </w:tbl>
+    <w:p>
+      <w:pPr>
+        <w:spacing w:after="0" w:line="360" w:lineRule="auto"/>
+        <w:jc w:val="both"/>
+        <w:rPr>
+          <w:rFonts w:ascii="Times New Roman" w:hAnsi="Times New Roman" w:cs="Times New Roman"/>
+          <w:sz w:val="26"/>
+          <w:szCs w:val="26"/>
+        </w:rPr>
+      </w:pPr>
+      <w:r>
+        <w:rPr>
+          <w:rFonts w:ascii="Times New Roman" w:hAnsi="Times New Roman" w:cs="Times New Roman"/>
+          <w:b/>
+          <w:sz w:val="26"/>
+          <w:szCs w:val="26"/>
+        </w:rPr>
+        <w:t xml:space="preserve">Bước 6. </w:t>
+      </w:r>
+      <w:r>
+        <w:rPr>
+          <w:rFonts w:ascii="Times New Roman" w:hAnsi="Times New Roman" w:cs="Times New Roman"/>
+          <w:sz w:val="26"/>
+          <w:szCs w:val="26"/>
+        </w:rPr>
+        <w:t>Save → Apply Changes → Diagnostics → States → Reset States.</w:t>
+      </w:r>
+    </w:p>
+    <w:p>
+      <w:pPr>
+        <w:spacing w:after="0" w:line="360" w:lineRule="auto"/>
+        <w:jc w:val="both"/>
+        <w:rPr>
+          <w:rFonts w:ascii="Times New Roman" w:hAnsi="Times New Roman" w:cs="Times New Roman"/>
+          <w:sz w:val="26"/>
+          <w:szCs w:val="26"/>
+        </w:rPr>
+      </w:pPr>
+      <w:r>
+        <w:rPr>
+          <w:rFonts w:ascii="Times New Roman" w:hAnsi="Times New Roman" w:cs="Times New Roman"/>
+          <w:b/>
+          <w:sz w:val="26"/>
+          <w:szCs w:val="26"/>
+        </w:rPr>
+        <w:drawing>
+          <wp:inline distT="0" distB="0" distL="0" distR="0" wp14:anchorId="28C6CE1F" wp14:editId="3584DBD5">
+            <wp:extent cx="5943600" cy="2025650"/>
+            <wp:effectExtent l="0" t="0" r="0" b="0"/>
+            <wp:docPr id="2057078644" name="Picture 13"/>
+            <wp:cNvGraphicFramePr>
+              <a:graphicFrameLocks xmlns:a="http://schemas.openxmlformats.org/drawingml/2006/main" noChangeAspect="1"/>
+            </wp:cNvGraphicFramePr>
+            <a:graphic xmlns:a="http://schemas.openxmlformats.org/drawingml/2006/main">
+              <a:graphicData uri="http://schemas.openxmlformats.org/drawingml/2006/picture">
+                <pic:pic xmlns:pic="http://schemas.openxmlformats.org/drawingml/2006/picture">
+                  <pic:nvPicPr>
+                    <pic:cNvPr id="0" name="Picture 10"/>
+                    <pic:cNvPicPr>
+                      <a:picLocks noChangeAspect="1" noChangeArrowheads="1"/>
+                    </pic:cNvPicPr>
+                  </pic:nvPicPr>
+                  <pic:blipFill>
+                    <a:blip r:embed="rId12">
+                      <a:extLst>
+                        <a:ext uri="{28A0092B-C50C-407E-A947-70E740481C1C}">
+                          <a14:useLocalDpi xmlns:a14="http://schemas.microsoft.com/office/drawing/2010/main" val="0"/>
+                        </a:ext>
+                      </a:extLst>
+                    </a:blip>
+                    <a:srcRect/>
+                    <a:stretch>
+                      <a:fillRect/>
+                    </a:stretch>
+                  </pic:blipFill>
+                  <pic:spPr bwMode="auto">
+                    <a:xfrm>
+                      <a:off x="0" y="0"/>
+                      <a:ext cx="5943600" cy="2025650"/>
+                    </a:xfrm>
+                    <a:prstGeom prst="rect">
+                      <a:avLst/>
+                    </a:prstGeom>
+                    <a:noFill/>
+                    <a:ln>
+                      <a:noFill/>
+                    </a:ln>
+                  </pic:spPr>
+                </pic:pic>
+              </a:graphicData>
+            </a:graphic>
+          </wp:inline>
+        </w:drawing>
+      </w:r>
+      <w:r>
+        <w:rPr>
+          <w:rFonts w:ascii="Times New Roman" w:hAnsi="Times New Roman" w:cs="Times New Roman"/>
+          <w:b/>
+          <w:sz w:val="26"/>
+          <w:szCs w:val="26"/>
+        </w:rPr>
+        <w:t xml:space="preserve">Bước 7. </w:t>
+      </w:r>
+      <w:r>
+        <w:rPr>
+          <w:rFonts w:ascii="Times New Roman" w:hAnsi="Times New Roman" w:cs="Times New Roman"/>
+          <w:sz w:val="26"/>
+          <w:szCs w:val="26"/>
+        </w:rPr>
+        <w:t>Trên DMZ-Web kiểm thử lại:</w:t>
+      </w:r>
+    </w:p>
+    <w:p>
+      <w:pPr>
+        <w:spacing w:after="0" w:line="360" w:lineRule="auto"/>
+        <w:jc w:val="both"/>
+        <w:rPr>
+          <w:rFonts w:ascii="Times New Roman" w:hAnsi="Times New Roman" w:cs="Times New Roman"/>
+          <w:sz w:val="26"/>
+          <w:szCs w:val="26"/>
+        </w:rPr>
+      </w:pPr>
+      <w:r>
+        <w:rPr>
+          <w:rFonts w:ascii="Times New Roman" w:hAnsi="Times New Roman" w:cs="Times New Roman"/>
+          <w:sz w:val="26"/>
+          <w:szCs w:val="26"/>
+        </w:rPr>
+        <w:t>ping 10.0.0.2</w:t>
+      </w:r>
+    </w:p>
+    <w:p>
+      <w:pPr>
+        <w:spacing w:after="0" w:line="360" w:lineRule="auto"/>
+        <w:jc w:val="both"/>
+        <w:rPr>
+          <w:rFonts w:ascii="Times New Roman" w:hAnsi="Times New Roman" w:cs="Times New Roman"/>
+          <w:sz w:val="26"/>
+          <w:szCs w:val="26"/>
+        </w:rPr>
+      </w:pPr>
+      <w:r>
+        <w:rPr>
+          <w:rFonts w:ascii="Times New Roman" w:hAnsi="Times New Roman" w:cs="Times New Roman"/>
+          <w:sz w:val="26"/>
+          <w:szCs w:val="26"/>
+        </w:rPr>
+        <w:t>ping 8.8.8.8</w:t>
+      </w:r>
+    </w:p>
+    <w:p>
+      <w:pPr>
+        <w:spacing w:after="0" w:line="360" w:lineRule="auto"/>
+        <w:jc w:val="both"/>
+        <w:rPr>
+          <w:rFonts w:ascii="Times New Roman" w:hAnsi="Times New Roman" w:cs="Times New Roman"/>
+          <w:sz w:val="26"/>
+          <w:szCs w:val="26"/>
+        </w:rPr>
+      </w:pPr>
+      <w:r>
+        <w:rPr>
+          <w:rFonts w:ascii="Times New Roman" w:hAnsi="Times New Roman" w:cs="Times New Roman"/>
+          <w:sz w:val="26"/>
+          <w:szCs w:val="26"/>
+        </w:rPr>
+        <w:t>Nếu DMZ-Web đang dùng DNS 8.8.8.8, có thể kiểm tra thêm:</w:t>
+      </w:r>
+    </w:p>
+    <w:p>
+      <w:pPr>
+        <w:spacing w:after="0" w:line="360" w:lineRule="auto"/>
+        <w:jc w:val="both"/>
+        <w:rPr>
+          <w:rFonts w:ascii="Times New Roman" w:hAnsi="Times New Roman" w:cs="Times New Roman"/>
+          <w:sz w:val="26"/>
+          <w:szCs w:val="26"/>
+        </w:rPr>
+      </w:pPr>
+      <w:r>
+        <w:rPr>
+          <w:rFonts w:ascii="Times New Roman" w:hAnsi="Times New Roman" w:cs="Times New Roman"/>
+          <w:sz w:val="26"/>
+          <w:szCs w:val="26"/>
+        </w:rPr>
+        <w:t>nslookup example.com 8.8.8.8</w:t>
+      </w:r>
+    </w:p>
+    <w:p>
+      <w:pPr>
+        <w:spacing w:after="0" w:line="360" w:lineRule="auto"/>
+        <w:jc w:val="both"/>
+        <w:rPr>
+          <w:rFonts w:ascii="Times New Roman" w:hAnsi="Times New Roman" w:cs="Times New Roman"/>
+          <w:sz w:val="26"/>
+          <w:szCs w:val="26"/>
+        </w:rPr>
+      </w:pPr>
+      <w:r>
+        <w:rPr>
+          <w:rFonts w:ascii="Times New Roman" w:hAnsi="Times New Roman" w:cs="Times New Roman"/>
+          <w:sz w:val="26"/>
+          <w:szCs w:val="26"/>
+        </w:rPr>
+        <w:t>Kết quả cần đạt: ping 10.0.0.2 thất bại sau khi thêm Block; DMZ vẫn ra Internet nếu NAT/rule mạng đã đúng.</w:t>
+      </w:r>
+    </w:p>
+    <w:p>
+      <w:pPr>
+        <w:spacing w:after="0" w:line="360" w:lineRule="auto"/>
+        <w:jc w:val="both"/>
+        <w:rPr>
+          <w:rFonts w:ascii="Times New Roman" w:hAnsi="Times New Roman" w:cs="Times New Roman"/>
+          <w:sz w:val="26"/>
+          <w:szCs w:val="26"/>
+        </w:rPr>
+      </w:pPr>
+      <w:r>
+        <w:rPr>
+          <w:rFonts w:ascii="Times New Roman" w:hAnsi="Times New Roman" w:cs="Times New Roman"/>
+          <w:b/>
+          <w:sz w:val="26"/>
+          <w:szCs w:val="26"/>
+        </w:rPr>
+        <w:lastRenderedPageBreak/>
+        <w:drawing>
+          <wp:inline distT="0" distB="0" distL="0" distR="0" wp14:anchorId="6DDE4B35" wp14:editId="1425ED58">
+            <wp:extent cx="5943600" cy="3192780"/>
+            <wp:effectExtent l="0" t="0" r="0" b="7620"/>
+            <wp:docPr id="39442369" name="Picture 12"/>
+            <wp:cNvGraphicFramePr>
+              <a:graphicFrameLocks xmlns:a="http://schemas.openxmlformats.org/drawingml/2006/main" noChangeAspect="1"/>
+            </wp:cNvGraphicFramePr>
+            <a:graphic xmlns:a="http://schemas.openxmlformats.org/drawingml/2006/main">
+              <a:graphicData uri="http://schemas.openxmlformats.org/drawingml/2006/picture">
+                <pic:pic xmlns:pic="http://schemas.openxmlformats.org/drawingml/2006/picture">
+                  <pic:nvPicPr>
+                    <pic:cNvPr id="0" name="Picture 11"/>
+                    <pic:cNvPicPr>
+                      <a:picLocks noChangeAspect="1" noChangeArrowheads="1"/>
+                    </pic:cNvPicPr>
+                  </pic:nvPicPr>
+                  <pic:blipFill>
+                    <a:blip r:embed="rId13">
+                      <a:extLst>
+                        <a:ext uri="{28A0092B-C50C-407E-A947-70E740481C1C}">
+                          <a14:useLocalDpi xmlns:a14="http://schemas.microsoft.com/office/drawing/2010/main" val="0"/>
+                        </a:ext>
+                      </a:extLst>
+                    </a:blip>
+                    <a:srcRect/>
+                    <a:stretch>
+                      <a:fillRect/>
+                    </a:stretch>
+                  </pic:blipFill>
+                  <pic:spPr bwMode="auto">
+                    <a:xfrm>
+                      <a:off x="0" y="0"/>
+                      <a:ext cx="5943600" cy="3192780"/>
+                    </a:xfrm>
+                    <a:prstGeom prst="rect">
+                      <a:avLst/>
+                    </a:prstGeom>
+                    <a:noFill/>
+                    <a:ln>
+                      <a:noFill/>
+                    </a:ln>
+                  </pic:spPr>
+                </pic:pic>
+              </a:graphicData>
+            </a:graphic>
+          </wp:inline>
+        </w:drawing>
+      </w:r>
+      <w:r>
+        <w:rPr>
+          <w:rFonts w:ascii="Times New Roman" w:hAnsi="Times New Roman" w:cs="Times New Roman"/>
+          <w:b/>
+          <w:sz w:val="26"/>
+          <w:szCs w:val="26"/>
+        </w:rPr>
+        <w:t xml:space="preserve">Bước 8. </w:t>
+      </w:r>
+      <w:r>
+        <w:rPr>
+          <w:rFonts w:ascii="Times New Roman" w:hAnsi="Times New Roman" w:cs="Times New Roman"/>
+          <w:sz w:val="26"/>
+          <w:szCs w:val="26"/>
+        </w:rPr>
+        <w:t>Sau khi kiểm thử xong, xóa rule ICMP tạm trên Domain Controller:</w:t>
+      </w:r>
+    </w:p>
+    <w:p>
+      <w:pPr>
+        <w:spacing w:after="0" w:line="360" w:lineRule="auto"/>
+        <w:jc w:val="both"/>
+        <w:rPr>
+          <w:rFonts w:ascii="Times New Roman" w:hAnsi="Times New Roman" w:cs="Times New Roman"/>
+          <w:sz w:val="26"/>
+          <w:szCs w:val="26"/>
+        </w:rPr>
+      </w:pPr>
+      <w:r>
+        <w:rPr>
+          <w:rFonts w:ascii="Times New Roman" w:hAnsi="Times New Roman" w:cs="Times New Roman"/>
+          <w:sz w:val="26"/>
+          <w:szCs w:val="26"/>
+        </w:rPr>
+        <w:t>netsh advfirewall firewall delete rule name="LAB-Allow-ICMPv4-Echo"</w:t>
+      </w:r>
+    </w:p>
+    <w:p>
+      <w:pPr>
+        <w:spacing w:after="0" w:line="360" w:lineRule="auto"/>
+        <w:jc w:val="both"/>
+        <w:rPr>
+          <w:rFonts w:ascii="Times New Roman" w:hAnsi="Times New Roman" w:cs="Times New Roman"/>
+          <w:sz w:val="26"/>
+          <w:szCs w:val="26"/>
+        </w:rPr>
+      </w:pPr>
+      <w:r>
+        <w:rPr>
+          <w:rFonts w:ascii="Times New Roman" w:hAnsi="Times New Roman" w:cs="Times New Roman"/>
+          <w:sz w:val="26"/>
+          <w:szCs w:val="26"/>
+        </w:rPr>
+        <w:drawing>
+          <wp:inline distT="0" distB="0" distL="0" distR="0" wp14:anchorId="03F82931" wp14:editId="42A8C898">
+            <wp:extent cx="5943600" cy="1424305"/>
+            <wp:effectExtent l="0" t="0" r="0" b="4445"/>
+            <wp:docPr id="1050206943" name="Picture 11"/>
+            <wp:cNvGraphicFramePr>
+              <a:graphicFrameLocks xmlns:a="http://schemas.openxmlformats.org/drawingml/2006/main" noChangeAspect="1"/>
+            </wp:cNvGraphicFramePr>
+            <a:graphic xmlns:a="http://schemas.openxmlformats.org/drawingml/2006/main">
+              <a:graphicData uri="http://schemas.openxmlformats.org/drawingml/2006/picture">
+                <pic:pic xmlns:pic="http://schemas.openxmlformats.org/drawingml/2006/picture">
+                  <pic:nvPicPr>
+                    <pic:cNvPr id="0" name="Picture 13"/>
+                    <pic:cNvPicPr>
+                      <a:picLocks noChangeAspect="1" noChangeArrowheads="1"/>
+                    </pic:cNvPicPr>
+                  </pic:nvPicPr>
+                  <pic:blipFill>
+                    <a:blip r:embed="rId14">
+                      <a:extLst>
+                        <a:ext uri="{28A0092B-C50C-407E-A947-70E740481C1C}">
+                          <a14:useLocalDpi xmlns:a14="http://schemas.microsoft.com/office/drawing/2010/main" val="0"/>
+                        </a:ext>
+                      </a:extLst>
+                    </a:blip>
+                    <a:srcRect/>
+                    <a:stretch>
+                      <a:fillRect/>
+                    </a:stretch>
+                  </pic:blipFill>
+                  <pic:spPr bwMode="auto">
+                    <a:xfrm>
+                      <a:off x="0" y="0"/>
+                      <a:ext cx="5943600" cy="1424305"/>
+                    </a:xfrm>
+                    <a:prstGeom prst="rect">
+                      <a:avLst/>
+                    </a:prstGeom>
+                    <a:noFill/>
+                    <a:ln>
+                      <a:noFill/>
+                    </a:ln>
+                  </pic:spPr>
+                </pic:pic>
+              </a:graphicData>
+            </a:graphic>
+          </wp:inline>
+        </w:drawing>
+      </w:r>
+    </w:p>
+    <w:p>
+      <w:pPr>
+        <w:spacing w:after="0" w:line="360" w:lineRule="auto"/>
+        <w:jc w:val="both"/>
+        <w:rPr>
+          <w:rFonts w:ascii="Times New Roman" w:hAnsi="Times New Roman" w:cs="Times New Roman"/>
+          <w:sz w:val="26"/>
+          <w:szCs w:val="26"/>
+        </w:rPr>
+      </w:pPr>
+      <w:r>
+        <w:rPr>
+          <w:rFonts w:ascii="Times New Roman" w:hAnsi="Times New Roman" w:cs="Times New Roman"/>
+          <w:sz w:val="26"/>
+          <w:szCs w:val="26"/>
+        </w:rPr>
+        <w:t>.</w:t>
       </w:r>
     </w:p>
     <w:p>
@@ -415,6 +4914,155 @@
 <file path=word/numbering.xml><?xml version="1.0" encoding="utf-8"?>
 <w:numbering xmlns:wpc="http://schemas.microsoft.com/office/word/2010/wordprocessingCanvas" xmlns:cx="http://schemas.microsoft.com/office/drawing/2014/chartex" xmlns:cx1="http://schemas.microsoft.com/office/drawing/2015/9/8/chartex" xmlns:cx2="http://schemas.microsoft.com/office/drawing/2015/10/21/chartex" xmlns:cx3="http://schemas.microsoft.com/office/drawing/2016/5/9/chartex" xmlns:cx4="http://schemas.microsoft.com/office/drawing/2016/5/10/chartex" xmlns:cx5="http://schemas.microsoft.com/office/drawing/2016/5/11/chartex" xmlns:cx6="http://schemas.microsoft.com/office/drawing/2016/5/12/chartex" xmlns:cx7="http://schemas.microsoft.com/office/drawing/2016/5/13/chartex" xmlns:cx8="http://schemas.microsoft.com/office/drawing/2016/5/14/chartex" xmlns:mc="http://schemas.openxmlformats.org/markup-compatibility/2006" xmlns:aink="http://schemas.microsoft.com/office/drawing/2016/ink" xmlns:am3d="http://schemas.microsoft.com/office/drawing/2017/model3d" xmlns:o="urn:schemas-microsoft-com:office:office" xmlns:oel="http://schemas.microsoft.com/office/2019/extlst" xmlns:r="http://schemas.openxmlformats.org/officeDocument/2006/relationships" xmlns:m="http://schemas.openxmlformats.org/officeDocument/2006/math" xmlns:v="urn:schemas-microsoft-com:vml" xmlns:wp14="http://schemas.microsoft.com/office/word/2010/wordprocessingDrawing" xmlns:wp="http://schemas.openxmlformats.org/drawingml/2006/wordprocessingDrawing" xmlns:w10="urn:schemas-microsoft-com:office:word" xmlns:w="http://schemas.openxmlformats.org/wordprocessingml/2006/main" xmlns:w14="http://schemas.microsoft.com/office/word/2010/wordml" xmlns:w15="http://schemas.microsoft.com/office/word/2012/wordml" xmlns:w16cex="http://schemas.microsoft.com/office/word/2018/wordml/cex" xmlns:w16cid="http://schemas.microsoft.com/office/word/2016/wordml/cid" xmlns:w16="http://schemas.microsoft.com/office/word/2018/wordml" xmlns:w16du="http://schemas.microsoft.com/office/word/2023/wordml/word16du" xmlns:w16sdtdh="http://schemas.microsoft.com/office/word/2020/wordml/sdtdatahash" xmlns:w16sdtfl="http://schemas.microsoft.com/office/word/2024/wordml/sdtformatlock" xmlns:w16se="http://schemas.microsoft.com/office/word/2015/wordml/symex" xmlns:wpg="http://schemas.microsoft.com/office/word/2010/wordprocessingGroup" xmlns:wpi="http://schemas.microsoft.com/office/word/2010/wordprocessingInk" xmlns:wne="http://schemas.microsoft.com/office/word/2006/wordml" xmlns:wps="http://schemas.microsoft.com/office/word/2010/wordprocessingShape" mc:Ignorable="w14 w15 w16se w16cid w16 w16cex w16sdtdh w16sdtfl w16du wp14">
   <w:abstractNum w:abstractNumId="0" w15:restartNumberingAfterBreak="0">
+    <w:nsid w:val="34294D95"/>
+    <w:multiLevelType w:val="multilevel"/>
+    <w:tmpl w:val="41A4914A"/>
+    <w:lvl w:ilvl="0">
+      <w:start w:val="1"/>
+      <w:numFmt w:val="bullet"/>
+      <w:lvlText w:val=""/>
+      <w:lvlJc w:val="left"/>
+      <w:pPr>
+        <w:tabs>
+          <w:tab w:val="num" w:pos="720"/>
+        </w:tabs>
+        <w:ind w:left="720" w:hanging="360"/>
+      </w:pPr>
+      <w:rPr>
+        <w:rFonts w:ascii="Symbol" w:hAnsi="Symbol" w:hint="default"/>
+        <w:sz w:val="20"/>
+      </w:rPr>
+    </w:lvl>
+    <w:lvl w:ilvl="1">
+      <w:start w:val="1"/>
+      <w:numFmt w:val="bullet"/>
+      <w:lvlText w:val="o"/>
+      <w:lvlJc w:val="left"/>
+      <w:pPr>
+        <w:tabs>
+          <w:tab w:val="num" w:pos="1440"/>
+        </w:tabs>
+        <w:ind w:left="1440" w:hanging="360"/>
+      </w:pPr>
+      <w:rPr>
+        <w:rFonts w:ascii="Courier New" w:hAnsi="Courier New" w:cs="Times New Roman" w:hint="default"/>
+        <w:sz w:val="20"/>
+      </w:rPr>
+    </w:lvl>
+    <w:lvl w:ilvl="2">
+      <w:start w:val="1"/>
+      <w:numFmt w:val="bullet"/>
+      <w:lvlText w:val=""/>
+      <w:lvlJc w:val="left"/>
+      <w:pPr>
+        <w:tabs>
+          <w:tab w:val="num" w:pos="2160"/>
+        </w:tabs>
+        <w:ind w:left="2160" w:hanging="360"/>
+      </w:pPr>
+      <w:rPr>
+        <w:rFonts w:ascii="Wingdings" w:hAnsi="Wingdings" w:hint="default"/>
+        <w:sz w:val="20"/>
+      </w:rPr>
+    </w:lvl>
+    <w:lvl w:ilvl="3">
+      <w:start w:val="1"/>
+      <w:numFmt w:val="bullet"/>
+      <w:lvlText w:val=""/>
+      <w:lvlJc w:val="left"/>
+      <w:pPr>
+        <w:tabs>
+          <w:tab w:val="num" w:pos="2880"/>
+        </w:tabs>
+        <w:ind w:left="2880" w:hanging="360"/>
+      </w:pPr>
+      <w:rPr>
+        <w:rFonts w:ascii="Wingdings" w:hAnsi="Wingdings" w:hint="default"/>
+        <w:sz w:val="20"/>
+      </w:rPr>
+    </w:lvl>
+    <w:lvl w:ilvl="4">
+      <w:start w:val="1"/>
+      <w:numFmt w:val="bullet"/>
+      <w:lvlText w:val=""/>
+      <w:lvlJc w:val="left"/>
+      <w:pPr>
+        <w:tabs>
+          <w:tab w:val="num" w:pos="3600"/>
+        </w:tabs>
+        <w:ind w:left="3600" w:hanging="360"/>
+      </w:pPr>
+      <w:rPr>
+        <w:rFonts w:ascii="Wingdings" w:hAnsi="Wingdings" w:hint="default"/>
+        <w:sz w:val="20"/>
+      </w:rPr>
+    </w:lvl>
+    <w:lvl w:ilvl="5">
+      <w:start w:val="1"/>
+      <w:numFmt w:val="bullet"/>
+      <w:lvlText w:val=""/>
+      <w:lvlJc w:val="left"/>
+      <w:pPr>
+        <w:tabs>
+          <w:tab w:val="num" w:pos="4320"/>
+        </w:tabs>
+        <w:ind w:left="4320" w:hanging="360"/>
+      </w:pPr>
+      <w:rPr>
+        <w:rFonts w:ascii="Wingdings" w:hAnsi="Wingdings" w:hint="default"/>
+        <w:sz w:val="20"/>
+      </w:rPr>
+    </w:lvl>
+    <w:lvl w:ilvl="6">
+      <w:start w:val="1"/>
+      <w:numFmt w:val="bullet"/>
+      <w:lvlText w:val=""/>
+      <w:lvlJc w:val="left"/>
+      <w:pPr>
+        <w:tabs>
+          <w:tab w:val="num" w:pos="5040"/>
+        </w:tabs>
+        <w:ind w:left="5040" w:hanging="360"/>
+      </w:pPr>
+      <w:rPr>
+        <w:rFonts w:ascii="Wingdings" w:hAnsi="Wingdings" w:hint="default"/>
+        <w:sz w:val="20"/>
+      </w:rPr>
+    </w:lvl>
+    <w:lvl w:ilvl="7">
+      <w:start w:val="1"/>
+      <w:numFmt w:val="bullet"/>
+      <w:lvlText w:val=""/>
+      <w:lvlJc w:val="left"/>
+      <w:pPr>
+        <w:tabs>
+          <w:tab w:val="num" w:pos="5760"/>
+        </w:tabs>
+        <w:ind w:left="5760" w:hanging="360"/>
+      </w:pPr>
+      <w:rPr>
+        <w:rFonts w:ascii="Wingdings" w:hAnsi="Wingdings" w:hint="default"/>
+        <w:sz w:val="20"/>
+      </w:rPr>
+    </w:lvl>
+    <w:lvl w:ilvl="8">
+      <w:start w:val="1"/>
+      <w:numFmt w:val="bullet"/>
+      <w:lvlText w:val=""/>
+      <w:lvlJc w:val="left"/>
+      <w:pPr>
+        <w:tabs>
+          <w:tab w:val="num" w:pos="6480"/>
+        </w:tabs>
+        <w:ind w:left="6480" w:hanging="360"/>
+      </w:pPr>
+      <w:rPr>
+        <w:rFonts w:ascii="Wingdings" w:hAnsi="Wingdings" w:hint="default"/>
+        <w:sz w:val="20"/>
+      </w:rPr>
+    </w:lvl>
+  </w:abstractNum>
+  <w:abstractNum w:abstractNumId="1" w15:restartNumberingAfterBreak="0">
     <w:nsid w:val="3CAC5437"/>
     <w:multiLevelType w:val="multilevel"/>
     <w:tmpl w:val="1DD015E0"/>
@@ -528,7 +5176,19 @@
     </w:lvl>
   </w:abstractNum>
   <w:num w:numId="1" w16cid:durableId="1363870139">
+    <w:abstractNumId w:val="1"/>
+  </w:num>
+  <w:num w:numId="2" w16cid:durableId="973681356">
     <w:abstractNumId w:val="0"/>
+    <w:lvlOverride w:ilvl="0"/>
+    <w:lvlOverride w:ilvl="1"/>
+    <w:lvlOverride w:ilvl="2"/>
+    <w:lvlOverride w:ilvl="3"/>
+    <w:lvlOverride w:ilvl="4"/>
+    <w:lvlOverride w:ilvl="5"/>
+    <w:lvlOverride w:ilvl="6"/>
+    <w:lvlOverride w:ilvl="7"/>
+    <w:lvlOverride w:ilvl="8"/>
   </w:num>
 </w:numbering>
 </file>
@@ -1136,7 +5796,6 @@
   <w:style w:type="character" w:default="1" w:styleId="DefaultParagraphFont">
     <w:name w:val="Default Paragraph Font"/>
     <w:uiPriority w:val="1"/>
-    <w:semiHidden/>
     <w:unhideWhenUsed/>
   </w:style>
   <w:style w:type="table" w:default="1" w:styleId="TableNormal">

--- a/LAB5/Lab5_CNPM2_1150080128_LyChiChuong.docx
+++ b/LAB5/Lab5_CNPM2_1150080128_LyChiChuong.docx
@@ -58,14 +58,17 @@
           <w:szCs w:val="26"/>
         </w:rPr>
       </w:pPr>
-      <w:r>
-        <w:rPr>
-          <w:rFonts w:ascii="Times New Roman" w:hAnsi="Times New Roman" w:cs="Times New Roman"/>
-          <w:sz w:val="26"/>
-          <w:szCs w:val="26"/>
-        </w:rPr>
-        <w:t>https://youtu.be/mRwX9Y2CQDI</w:t>
-      </w:r>
+      <w:hyperlink r:id="rId5" w:history="1">
+        <w:r>
+          <w:rPr>
+            <w:rStyle w:val="Hyperlink"/>
+            <w:rFonts w:ascii="Times New Roman" w:hAnsi="Times New Roman" w:cs="Times New Roman"/>
+            <w:sz w:val="26"/>
+            <w:szCs w:val="26"/>
+          </w:rPr>
+          <w:t>https://youtu.be/mRwX9Y2CQDI</w:t>
+        </w:r>
+      </w:hyperlink>
     </w:p>
     <w:p>
       <w:pPr>
@@ -1648,6 +1651,7 @@
         <w:rPr>
           <w:rFonts w:ascii="Times New Roman" w:hAnsi="Times New Roman" w:cs="Times New Roman"/>
           <w:b/>
+          <w:noProof/>
           <w:sz w:val="26"/>
           <w:szCs w:val="26"/>
         </w:rPr>
@@ -1669,7 +1673,7 @@
                     </pic:cNvPicPr>
                   </pic:nvPicPr>
                   <pic:blipFill>
-                    <a:blip r:embed="rId5">
+                    <a:blip r:embed="rId6">
                       <a:extLst>
                         <a:ext uri="{28A0092B-C50C-407E-A947-70E740481C1C}">
                           <a14:useLocalDpi xmlns:a14="http://schemas.microsoft.com/office/drawing/2010/main" val="0"/>
@@ -2154,6 +2158,7 @@
         <w:rPr>
           <w:rFonts w:ascii="Times New Roman" w:hAnsi="Times New Roman" w:cs="Times New Roman"/>
           <w:b/>
+          <w:noProof/>
           <w:sz w:val="26"/>
           <w:szCs w:val="26"/>
         </w:rPr>
@@ -2175,7 +2180,7 @@
                     </pic:cNvPicPr>
                   </pic:nvPicPr>
                   <pic:blipFill>
-                    <a:blip r:embed="rId6">
+                    <a:blip r:embed="rId7">
                       <a:extLst>
                         <a:ext uri="{28A0092B-C50C-407E-A947-70E740481C1C}">
                           <a14:useLocalDpi xmlns:a14="http://schemas.microsoft.com/office/drawing/2010/main" val="0"/>
@@ -2905,6 +2910,7 @@
         <w:rPr>
           <w:rFonts w:ascii="Times New Roman" w:hAnsi="Times New Roman" w:cs="Times New Roman"/>
           <w:b/>
+          <w:noProof/>
           <w:sz w:val="26"/>
           <w:szCs w:val="26"/>
         </w:rPr>
@@ -2926,7 +2932,7 @@
                     </pic:cNvPicPr>
                   </pic:nvPicPr>
                   <pic:blipFill>
-                    <a:blip r:embed="rId7">
+                    <a:blip r:embed="rId8">
                       <a:extLst>
                         <a:ext uri="{28A0092B-C50C-407E-A947-70E740481C1C}">
                           <a14:useLocalDpi xmlns:a14="http://schemas.microsoft.com/office/drawing/2010/main" val="0"/>
@@ -3039,6 +3045,7 @@
       <w:r>
         <w:rPr>
           <w:rFonts w:ascii="Times New Roman" w:hAnsi="Times New Roman" w:cs="Times New Roman"/>
+          <w:noProof/>
           <w:sz w:val="26"/>
           <w:szCs w:val="26"/>
           <w:lang w:val="vi-VN"/>
@@ -3061,7 +3068,7 @@
                     </pic:cNvPicPr>
                   </pic:nvPicPr>
                   <pic:blipFill>
-                    <a:blip r:embed="rId8">
+                    <a:blip r:embed="rId9">
                       <a:extLst>
                         <a:ext uri="{28A0092B-C50C-407E-A947-70E740481C1C}">
                           <a14:useLocalDpi xmlns:a14="http://schemas.microsoft.com/office/drawing/2010/main" val="0"/>
@@ -3187,6 +3194,7 @@
         <w:rPr>
           <w:rFonts w:ascii="Times New Roman" w:hAnsi="Times New Roman" w:cs="Times New Roman"/>
           <w:b/>
+          <w:noProof/>
           <w:sz w:val="26"/>
           <w:szCs w:val="26"/>
           <w:lang w:val="vi-VN"/>
@@ -3209,7 +3217,7 @@
                     </pic:cNvPicPr>
                   </pic:nvPicPr>
                   <pic:blipFill>
-                    <a:blip r:embed="rId9">
+                    <a:blip r:embed="rId10">
                       <a:extLst>
                         <a:ext uri="{28A0092B-C50C-407E-A947-70E740481C1C}">
                           <a14:useLocalDpi xmlns:a14="http://schemas.microsoft.com/office/drawing/2010/main" val="0"/>
@@ -3418,6 +3426,7 @@
       <w:r>
         <w:rPr>
           <w:rFonts w:ascii="Times New Roman" w:hAnsi="Times New Roman" w:cs="Times New Roman"/>
+          <w:noProof/>
           <w:sz w:val="26"/>
           <w:szCs w:val="26"/>
           <w:lang w:val="vi-VN"/>
@@ -3441,7 +3450,7 @@
                     </pic:cNvPicPr>
                   </pic:nvPicPr>
                   <pic:blipFill>
-                    <a:blip r:embed="rId10">
+                    <a:blip r:embed="rId11">
                       <a:extLst>
                         <a:ext uri="{28A0092B-C50C-407E-A947-70E740481C1C}">
                           <a14:useLocalDpi xmlns:a14="http://schemas.microsoft.com/office/drawing/2010/main" val="0"/>
@@ -3887,6 +3896,7 @@
           <w:rFonts w:ascii="Times New Roman" w:hAnsi="Times New Roman" w:cs="Times New Roman"/>
           <w:b/>
           <w:bCs/>
+          <w:noProof/>
           <w:sz w:val="26"/>
           <w:szCs w:val="26"/>
         </w:rPr>
@@ -3908,7 +3918,7 @@
                     </pic:cNvPicPr>
                   </pic:nvPicPr>
                   <pic:blipFill>
-                    <a:blip r:embed="rId11">
+                    <a:blip r:embed="rId12">
                       <a:extLst>
                         <a:ext uri="{28A0092B-C50C-407E-A947-70E740481C1C}">
                           <a14:useLocalDpi xmlns:a14="http://schemas.microsoft.com/office/drawing/2010/main" val="0"/>
@@ -4536,6 +4546,7 @@
         <w:rPr>
           <w:rFonts w:ascii="Times New Roman" w:hAnsi="Times New Roman" w:cs="Times New Roman"/>
           <w:b/>
+          <w:noProof/>
           <w:sz w:val="26"/>
           <w:szCs w:val="26"/>
         </w:rPr>
@@ -4557,7 +4568,7 @@
                     </pic:cNvPicPr>
                   </pic:nvPicPr>
                   <pic:blipFill>
-                    <a:blip r:embed="rId12">
+                    <a:blip r:embed="rId13">
                       <a:extLst>
                         <a:ext uri="{28A0092B-C50C-407E-A947-70E740481C1C}">
                           <a14:useLocalDpi xmlns:a14="http://schemas.microsoft.com/office/drawing/2010/main" val="0"/>
@@ -4715,6 +4726,7 @@
         <w:rPr>
           <w:rFonts w:ascii="Times New Roman" w:hAnsi="Times New Roman" w:cs="Times New Roman"/>
           <w:b/>
+          <w:noProof/>
           <w:sz w:val="26"/>
           <w:szCs w:val="26"/>
         </w:rPr>
@@ -4737,7 +4749,7 @@
                     </pic:cNvPicPr>
                   </pic:nvPicPr>
                   <pic:blipFill>
-                    <a:blip r:embed="rId13">
+                    <a:blip r:embed="rId14">
                       <a:extLst>
                         <a:ext uri="{28A0092B-C50C-407E-A947-70E740481C1C}">
                           <a14:useLocalDpi xmlns:a14="http://schemas.microsoft.com/office/drawing/2010/main" val="0"/>
@@ -4818,6 +4830,7 @@
       <w:r>
         <w:rPr>
           <w:rFonts w:ascii="Times New Roman" w:hAnsi="Times New Roman" w:cs="Times New Roman"/>
+          <w:noProof/>
           <w:sz w:val="26"/>
           <w:szCs w:val="26"/>
         </w:rPr>
@@ -4839,7 +4852,7 @@
                     </pic:cNvPicPr>
                   </pic:nvPicPr>
                   <pic:blipFill>
-                    <a:blip r:embed="rId14">
+                    <a:blip r:embed="rId15">
                       <a:extLst>
                         <a:ext uri="{28A0092B-C50C-407E-A947-70E740481C1C}">
                           <a14:useLocalDpi xmlns:a14="http://schemas.microsoft.com/office/drawing/2010/main" val="0"/>
@@ -5180,15 +5193,6 @@
   </w:num>
   <w:num w:numId="2" w16cid:durableId="973681356">
     <w:abstractNumId w:val="0"/>
-    <w:lvlOverride w:ilvl="0"/>
-    <w:lvlOverride w:ilvl="1"/>
-    <w:lvlOverride w:ilvl="2"/>
-    <w:lvlOverride w:ilvl="3"/>
-    <w:lvlOverride w:ilvl="4"/>
-    <w:lvlOverride w:ilvl="5"/>
-    <w:lvlOverride w:ilvl="6"/>
-    <w:lvlOverride w:ilvl="7"/>
-    <w:lvlOverride w:ilvl="8"/>
   </w:num>
 </w:numbering>
 </file>
@@ -5796,6 +5800,7 @@
   <w:style w:type="character" w:default="1" w:styleId="DefaultParagraphFont">
     <w:name w:val="Default Paragraph Font"/>
     <w:uiPriority w:val="1"/>
+    <w:semiHidden/>
     <w:unhideWhenUsed/>
   </w:style>
   <w:style w:type="table" w:default="1" w:styleId="TableNormal">
@@ -6128,6 +6133,29 @@
       </w:tblBorders>
     </w:tblPr>
   </w:style>
+  <w:style w:type="character" w:styleId="Hyperlink">
+    <w:name w:val="Hyperlink"/>
+    <w:basedOn w:val="DefaultParagraphFont"/>
+    <w:uiPriority w:val="99"/>
+    <w:unhideWhenUsed/>
+    <w:rsid w:val="006F4131"/>
+    <w:rPr>
+      <w:color w:val="467886" w:themeColor="hyperlink"/>
+      <w:u w:val="single"/>
+    </w:rPr>
+  </w:style>
+  <w:style w:type="character" w:styleId="UnresolvedMention">
+    <w:name w:val="Unresolved Mention"/>
+    <w:basedOn w:val="DefaultParagraphFont"/>
+    <w:uiPriority w:val="99"/>
+    <w:semiHidden/>
+    <w:unhideWhenUsed/>
+    <w:rsid w:val="006F4131"/>
+    <w:rPr>
+      <w:color w:val="605E5C"/>
+      <w:shd w:val="clear" w:color="auto" w:fill="E1DFDD"/>
+    </w:rPr>
+  </w:style>
 </w:styles>
 </file>
 
